--- a/courseware/CSCU/Workshop-04-Profiling-and-Quality/Workshop-04-Guide.docx
+++ b/courseware/CSCU/Workshop-04-Profiling-and-Quality/Workshop-04-Guide.docx
@@ -72,7 +72,7 @@
           <w:sz w:val="28"/>
           <w:szCs w:val="28"/>
         </w:rPr>
-        <w:t xml:space="preserve">Measure the data — and turn CSCU's compliance obligations into scheduled, scored business rules.</w:t>
+        <w:t xml:space="preserve">Profile CSCU's tables to generate statistics, discover keys, make the Trust Score real — and score the compliance obligations as business rules.</w:t>
       </w:r>
     </w:p>
     <w:p>
@@ -103,7 +103,7 @@
           <w:sz w:val="24"/>
           <w:szCs w:val="24"/>
         </w:rPr>
-        <w:t xml:space="preserve">Data Steward / Business Analyst</w:t>
+        <w:t xml:space="preserve">Data Steward / Data Developer</w:t>
       </w:r>
     </w:p>
     <w:p>
@@ -154,10 +154,18 @@
     </w:p>
     <w:p>
       <w:pPr>
+        <w:pStyle w:val="Heading1"/>
+      </w:pPr>
+      <w:r>
+        <w:t xml:space="preserve">Why this workshop matters</w:t>
+      </w:r>
+    </w:p>
+    <w:p>
+      <w:pPr>
         <w:spacing w:after="120"/>
       </w:pPr>
       <w:r>
-        <w:t xml:space="preserve">You profile the </w:t>
+        <w:t xml:space="preserve">In Workshop 2 the </w:t>
       </w:r>
       <w:r>
         <w:rPr>
@@ -166,36 +174,70 @@
           <w:sz w:val="20"/>
           <w:szCs w:val="20"/>
         </w:rPr>
-        <w:t xml:space="preserve">cscu_core</w:t>
-      </w:r>
-      <w:r>
-        <w:t xml:space="preserve"> tables, read what the profiler found, then turn CSCU's compliance obligations into </w:t>
+        <w:t xml:space="preserve">members</w:t>
+      </w:r>
+      <w:r>
+        <w:t xml:space="preserve"> table had a blank PK/FK column and a Trust Score of 0 / Untrusted; in Workshop 3 you linked glossary terms, but the score still rested on defaults. This workshop runs the engine that fills the operational layer. </w:t>
       </w:r>
       <w:r>
         <w:rPr>
           <w:b/>
           <w:bCs/>
         </w:rPr>
+        <w:t xml:space="preserve">Data Profiling</w:t>
+      </w:r>
+      <w:r>
+        <w:t xml:space="preserve"> reads every value once and produces statistics, data patterns, and sample values; Data Catalog's foreign-key detection looks across tables for relationships in that output; and </w:t>
+      </w:r>
+      <w:r>
+        <w:rPr>
+          <w:b/>
+          <w:bCs/>
+        </w:rPr>
+        <w:t xml:space="preserve">Calculate Trust Score</w:t>
+      </w:r>
+      <w:r>
+        <w:t xml:space="preserve"> finally has real evidence to roll up. Then you go one step beyond the profiler: </w:t>
+      </w:r>
+      <w:r>
+        <w:rPr>
+          <w:b/>
+          <w:bCs/>
+        </w:rPr>
         <w:t xml:space="preserve">Business Rules</w:t>
       </w:r>
       <w:r>
-        <w:t xml:space="preserve"> the Rules Engine scores.</w:t>
-      </w:r>
-    </w:p>
-    <w:p>
-      <w:pPr>
-        <w:pStyle w:val="Heading1"/>
-      </w:pPr>
-      <w:r>
-        <w:t xml:space="preserve">Why this workshop matters</w:t>
-      </w:r>
-    </w:p>
-    <w:p>
-      <w:pPr>
-        <w:spacing w:after="120"/>
-      </w:pPr>
-      <w:r>
-        <w:t xml:space="preserve">Profiling turns "we have a members table" into "members is 100% complete on </w:t>
+        <w:t xml:space="preserve"> turn CSCU's compliance obligations into scheduled, scored SQL — quality you can trend, not assert. After this workshop, the question </w:t>
+      </w:r>
+      <w:r>
+        <w:rPr>
+          <w:i/>
+          <w:iCs/>
+        </w:rPr>
+        <w:t xml:space="preserve">can I trust this table?</w:t>
+      </w:r>
+      <w:r>
+        <w:t xml:space="preserve"> has a defensible answer.</w:t>
+      </w:r>
+    </w:p>
+    <w:p>
+      <w:pPr>
+        <w:pBdr>
+          <w:left w:val="single" w:sz="12" w:space="8" w:color="065A82"/>
+        </w:pBdr>
+        <w:shd w:val="clear" w:color="auto" w:fill="EEF6FA"/>
+        <w:ind w:left="240" w:right="240"/>
+        <w:spacing w:before="120" w:after="160"/>
+      </w:pPr>
+      <w:r>
+        <w:rPr>
+          <w:b/>
+          <w:bCs/>
+        </w:rPr>
+        <w:t xml:space="preserve">The business problem.</w:t>
+      </w:r>
+      <w:r>
+        <w:t xml:space="preserve"> A CSCU analyst is about to build the branch-performance report on </w:t>
       </w:r>
       <w:r>
         <w:rPr>
@@ -204,10 +246,32 @@
           <w:sz w:val="20"/>
           <w:szCs w:val="20"/>
         </w:rPr>
-        <w:t xml:space="preserve">mbr_no</w:t>
-      </w:r>
-      <w:r>
-        <w:t xml:space="preserve">, 8 distinct transaction types, SSNs match the expected pattern". Business rules then turn obligations into numbers that recompute on a schedule — compliance you can trend, not assert.</w:t>
+        <w:t xml:space="preserve">transactions</w:t>
+      </w:r>
+      <w:r>
+        <w:t xml:space="preserve">. Is the data complete? Are there nulls in the amount columns? Which column is the key, and does it join cleanly to </w:t>
+      </w:r>
+      <w:r>
+        <w:rPr>
+          <w:rFonts w:ascii="Consolas" w:hAnsi="Consolas"/>
+          <w:color w:val="0A5560"/>
+          <w:sz w:val="20"/>
+          <w:szCs w:val="20"/>
+        </w:rPr>
+        <w:t xml:space="preserve">accounts</w:t>
+      </w:r>
+      <w:r>
+        <w:t xml:space="preserve">? Without profiling, these are guesses. Profiling turns them into measured facts — row counts, null counts, cardinality, and discovered keys — so the analyst builds on evidence, not hope. And two of CSCU's obligations are already broken in the data, invisibly: three opted-out members still carry live marketing emails, and six stored CVV codes violate PCI DSS outright. Part E makes both failures </w:t>
+      </w:r>
+      <w:r>
+        <w:rPr>
+          <w:i/>
+          <w:iCs/>
+        </w:rPr>
+        <w:t xml:space="preserve">measurable</w:t>
+      </w:r>
+      <w:r>
+        <w:t xml:space="preserve"> — the prerequisite for fixing them and proving the fix.</w:t>
       </w:r>
     </w:p>
     <w:p>
@@ -219,20 +283,10 @@
           <w:b/>
           <w:bCs/>
         </w:rPr>
-        <w:t xml:space="preserve">The business problem.</w:t>
-      </w:r>
-      <w:r>
-        <w:t xml:space="preserve"> Two of CSCU's obligations are already broken in the data, and nobody can see it: three opted-out members still hold live marketing emails (GDPR/CCPA exposure), and six stored CVV codes violate PCI DSS outright. This workshop makes both failures </w:t>
-      </w:r>
-      <w:r>
-        <w:rPr>
-          <w:i/>
-          <w:iCs/>
-        </w:rPr>
-        <w:t xml:space="preserve">measurable</w:t>
-      </w:r>
-      <w:r>
-        <w:t xml:space="preserve"> — the prerequisite for fixing them and proving the fix.</w:t>
+        <w:t xml:space="preserve">Profiling is a prerequisite:</w:t>
+      </w:r>
+      <w:r>
+        <w:t xml:space="preserve"> it is not an optional step. Until a table is profiled, Data Catalog flags it as Required, and Data Identification (Workshop 5) cannot run on it — so profiling comes first for every asset.</w:t>
       </w:r>
     </w:p>
     <w:p>
@@ -253,7 +307,7 @@
         <w:spacing w:after="60"/>
       </w:pPr>
       <w:r>
-        <w:t xml:space="preserve">What the profiler captures per column — completeness, cardinality, patterns — and how to read it.</w:t>
+        <w:t xml:space="preserve">How to run Data Profiling on a structured table, and why the default settings (a sample of up to 500,000 rows) suit most cases.</w:t>
       </w:r>
     </w:p>
     <w:p>
@@ -266,19 +320,7 @@
         <w:spacing w:after="60"/>
       </w:pPr>
       <w:r>
-        <w:t xml:space="preserve">How PDC business rules work: the three-column SQL contract (</w:t>
-      </w:r>
-      <w:r>
-        <w:rPr>
-          <w:rFonts w:ascii="Consolas" w:hAnsi="Consolas"/>
-          <w:color w:val="0A5560"/>
-          <w:sz w:val="20"/>
-          <w:szCs w:val="20"/>
-        </w:rPr>
-        <w:t xml:space="preserve">total_count / scopeCount / nonCompliant</w:t>
-      </w:r>
-      <w:r>
-        <w:t xml:space="preserve">) the Rules Engine scores.</w:t>
+        <w:t xml:space="preserve">What profiling produces: statistics (row count, null count, cardinality), data patterns, and sample values.</w:t>
       </w:r>
     </w:p>
     <w:p>
@@ -291,17 +333,7 @@
         <w:spacing w:after="60"/>
       </w:pPr>
       <w:r>
-        <w:t xml:space="preserve">Why the rules are authored by a </w:t>
-      </w:r>
-      <w:r>
-        <w:rPr>
-          <w:b/>
-          <w:bCs/>
-        </w:rPr>
-        <w:t xml:space="preserve">Data Developer</w:t>
-      </w:r>
-      <w:r>
-        <w:t xml:space="preserve"> (Dana) — v11's role-gating in practice.</w:t>
+        <w:t xml:space="preserve">Where the PK/FK column comes from — declared keys in the source plus Data Catalog's relationship detection — and what to do when it stays blank.</w:t>
       </w:r>
     </w:p>
     <w:p>
@@ -314,15 +346,7 @@
         <w:spacing w:after="60"/>
       </w:pPr>
       <w:r>
-        <w:t xml:space="preserve">How the flagship opt-out rule and the PCI no-stored-CVV rule report the planted violations.</w:t>
-      </w:r>
-    </w:p>
-    <w:p>
-      <w:pPr>
-        <w:pStyle w:val="Heading1"/>
-      </w:pPr>
-      <w:r>
-        <w:t xml:space="preserve">Part A — profile the tables</w:t>
+        <w:t xml:space="preserve">How Calculate Trust Score rolls up four inputs — and why the Data Quality metric needs the Pentaho Data Quality add-on.</w:t>
       </w:r>
     </w:p>
     <w:p>
@@ -330,46 +354,12 @@
         <w:pStyle w:val="ListParagraph"/>
         <w:numPr>
           <w:ilvl w:val="0"/>
-          <w:numId w:val="100"/>
+          <w:numId w:val="2"/>
         </w:numPr>
-        <w:spacing w:after="80" w:line="264" w:lineRule="auto"/>
-      </w:pPr>
-      <w:r>
-        <w:t xml:space="preserve">As </w:t>
-      </w:r>
-      <w:r>
-        <w:rPr>
-          <w:rFonts w:ascii="Consolas" w:hAnsi="Consolas"/>
-          <w:color w:val="0A5560"/>
-          <w:sz w:val="20"/>
-          <w:szCs w:val="20"/>
-        </w:rPr>
-        <w:t xml:space="preserve">elena.ramirez</w:t>
-      </w:r>
-      <w:r>
-        <w:t xml:space="preserve">: select the 11 </w:t>
-      </w:r>
-      <w:r>
-        <w:rPr>
-          <w:rFonts w:ascii="Consolas" w:hAnsi="Consolas"/>
-          <w:color w:val="0A5560"/>
-          <w:sz w:val="20"/>
-          <w:szCs w:val="20"/>
-        </w:rPr>
-        <w:t xml:space="preserve">cscu_core</w:t>
-      </w:r>
-      <w:r>
-        <w:t xml:space="preserve"> tables → </w:t>
-      </w:r>
-      <w:r>
-        <w:rPr>
-          <w:b/>
-          <w:bCs/>
-        </w:rPr>
-        <w:t xml:space="preserve">Data Profiling</w:t>
-      </w:r>
-      <w:r>
-        <w:t xml:space="preserve">.</w:t>
+        <w:spacing w:after="60"/>
+      </w:pPr>
+      <w:r>
+        <w:t xml:space="preserve">What the Profiling options do — sampling (Sample Type, Skip Recent) and the parallelism threads — and why CSCU keeps the defaults.</w:t>
       </w:r>
     </w:p>
     <w:p>
@@ -377,92 +367,12 @@
         <w:pStyle w:val="ListParagraph"/>
         <w:numPr>
           <w:ilvl w:val="0"/>
-          <w:numId w:val="100"/>
+          <w:numId w:val="2"/>
         </w:numPr>
-        <w:spacing w:after="80" w:line="264" w:lineRule="auto"/>
-      </w:pPr>
-      <w:r>
-        <w:t xml:space="preserve">When the jobs finish, review per-column statistics on </w:t>
-      </w:r>
-      <w:r>
-        <w:rPr>
-          <w:b/>
-          <w:bCs/>
-        </w:rPr>
-        <w:t xml:space="preserve">members</w:t>
-      </w:r>
-      <w:r>
-        <w:t xml:space="preserve">: completeness (every member has </w:t>
-      </w:r>
-      <w:r>
-        <w:rPr>
-          <w:rFonts w:ascii="Consolas" w:hAnsi="Consolas"/>
-          <w:color w:val="0A5560"/>
-          <w:sz w:val="20"/>
-          <w:szCs w:val="20"/>
-        </w:rPr>
-        <w:t xml:space="preserve">mbr_no</w:t>
-      </w:r>
-      <w:r>
-        <w:t xml:space="preserve">; some </w:t>
-      </w:r>
-      <w:r>
-        <w:rPr>
-          <w:rFonts w:ascii="Consolas" w:hAnsi="Consolas"/>
-          <w:color w:val="0A5560"/>
-          <w:sz w:val="20"/>
-          <w:szCs w:val="20"/>
-        </w:rPr>
-        <w:t xml:space="preserve">email</w:t>
-      </w:r>
-      <w:r>
-        <w:t xml:space="preserve"> gaps), cardinality (</w:t>
-      </w:r>
-      <w:r>
-        <w:rPr>
-          <w:rFonts w:ascii="Consolas" w:hAnsi="Consolas"/>
-          <w:color w:val="0A5560"/>
-          <w:sz w:val="20"/>
-          <w:szCs w:val="20"/>
-        </w:rPr>
-        <w:t xml:space="preserve">mbr_no</w:t>
-      </w:r>
-      <w:r>
-        <w:t xml:space="preserve"> unique; </w:t>
-      </w:r>
-      <w:r>
-        <w:rPr>
-          <w:rFonts w:ascii="Consolas" w:hAnsi="Consolas"/>
-          <w:color w:val="0A5560"/>
-          <w:sz w:val="20"/>
-          <w:szCs w:val="20"/>
-        </w:rPr>
-        <w:t xml:space="preserve">st</w:t>
-      </w:r>
-      <w:r>
-        <w:t xml:space="preserve"> low-cardinality enum), patterns (SSN, phone).</w:t>
-      </w:r>
-    </w:p>
-    <w:p>
-      <w:pPr>
-        <w:pBdr>
-          <w:top w:val="dashed" w:sz="8" w:space="6" w:color="C8A028"/>
-          <w:left w:val="dashed" w:sz="8" w:space="6" w:color="C8A028"/>
-          <w:bottom w:val="dashed" w:sz="8" w:space="6" w:color="C8A028"/>
-          <w:right w:val="dashed" w:sz="8" w:space="6" w:color="C8A028"/>
-        </w:pBdr>
-        <w:shd w:val="clear" w:color="auto" w:fill="FFF7E0"/>
-        <w:jc w:val="center"/>
-        <w:spacing w:before="120" w:after="200"/>
-        <w:ind w:left="240" w:right="240"/>
-      </w:pPr>
-      <w:r>
-        <w:rPr>
-          <w:b/>
-          <w:bCs/>
-          <w:color w:val="8A6D1A"/>
-        </w:rPr>
-        <w:t xml:space="preserve">📷  SCREENSHOT — members profile — column statistics</w:t>
+        <w:spacing w:after="60"/>
+      </w:pPr>
+      <w:r>
+        <w:t xml:space="preserve">How CSCU's documents are profiled by Data Discovery, which extracts text, flags duplicate files, and can OCR scanned PDFs.</w:t>
       </w:r>
     </w:p>
     <w:p>
@@ -470,46 +380,22 @@
         <w:pStyle w:val="ListParagraph"/>
         <w:numPr>
           <w:ilvl w:val="0"/>
-          <w:numId w:val="100"/>
+          <w:numId w:val="2"/>
         </w:numPr>
-        <w:spacing w:after="80" w:line="264" w:lineRule="auto"/>
-      </w:pPr>
-      <w:r>
-        <w:t xml:space="preserve">On </w:t>
+        <w:spacing w:after="60"/>
+      </w:pPr>
+      <w:r>
+        <w:t xml:space="preserve">How PDC Business Rules work: the three-column SQL contract the Rules Engine scores, and why in PDC v11 a </w:t>
       </w:r>
       <w:r>
         <w:rPr>
           <w:b/>
           <w:bCs/>
         </w:rPr>
-        <w:t xml:space="preserve">transactions</w:t>
-      </w:r>
-      <w:r>
-        <w:t xml:space="preserve">, check </w:t>
-      </w:r>
-      <w:r>
-        <w:rPr>
-          <w:rFonts w:ascii="Consolas" w:hAnsi="Consolas"/>
-          <w:color w:val="0A5560"/>
-          <w:sz w:val="20"/>
-          <w:szCs w:val="20"/>
-        </w:rPr>
-        <w:t xml:space="preserve">txn_amt</w:t>
-      </w:r>
-      <w:r>
-        <w:t xml:space="preserve"> min/max (negative = debits) and </w:t>
-      </w:r>
-      <w:r>
-        <w:rPr>
-          <w:rFonts w:ascii="Consolas" w:hAnsi="Consolas"/>
-          <w:color w:val="0A5560"/>
-          <w:sz w:val="20"/>
-          <w:szCs w:val="20"/>
-        </w:rPr>
-        <w:t xml:space="preserve">txn_type_cd</w:t>
-      </w:r>
-      <w:r>
-        <w:t xml:space="preserve">'s eight distinct values — that enum becomes a dictionary in Workshop 5.</w:t>
+        <w:t xml:space="preserve">Data Developer</w:t>
+      </w:r>
+      <w:r>
+        <w:t xml:space="preserve"> — not an Admin — authors them.</w:t>
       </w:r>
     </w:p>
     <w:p>
@@ -517,7 +403,7 @@
         <w:pStyle w:val="Heading1"/>
       </w:pPr>
       <w:r>
-        <w:t xml:space="preserve">Part B — business rules (the point of the workshop)</w:t>
+        <w:t xml:space="preserve">Background: what profiling produces</w:t>
       </w:r>
     </w:p>
     <w:p>
@@ -525,63 +411,7 @@
         <w:spacing w:after="120"/>
       </w:pPr>
       <w:r>
-        <w:t xml:space="preserve">Switch to </w:t>
-      </w:r>
-      <w:r>
-        <w:rPr>
-          <w:rFonts w:ascii="Consolas" w:hAnsi="Consolas"/>
-          <w:color w:val="0A5560"/>
-          <w:sz w:val="20"/>
-          <w:szCs w:val="20"/>
-        </w:rPr>
-        <w:t xml:space="preserve">dana.ortiz</w:t>
-      </w:r>
-      <w:r>
-        <w:t xml:space="preserve"> (</w:t>
-      </w:r>
-      <w:r>
-        <w:rPr>
-          <w:b/>
-          <w:bCs/>
-        </w:rPr>
-        <w:t xml:space="preserve">Data Developer</w:t>
-      </w:r>
-      <w:r>
-        <w:t xml:space="preserve"> — in PDC v11 this role owns Business Rules; notably the Admin role can view but not create them). </w:t>
-      </w:r>
-      <w:r>
-        <w:rPr>
-          <w:rFonts w:ascii="Consolas" w:hAnsi="Consolas"/>
-          <w:color w:val="0A5560"/>
-          <w:sz w:val="20"/>
-          <w:szCs w:val="20"/>
-        </w:rPr>
-        <w:t xml:space="preserve">assets/Copper-State-Credit-Union-Business-Rules.sql</w:t>
-      </w:r>
-      <w:r>
-        <w:t xml:space="preserve"> carries six ready conditions in PDC's three-column shape (</w:t>
-      </w:r>
-      <w:r>
-        <w:rPr>
-          <w:rFonts w:ascii="Consolas" w:hAnsi="Consolas"/>
-          <w:color w:val="0A5560"/>
-          <w:sz w:val="20"/>
-          <w:szCs w:val="20"/>
-        </w:rPr>
-        <w:t xml:space="preserve">total_count / scopeCount / nonCompliant</w:t>
-      </w:r>
-      <w:r>
-        <w:t xml:space="preserve">). Configure each via </w:t>
-      </w:r>
-      <w:r>
-        <w:rPr>
-          <w:b/>
-          <w:bCs/>
-        </w:rPr>
-        <w:t xml:space="preserve">Data Operations → Business Rules</w:t>
-      </w:r>
-      <w:r>
-        <w:t xml:space="preserve">:</w:t>
+        <w:t xml:space="preserve">Data Profiling examines structured data in a single pass and computes detailed properties for every column. Along the way it generates intermediate data — a Roaring Bitset, a HyperLogLog cardinality estimate, and data-pattern analysis — that downstream jobs consume. Foreign-key detection depends on it directly, working across tables to infer relationships from that output. Profiling produces a Data Quality Pre-Analysis — an estimated quality percentage in the column's profile results — which is not the same as the licensed Data Quality metric shown in Key Metrics.</w:t>
       </w:r>
     </w:p>
     <w:tbl>
@@ -625,7 +455,7 @@
                 <w:b/>
                 <w:bCs/>
               </w:rPr>
-              <w:t xml:space="preserve">Rule</w:t>
+              <w:t xml:space="preserve">Profiling produces</w:t>
             </w:r>
           </w:p>
         </w:tc>
@@ -649,7 +479,7 @@
                 <w:b/>
                 <w:bCs/>
               </w:rPr>
-              <w:t xml:space="preserve">Dimension</w:t>
+              <w:t xml:space="preserve">What it is</w:t>
             </w:r>
           </w:p>
         </w:tc>
@@ -673,7 +503,7 @@
                 <w:b/>
                 <w:bCs/>
               </w:rPr>
-              <w:t xml:space="preserve">What it protects</w:t>
+              <w:t xml:space="preserve">Where you see it</w:t>
             </w:r>
           </w:p>
         </w:tc>
@@ -694,13 +524,7 @@
               <w:spacing w:after="0"/>
             </w:pPr>
             <w:r>
-              <w:rPr>
-                <w:rFonts w:ascii="Consolas" w:hAnsi="Consolas"/>
-                <w:color w:val="0A5560"/>
-                <w:sz w:val="20"/>
-                <w:szCs w:val="20"/>
-              </w:rPr>
-              <w:t xml:space="preserve">CSCU-Marketing-OptOut-Compliance</w:t>
+              <w:t xml:space="preserve">Statistics</w:t>
             </w:r>
           </w:p>
         </w:tc>
@@ -719,7 +543,7 @@
               <w:spacing w:after="0"/>
             </w:pPr>
             <w:r>
-              <w:t xml:space="preserve">Conformity</w:t>
+              <w:t xml:space="preserve">Total row count, null count, min/max, string widths.</w:t>
             </w:r>
           </w:p>
         </w:tc>
@@ -738,14 +562,7 @@
               <w:spacing w:after="0"/>
             </w:pPr>
             <w:r>
-              <w:rPr>
-                <w:b/>
-                <w:bCs/>
-              </w:rPr>
-              <w:t xml:space="preserve">Flagship:</w:t>
-            </w:r>
-            <w:r>
-              <w:t xml:space="preserve"> opted-out members must not be contactable on marketing extracts (GDPR/CCPA)</w:t>
+              <w:t xml:space="preserve">Summary → Statistics; column details</w:t>
             </w:r>
           </w:p>
         </w:tc>
@@ -766,13 +583,7 @@
               <w:spacing w:after="0"/>
             </w:pPr>
             <w:r>
-              <w:rPr>
-                <w:rFonts w:ascii="Consolas" w:hAnsi="Consolas"/>
-                <w:color w:val="0A5560"/>
-                <w:sz w:val="20"/>
-                <w:szCs w:val="20"/>
-              </w:rPr>
-              <w:t xml:space="preserve">CSCU-PCI-No-Stored-CVV</w:t>
+              <w:t xml:space="preserve">Cardinality &amp; HLL</w:t>
             </w:r>
           </w:p>
         </w:tc>
@@ -791,7 +602,7 @@
               <w:spacing w:after="0"/>
             </w:pPr>
             <w:r>
-              <w:t xml:space="preserve">Validity</w:t>
+              <w:t xml:space="preserve">Unique-value count and a ~2%-margin estimate.</w:t>
             </w:r>
           </w:p>
         </w:tc>
@@ -810,7 +621,7 @@
               <w:spacing w:after="0"/>
             </w:pPr>
             <w:r>
-              <w:t xml:space="preserve">PCI DSS 3.2 — fails by design until the CVV purge runs</w:t>
+              <w:t xml:space="preserve">Column details (Cardinality, HLL)</w:t>
             </w:r>
           </w:p>
         </w:tc>
@@ -831,13 +642,7 @@
               <w:spacing w:after="0"/>
             </w:pPr>
             <w:r>
-              <w:rPr>
-                <w:rFonts w:ascii="Consolas" w:hAnsi="Consolas"/>
-                <w:color w:val="0A5560"/>
-                <w:sz w:val="20"/>
-                <w:szCs w:val="20"/>
-              </w:rPr>
-              <w:t xml:space="preserve">CSCU-SSN-Format-Validity</w:t>
+              <w:t xml:space="preserve">Data patterns</w:t>
             </w:r>
           </w:p>
         </w:tc>
@@ -856,7 +661,7 @@
               <w:spacing w:after="0"/>
             </w:pPr>
             <w:r>
-              <w:t xml:space="preserve">Conformity</w:t>
+              <w:t xml:space="preserve">The most frequent value patterns, with RegEx suggestions.</w:t>
             </w:r>
           </w:p>
         </w:tc>
@@ -875,7 +680,7 @@
               <w:spacing w:after="0"/>
             </w:pPr>
             <w:r>
-              <w:t xml:space="preserve">NNN-NN-NNNN</w:t>
+              <w:t xml:space="preserve">Summary → Data Patterns</w:t>
             </w:r>
           </w:p>
         </w:tc>
@@ -896,13 +701,7 @@
               <w:spacing w:after="0"/>
             </w:pPr>
             <w:r>
-              <w:rPr>
-                <w:rFonts w:ascii="Consolas" w:hAnsi="Consolas"/>
-                <w:color w:val="0A5560"/>
-                <w:sz w:val="20"/>
-                <w:szCs w:val="20"/>
-              </w:rPr>
-              <w:t xml:space="preserve">CSCU-Available-Not-Above-Ledger</w:t>
+              <w:t xml:space="preserve">Sample values</w:t>
             </w:r>
           </w:p>
         </w:tc>
@@ -921,7 +720,7 @@
               <w:spacing w:after="0"/>
             </w:pPr>
             <w:r>
-              <w:t xml:space="preserve">Consistency</w:t>
+              <w:t xml:space="preserve">A controlled sample of values per column.</w:t>
             </w:r>
           </w:p>
         </w:tc>
@@ -940,7 +739,7 @@
               <w:spacing w:after="0"/>
             </w:pPr>
             <w:r>
-              <w:t xml:space="preserve">available ≤ ledger balance</w:t>
+              <w:t xml:space="preserve">Details → Sample Data (Raw / Aggregated)</w:t>
             </w:r>
           </w:p>
         </w:tc>
@@ -961,13 +760,7 @@
               <w:spacing w:after="0"/>
             </w:pPr>
             <w:r>
-              <w:rPr>
-                <w:rFonts w:ascii="Consolas" w:hAnsi="Consolas"/>
-                <w:color w:val="0A5560"/>
-                <w:sz w:val="20"/>
-                <w:szCs w:val="20"/>
-              </w:rPr>
-              <w:t xml:space="preserve">CSCU-APR-Within-Program-Limits</w:t>
+              <w:t xml:space="preserve">Intermediate data</w:t>
             </w:r>
           </w:p>
         </w:tc>
@@ -986,7 +779,7 @@
               <w:spacing w:after="0"/>
             </w:pPr>
             <w:r>
-              <w:t xml:space="preserve">Validity</w:t>
+              <w:t xml:space="preserve">Bitset, HLL, and pattern analysis that foreign-key detection consumes.</w:t>
             </w:r>
           </w:p>
         </w:tc>
@@ -1005,72 +798,7 @@
               <w:spacing w:after="0"/>
             </w:pPr>
             <w:r>
-              <w:t xml:space="preserve">0 &lt; APR ≤ 36% (Reg Z sanity)</w:t>
-            </w:r>
-          </w:p>
-        </w:tc>
-      </w:tr>
-      <w:tr>
-        <w:tc>
-          <w:tcPr>
-            <w:tcW w:w="2500" w:type="dxa"/>
-            <w:tcMar>
-              <w:top w:w="120" w:type="dxa"/>
-              <w:left w:w="180" w:type="dxa"/>
-              <w:bottom w:w="120" w:type="dxa"/>
-              <w:right w:w="180" w:type="dxa"/>
-            </w:tcMar>
-          </w:tcPr>
-          <w:p>
-            <w:pPr>
-              <w:spacing w:after="0"/>
-            </w:pPr>
-            <w:r>
-              <w:rPr>
-                <w:rFonts w:ascii="Consolas" w:hAnsi="Consolas"/>
-                <w:color w:val="0A5560"/>
-                <w:sz w:val="20"/>
-                <w:szCs w:val="20"/>
-              </w:rPr>
-              <w:t xml:space="preserve">CSCU-ACH-Routing-Number-Format</w:t>
-            </w:r>
-          </w:p>
-        </w:tc>
-        <w:tc>
-          <w:tcPr>
-            <w:tcW w:w="3430" w:type="dxa"/>
-            <w:tcMar>
-              <w:top w:w="120" w:type="dxa"/>
-              <w:left w:w="180" w:type="dxa"/>
-              <w:bottom w:w="120" w:type="dxa"/>
-              <w:right w:w="180" w:type="dxa"/>
-            </w:tcMar>
-          </w:tcPr>
-          <w:p>
-            <w:pPr>
-              <w:spacing w:after="0"/>
-            </w:pPr>
-            <w:r>
-              <w:t xml:space="preserve">Conformity</w:t>
-            </w:r>
-          </w:p>
-        </w:tc>
-        <w:tc>
-          <w:tcPr>
-            <w:tcW w:w="3430" w:type="dxa"/>
-            <w:tcMar>
-              <w:top w:w="120" w:type="dxa"/>
-              <w:left w:w="180" w:type="dxa"/>
-              <w:bottom w:w="120" w:type="dxa"/>
-              <w:right w:w="180" w:type="dxa"/>
-            </w:tcMar>
-          </w:tcPr>
-          <w:p>
-            <w:pPr>
-              <w:spacing w:after="0"/>
-            </w:pPr>
-            <w:r>
-              <w:t xml:space="preserve">nine-digit ABA numbers</w:t>
+              <w:t xml:space="preserve">Not shown directly; enables PK/FK</w:t>
             </w:r>
           </w:p>
         </w:tc>
@@ -1080,34 +808,6 @@
       <w:pPr>
         <w:spacing w:after="120"/>
       </w:pPr>
-    </w:p>
-    <w:p>
-      <w:pPr>
-        <w:spacing w:after="120"/>
-      </w:pPr>
-      <w:r>
-        <w:t xml:space="preserve">For each: </w:t>
-      </w:r>
-      <w:r>
-        <w:rPr>
-          <w:b/>
-          <w:bCs/>
-        </w:rPr>
-        <w:t xml:space="preserve">Add Business Rule</w:t>
-      </w:r>
-      <w:r>
-        <w:t xml:space="preserve"> → name → </w:t>
-      </w:r>
-      <w:r>
-        <w:rPr>
-          <w:b/>
-          <w:bCs/>
-        </w:rPr>
-        <w:t xml:space="preserve">Configure</w:t>
-      </w:r>
-      <w:r>
-        <w:t xml:space="preserve"> → type + dimension → schedule → paste the SQL → run.</w:t>
-      </w:r>
     </w:p>
     <w:p>
       <w:pPr>
@@ -1128,7 +828,15 @@
           <w:bCs/>
           <w:color w:val="8A6D1A"/>
         </w:rPr>
-        <w:t xml:space="preserve">📷  SCREENSHOT — Business Rule configuration — flagship rule SQL</w:t>
+        <w:t xml:space="preserve">📷  SCREENSHOT — One profiling pass — statistics, cardinality, patterns, samples</w:t>
+      </w:r>
+    </w:p>
+    <w:p>
+      <w:pPr>
+        <w:pStyle w:val="Heading2"/>
+      </w:pPr>
+      <w:r>
+        <w:t xml:space="preserve">The Trust Score, now with evidence</w:t>
       </w:r>
     </w:p>
     <w:p>
@@ -1136,50 +844,344 @@
         <w:spacing w:after="120"/>
       </w:pPr>
       <w:r>
-        <w:t xml:space="preserve">Review results: the flagship rule reports </w:t>
-      </w:r>
-      <w:r>
-        <w:rPr>
-          <w:b/>
-          <w:bCs/>
-        </w:rPr>
-        <w:t xml:space="preserve">3 in scope</w:t>
-      </w:r>
-      <w:r>
-        <w:t xml:space="preserve"> (opted-out members) and </w:t>
-      </w:r>
-      <w:r>
-        <w:rPr>
-          <w:b/>
-          <w:bCs/>
-        </w:rPr>
-        <w:t xml:space="preserve">3 non-compliant</w:t>
-      </w:r>
-      <w:r>
-        <w:t xml:space="preserve"> (all still have live emails) — exactly the gap the marketing extract must handle. </w:t>
-      </w:r>
-      <w:r>
-        <w:rPr>
-          <w:rFonts w:ascii="Consolas" w:hAnsi="Consolas"/>
-          <w:color w:val="0A5560"/>
-          <w:sz w:val="20"/>
-          <w:szCs w:val="20"/>
-        </w:rPr>
-        <w:t xml:space="preserve">CSCU-PCI-No-Stored-CVV</w:t>
-      </w:r>
-      <w:r>
-        <w:t xml:space="preserve"> reports </w:t>
-      </w:r>
-      <w:r>
-        <w:rPr>
-          <w:b/>
-          <w:bCs/>
-        </w:rPr>
-        <w:t xml:space="preserve">6/6 non-compliant</w:t>
-      </w:r>
-      <w:r>
-        <w:t xml:space="preserve">: the planted violation, now measured.</w:t>
-      </w:r>
+        <w:t xml:space="preserve">Trust Score is still the roll-up of four inputs you met in Workshops 2 and 3 — Data Quality, User Ratings, Data Lineage, and whether a Glossary Term is assigned. Workshop 3 satisfied the glossary-term input. Profiling now makes the rest meaningful, and once the Pentaho Data Quality add-on and its Data Quality Loader are in place, the Data Quality component reports across completeness, accuracy, validity, uniqueness, and consistency.</w:t>
+      </w:r>
+    </w:p>
+    <w:tbl>
+      <w:tblPr>
+        <w:tblW w:w="9360" w:type="dxa"/>
+        <w:tblBorders>
+          <w:top w:val="single" w:sz="4" w:space="0" w:color="C9DEE8"/>
+          <w:left w:val="single" w:sz="4" w:space="0" w:color="C9DEE8"/>
+          <w:bottom w:val="single" w:sz="4" w:space="0" w:color="C9DEE8"/>
+          <w:right w:val="single" w:sz="4" w:space="0" w:color="C9DEE8"/>
+          <w:insideH w:val="single" w:sz="4" w:space="0" w:color="C9DEE8"/>
+          <w:insideV w:val="single" w:sz="4" w:space="0" w:color="C9DEE8"/>
+        </w:tblBorders>
+      </w:tblPr>
+      <w:tblGrid>
+        <w:gridCol w:w="2500"/>
+        <w:gridCol w:w="3430"/>
+        <w:gridCol w:w="3430"/>
+      </w:tblGrid>
+      <w:tr>
+        <w:tc>
+          <w:tcPr>
+            <w:tcW w:w="2500" w:type="dxa"/>
+            <w:shd w:val="clear" w:color="auto" w:fill="EEF6FA"/>
+            <w:tcBorders>
+              <w:left w:val="single" w:sz="12" w:space="0" w:color="065A82"/>
+            </w:tcBorders>
+            <w:tcMar>
+              <w:top w:w="120" w:type="dxa"/>
+              <w:left w:w="180" w:type="dxa"/>
+              <w:bottom w:w="120" w:type="dxa"/>
+              <w:right w:w="180" w:type="dxa"/>
+            </w:tcMar>
+          </w:tcPr>
+          <w:p>
+            <w:pPr>
+              <w:spacing w:after="0"/>
+            </w:pPr>
+            <w:r>
+              <w:rPr>
+                <w:b/>
+                <w:bCs/>
+              </w:rPr>
+              <w:t xml:space="preserve">Trust Score input</w:t>
+            </w:r>
+          </w:p>
+        </w:tc>
+        <w:tc>
+          <w:tcPr>
+            <w:tcW w:w="3430" w:type="dxa"/>
+            <w:shd w:val="clear" w:color="auto" w:fill="EEF6FA"/>
+            <w:tcMar>
+              <w:top w:w="120" w:type="dxa"/>
+              <w:left w:w="180" w:type="dxa"/>
+              <w:bottom w:w="120" w:type="dxa"/>
+              <w:right w:w="180" w:type="dxa"/>
+            </w:tcMar>
+          </w:tcPr>
+          <w:p>
+            <w:pPr>
+              <w:spacing w:after="0"/>
+            </w:pPr>
+            <w:r>
+              <w:rPr>
+                <w:b/>
+                <w:bCs/>
+              </w:rPr>
+              <w:t xml:space="preserve">Filled by</w:t>
+            </w:r>
+          </w:p>
+        </w:tc>
+        <w:tc>
+          <w:tcPr>
+            <w:tcW w:w="3430" w:type="dxa"/>
+            <w:shd w:val="clear" w:color="auto" w:fill="EEF6FA"/>
+            <w:tcMar>
+              <w:top w:w="120" w:type="dxa"/>
+              <w:left w:w="180" w:type="dxa"/>
+              <w:bottom w:w="120" w:type="dxa"/>
+              <w:right w:w="180" w:type="dxa"/>
+            </w:tcMar>
+          </w:tcPr>
+          <w:p>
+            <w:pPr>
+              <w:spacing w:after="0"/>
+            </w:pPr>
+            <w:r>
+              <w:rPr>
+                <w:b/>
+                <w:bCs/>
+              </w:rPr>
+              <w:t xml:space="preserve">In this course</w:t>
+            </w:r>
+          </w:p>
+        </w:tc>
+      </w:tr>
+      <w:tr>
+        <w:tc>
+          <w:tcPr>
+            <w:tcW w:w="2500" w:type="dxa"/>
+            <w:tcMar>
+              <w:top w:w="120" w:type="dxa"/>
+              <w:left w:w="180" w:type="dxa"/>
+              <w:bottom w:w="120" w:type="dxa"/>
+              <w:right w:w="180" w:type="dxa"/>
+            </w:tcMar>
+          </w:tcPr>
+          <w:p>
+            <w:pPr>
+              <w:spacing w:after="0"/>
+            </w:pPr>
+            <w:r>
+              <w:t xml:space="preserve">Data Quality</w:t>
+            </w:r>
+          </w:p>
+        </w:tc>
+        <w:tc>
+          <w:tcPr>
+            <w:tcW w:w="3430" w:type="dxa"/>
+            <w:tcMar>
+              <w:top w:w="120" w:type="dxa"/>
+              <w:left w:w="180" w:type="dxa"/>
+              <w:bottom w:w="120" w:type="dxa"/>
+              <w:right w:w="180" w:type="dxa"/>
+            </w:tcMar>
+          </w:tcPr>
+          <w:p>
+            <w:pPr>
+              <w:spacing w:after="0"/>
+            </w:pPr>
+            <w:r>
+              <w:t xml:space="preserve">Pentaho Data Quality add-on + Data Quality Loader, over profiled data.</w:t>
+            </w:r>
+          </w:p>
+        </w:tc>
+        <w:tc>
+          <w:tcPr>
+            <w:tcW w:w="3430" w:type="dxa"/>
+            <w:tcMar>
+              <w:top w:w="120" w:type="dxa"/>
+              <w:left w:w="180" w:type="dxa"/>
+              <w:bottom w:w="120" w:type="dxa"/>
+              <w:right w:w="180" w:type="dxa"/>
+            </w:tcMar>
+          </w:tcPr>
+          <w:p>
+            <w:pPr>
+              <w:spacing w:after="0"/>
+            </w:pPr>
+            <w:r>
+              <w:t xml:space="preserve">Workshop 4 (licensed)</w:t>
+            </w:r>
+          </w:p>
+        </w:tc>
+      </w:tr>
+      <w:tr>
+        <w:tc>
+          <w:tcPr>
+            <w:tcW w:w="2500" w:type="dxa"/>
+            <w:tcMar>
+              <w:top w:w="120" w:type="dxa"/>
+              <w:left w:w="180" w:type="dxa"/>
+              <w:bottom w:w="120" w:type="dxa"/>
+              <w:right w:w="180" w:type="dxa"/>
+            </w:tcMar>
+          </w:tcPr>
+          <w:p>
+            <w:pPr>
+              <w:spacing w:after="0"/>
+            </w:pPr>
+            <w:r>
+              <w:t xml:space="preserve">User Ratings</w:t>
+            </w:r>
+          </w:p>
+        </w:tc>
+        <w:tc>
+          <w:tcPr>
+            <w:tcW w:w="3430" w:type="dxa"/>
+            <w:tcMar>
+              <w:top w:w="120" w:type="dxa"/>
+              <w:left w:w="180" w:type="dxa"/>
+              <w:bottom w:w="120" w:type="dxa"/>
+              <w:right w:w="180" w:type="dxa"/>
+            </w:tcMar>
+          </w:tcPr>
+          <w:p>
+            <w:pPr>
+              <w:spacing w:after="0"/>
+            </w:pPr>
+            <w:r>
+              <w:t xml:space="preserve">Analysts rating the asset 1–5 stars.</w:t>
+            </w:r>
+          </w:p>
+        </w:tc>
+        <w:tc>
+          <w:tcPr>
+            <w:tcW w:w="3430" w:type="dxa"/>
+            <w:tcMar>
+              <w:top w:w="120" w:type="dxa"/>
+              <w:left w:w="180" w:type="dxa"/>
+              <w:bottom w:w="120" w:type="dxa"/>
+              <w:right w:w="180" w:type="dxa"/>
+            </w:tcMar>
+          </w:tcPr>
+          <w:p>
+            <w:pPr>
+              <w:spacing w:after="0"/>
+            </w:pPr>
+            <w:r>
+              <w:t xml:space="preserve">Any time</w:t>
+            </w:r>
+          </w:p>
+        </w:tc>
+      </w:tr>
+      <w:tr>
+        <w:tc>
+          <w:tcPr>
+            <w:tcW w:w="2500" w:type="dxa"/>
+            <w:tcMar>
+              <w:top w:w="120" w:type="dxa"/>
+              <w:left w:w="180" w:type="dxa"/>
+              <w:bottom w:w="120" w:type="dxa"/>
+              <w:right w:w="180" w:type="dxa"/>
+            </w:tcMar>
+          </w:tcPr>
+          <w:p>
+            <w:pPr>
+              <w:spacing w:after="0"/>
+            </w:pPr>
+            <w:r>
+              <w:t xml:space="preserve">Data Lineage</w:t>
+            </w:r>
+          </w:p>
+        </w:tc>
+        <w:tc>
+          <w:tcPr>
+            <w:tcW w:w="3430" w:type="dxa"/>
+            <w:tcMar>
+              <w:top w:w="120" w:type="dxa"/>
+              <w:left w:w="180" w:type="dxa"/>
+              <w:bottom w:w="120" w:type="dxa"/>
+              <w:right w:w="180" w:type="dxa"/>
+            </w:tcMar>
+          </w:tcPr>
+          <w:p>
+            <w:pPr>
+              <w:spacing w:after="0"/>
+            </w:pPr>
+            <w:r>
+              <w:t xml:space="preserve">Reviewing and verifying the asset's lineage.</w:t>
+            </w:r>
+          </w:p>
+        </w:tc>
+        <w:tc>
+          <w:tcPr>
+            <w:tcW w:w="3430" w:type="dxa"/>
+            <w:tcMar>
+              <w:top w:w="120" w:type="dxa"/>
+              <w:left w:w="180" w:type="dxa"/>
+              <w:bottom w:w="120" w:type="dxa"/>
+              <w:right w:w="180" w:type="dxa"/>
+            </w:tcMar>
+          </w:tcPr>
+          <w:p>
+            <w:pPr>
+              <w:spacing w:after="0"/>
+            </w:pPr>
+            <w:r>
+              <w:t xml:space="preserve">Set Verified manually in Part C</w:t>
+            </w:r>
+          </w:p>
+        </w:tc>
+      </w:tr>
+      <w:tr>
+        <w:tc>
+          <w:tcPr>
+            <w:tcW w:w="2500" w:type="dxa"/>
+            <w:tcMar>
+              <w:top w:w="120" w:type="dxa"/>
+              <w:left w:w="180" w:type="dxa"/>
+              <w:bottom w:w="120" w:type="dxa"/>
+              <w:right w:w="180" w:type="dxa"/>
+            </w:tcMar>
+          </w:tcPr>
+          <w:p>
+            <w:pPr>
+              <w:spacing w:after="0"/>
+            </w:pPr>
+            <w:r>
+              <w:t xml:space="preserve">Glossary Term</w:t>
+            </w:r>
+          </w:p>
+        </w:tc>
+        <w:tc>
+          <w:tcPr>
+            <w:tcW w:w="3430" w:type="dxa"/>
+            <w:tcMar>
+              <w:top w:w="120" w:type="dxa"/>
+              <w:left w:w="180" w:type="dxa"/>
+              <w:bottom w:w="120" w:type="dxa"/>
+              <w:right w:w="180" w:type="dxa"/>
+            </w:tcMar>
+          </w:tcPr>
+          <w:p>
+            <w:pPr>
+              <w:spacing w:after="0"/>
+            </w:pPr>
+            <w:r>
+              <w:t xml:space="preserve">Linking a business term to the asset.</w:t>
+            </w:r>
+          </w:p>
+        </w:tc>
+        <w:tc>
+          <w:tcPr>
+            <w:tcW w:w="3430" w:type="dxa"/>
+            <w:tcMar>
+              <w:top w:w="120" w:type="dxa"/>
+              <w:left w:w="180" w:type="dxa"/>
+              <w:bottom w:w="120" w:type="dxa"/>
+              <w:right w:w="180" w:type="dxa"/>
+            </w:tcMar>
+          </w:tcPr>
+          <w:p>
+            <w:pPr>
+              <w:spacing w:after="0"/>
+            </w:pPr>
+            <w:r>
+              <w:t xml:space="preserve">Workshop 3 (done)</w:t>
+            </w:r>
+          </w:p>
+        </w:tc>
+      </w:tr>
+    </w:tbl>
+    <w:p>
+      <w:pPr>
+        <w:spacing w:after="120"/>
+      </w:pPr>
     </w:p>
     <w:p>
       <w:pPr>
@@ -1200,7 +1202,7 @@
           <w:bCs/>
           <w:color w:val="8A6D1A"/>
         </w:rPr>
-        <w:t xml:space="preserve">📷  SCREENSHOT — Business Rules dashboard — pass/fail statuses</w:t>
+        <w:t xml:space="preserve">📷  SCREENSHOT — Key Metrics — four inputs rolled up on a table</w:t>
       </w:r>
     </w:p>
     <w:p>
@@ -1208,7 +1210,15 @@
         <w:pStyle w:val="Heading1"/>
       </w:pPr>
       <w:r>
-        <w:t xml:space="preserve">Checkpoint</w:t>
+        <w:t xml:space="preserve">Before you begin</w:t>
+      </w:r>
+    </w:p>
+    <w:p>
+      <w:pPr>
+        <w:pStyle w:val="Heading2"/>
+      </w:pPr>
+      <w:r>
+        <w:t xml:space="preserve">Prerequisites</w:t>
       </w:r>
     </w:p>
     <w:p>
@@ -1221,7 +1231,7 @@
         <w:spacing w:after="60"/>
       </w:pPr>
       <w:r>
-        <w:t xml:space="preserve">☐  All 11 tables profiled</w:t>
+        <w:t xml:space="preserve">Workshops 1–3 complete — sources connected, metadata read, and the glossary linked.</w:t>
       </w:r>
     </w:p>
     <w:p>
@@ -1234,7 +1244,49 @@
         <w:spacing w:after="60"/>
       </w:pPr>
       <w:r>
-        <w:t xml:space="preserve">☐  Six business rules configured and evaluated</w:t>
+        <w:t xml:space="preserve">Two logins from the CSCU cast: </w:t>
+      </w:r>
+      <w:r>
+        <w:rPr>
+          <w:rFonts w:ascii="Consolas" w:hAnsi="Consolas"/>
+          <w:color w:val="0A5560"/>
+          <w:sz w:val="20"/>
+          <w:szCs w:val="20"/>
+        </w:rPr>
+        <w:t xml:space="preserve">elena.ramirez</w:t>
+      </w:r>
+      <w:r>
+        <w:t xml:space="preserve"> (Data Steward) runs the profiling and Trust Score parts, and </w:t>
+      </w:r>
+      <w:r>
+        <w:rPr>
+          <w:rFonts w:ascii="Consolas" w:hAnsi="Consolas"/>
+          <w:color w:val="0A5560"/>
+          <w:sz w:val="20"/>
+          <w:szCs w:val="20"/>
+        </w:rPr>
+        <w:t xml:space="preserve">dana.ortiz</w:t>
+      </w:r>
+      <w:r>
+        <w:t xml:space="preserve"> (</w:t>
+      </w:r>
+      <w:r>
+        <w:rPr>
+          <w:b/>
+          <w:bCs/>
+        </w:rPr>
+        <w:t xml:space="preserve">Data Developer</w:t>
+      </w:r>
+      <w:r>
+        <w:t xml:space="preserve">) authors the business rules in Part E — in PDC v11 that role owns Business Rules, and notably the Admin role can view but not create them.</w:t>
+      </w:r>
+    </w:p>
+    <w:p>
+      <w:pPr>
+        <w:pStyle w:val="Heading2"/>
+      </w:pPr>
+      <w:r>
+        <w:t xml:space="preserve">Assets used in this workshop</w:t>
       </w:r>
     </w:p>
     <w:p>
@@ -1247,7 +1299,4391 @@
         <w:spacing w:after="60"/>
       </w:pPr>
       <w:r>
-        <w:t xml:space="preserve">☐  Flagship + PCI rules show the expected failures (and you can say why)</w:t>
+        <w:t xml:space="preserve">The </w:t>
+      </w:r>
+      <w:r>
+        <w:rPr>
+          <w:rFonts w:ascii="Consolas" w:hAnsi="Consolas"/>
+          <w:color w:val="0A5560"/>
+          <w:sz w:val="20"/>
+          <w:szCs w:val="20"/>
+        </w:rPr>
+        <w:t xml:space="preserve">members</w:t>
+      </w:r>
+      <w:r>
+        <w:t xml:space="preserve">, </w:t>
+      </w:r>
+      <w:r>
+        <w:rPr>
+          <w:rFonts w:ascii="Consolas" w:hAnsi="Consolas"/>
+          <w:color w:val="0A5560"/>
+          <w:sz w:val="20"/>
+          <w:szCs w:val="20"/>
+        </w:rPr>
+        <w:t xml:space="preserve">transactions</w:t>
+      </w:r>
+      <w:r>
+        <w:t xml:space="preserve">, and </w:t>
+      </w:r>
+      <w:r>
+        <w:rPr>
+          <w:rFonts w:ascii="Consolas" w:hAnsi="Consolas"/>
+          <w:color w:val="0A5560"/>
+          <w:sz w:val="20"/>
+          <w:szCs w:val="20"/>
+        </w:rPr>
+        <w:t xml:space="preserve">accounts</w:t>
+      </w:r>
+      <w:r>
+        <w:t xml:space="preserve"> tables in </w:t>
+      </w:r>
+      <w:r>
+        <w:rPr>
+          <w:rFonts w:ascii="Consolas" w:hAnsi="Consolas"/>
+          <w:color w:val="0A5560"/>
+          <w:sz w:val="20"/>
+          <w:szCs w:val="20"/>
+        </w:rPr>
+        <w:t xml:space="preserve">cscu_core</w:t>
+      </w:r>
+      <w:r>
+        <w:t xml:space="preserve"> — the worked examples (you then profile all eleven tables).</w:t>
+      </w:r>
+    </w:p>
+    <w:p>
+      <w:pPr>
+        <w:pStyle w:val="ListParagraph"/>
+        <w:numPr>
+          <w:ilvl w:val="0"/>
+          <w:numId w:val="2"/>
+        </w:numPr>
+        <w:spacing w:after="60"/>
+      </w:pPr>
+      <w:r>
+        <w:t xml:space="preserve">The compliance PDFs in the </w:t>
+      </w:r>
+      <w:r>
+        <w:rPr>
+          <w:rFonts w:ascii="Consolas" w:hAnsi="Consolas"/>
+          <w:color w:val="0A5560"/>
+          <w:sz w:val="20"/>
+          <w:szCs w:val="20"/>
+        </w:rPr>
+        <w:t xml:space="preserve">cscu-documents</w:t>
+      </w:r>
+      <w:r>
+        <w:t xml:space="preserve"> store — the SAR filing summary, the NCUA exam response, the BSA/AML independent test, and the PCI DSS attestation — profiled in Part D via Data Discovery.</w:t>
+      </w:r>
+    </w:p>
+    <w:p>
+      <w:pPr>
+        <w:pStyle w:val="ListParagraph"/>
+        <w:numPr>
+          <w:ilvl w:val="0"/>
+          <w:numId w:val="2"/>
+        </w:numPr>
+        <w:spacing w:after="60"/>
+      </w:pPr>
+      <w:r>
+        <w:rPr>
+          <w:rFonts w:ascii="Consolas" w:hAnsi="Consolas"/>
+          <w:color w:val="0A5560"/>
+          <w:sz w:val="20"/>
+          <w:szCs w:val="20"/>
+        </w:rPr>
+        <w:t xml:space="preserve">assets/Copper-State-Credit-Union-Business-Rules.sql</w:t>
+      </w:r>
+      <w:r>
+        <w:t xml:space="preserve"> — six ready conditions in PDC's three-column shape for Part E.</w:t>
+      </w:r>
+    </w:p>
+    <w:p>
+      <w:pPr>
+        <w:pStyle w:val="ListParagraph"/>
+        <w:numPr>
+          <w:ilvl w:val="0"/>
+          <w:numId w:val="2"/>
+        </w:numPr>
+        <w:spacing w:after="60"/>
+      </w:pPr>
+      <w:r>
+        <w:t xml:space="preserve">The Workshop 3 glossary terms already linked to </w:t>
+      </w:r>
+      <w:r>
+        <w:rPr>
+          <w:rFonts w:ascii="Consolas" w:hAnsi="Consolas"/>
+          <w:color w:val="0A5560"/>
+          <w:sz w:val="20"/>
+          <w:szCs w:val="20"/>
+        </w:rPr>
+        <w:t xml:space="preserve">members</w:t>
+      </w:r>
+      <w:r>
+        <w:t xml:space="preserve"> (so the glossary-term Trust Score input is satisfied).</w:t>
+      </w:r>
+    </w:p>
+    <w:p>
+      <w:pPr>
+        <w:pStyle w:val="Heading1"/>
+      </w:pPr>
+      <w:r>
+        <w:t xml:space="preserve">Step-by-step</w:t>
+      </w:r>
+    </w:p>
+    <w:p>
+      <w:pPr>
+        <w:pStyle w:val="Heading2"/>
+      </w:pPr>
+      <w:r>
+        <w:t xml:space="preserve">Part A — Run Data Profiling</w:t>
+      </w:r>
+    </w:p>
+    <w:p>
+      <w:pPr>
+        <w:spacing w:after="120"/>
+      </w:pPr>
+      <w:r>
+        <w:t xml:space="preserve">CSCU has two kinds of assets, and each is scanned its own way. Database tables — like </w:t>
+      </w:r>
+      <w:r>
+        <w:rPr>
+          <w:rFonts w:ascii="Consolas" w:hAnsi="Consolas"/>
+          <w:color w:val="0A5560"/>
+          <w:sz w:val="20"/>
+          <w:szCs w:val="20"/>
+        </w:rPr>
+        <w:t xml:space="preserve">members</w:t>
+      </w:r>
+      <w:r>
+        <w:t xml:space="preserve"> — are profiled with </w:t>
+      </w:r>
+      <w:r>
+        <w:rPr>
+          <w:b/>
+          <w:bCs/>
+        </w:rPr>
+        <w:t xml:space="preserve">Data Profiling</w:t>
+      </w:r>
+      <w:r>
+        <w:t xml:space="preserve">, the structured-data scan you run in this Part. The compliance PDFs in the </w:t>
+      </w:r>
+      <w:r>
+        <w:rPr>
+          <w:rFonts w:ascii="Consolas" w:hAnsi="Consolas"/>
+          <w:color w:val="0A5560"/>
+          <w:sz w:val="20"/>
+          <w:szCs w:val="20"/>
+        </w:rPr>
+        <w:t xml:space="preserve">cscu-documents</w:t>
+      </w:r>
+      <w:r>
+        <w:t xml:space="preserve"> store are scanned with </w:t>
+      </w:r>
+      <w:r>
+        <w:rPr>
+          <w:b/>
+          <w:bCs/>
+        </w:rPr>
+        <w:t xml:space="preserve">Data Discovery</w:t>
+      </w:r>
+      <w:r>
+        <w:t xml:space="preserve">, its unstructured counterpart, in Part D.</w:t>
+      </w:r>
+    </w:p>
+    <w:p>
+      <w:pPr>
+        <w:pStyle w:val="ListParagraph"/>
+        <w:numPr>
+          <w:ilvl w:val="0"/>
+          <w:numId w:val="100"/>
+        </w:numPr>
+        <w:spacing w:after="80" w:line="264" w:lineRule="auto"/>
+      </w:pPr>
+      <w:r>
+        <w:t xml:space="preserve">In the Data Canvas, open </w:t>
+      </w:r>
+      <w:r>
+        <w:rPr>
+          <w:rFonts w:ascii="Consolas" w:hAnsi="Consolas"/>
+          <w:color w:val="0A5560"/>
+          <w:sz w:val="20"/>
+          <w:szCs w:val="20"/>
+        </w:rPr>
+        <w:t xml:space="preserve">CopperState_Core_Banking</w:t>
+      </w:r>
+      <w:r>
+        <w:t xml:space="preserve"> and select the </w:t>
+      </w:r>
+      <w:r>
+        <w:rPr>
+          <w:rFonts w:ascii="Consolas" w:hAnsi="Consolas"/>
+          <w:color w:val="0A5560"/>
+          <w:sz w:val="20"/>
+          <w:szCs w:val="20"/>
+        </w:rPr>
+        <w:t xml:space="preserve">members</w:t>
+      </w:r>
+      <w:r>
+        <w:t xml:space="preserve"> table.</w:t>
+      </w:r>
+    </w:p>
+    <w:p>
+      <w:pPr>
+        <w:pStyle w:val="ListParagraph"/>
+        <w:numPr>
+          <w:ilvl w:val="0"/>
+          <w:numId w:val="100"/>
+        </w:numPr>
+        <w:spacing w:after="80" w:line="264" w:lineRule="auto"/>
+      </w:pPr>
+      <w:r>
+        <w:t xml:space="preserve">Open </w:t>
+      </w:r>
+      <w:r>
+        <w:rPr>
+          <w:b/>
+          <w:bCs/>
+        </w:rPr>
+        <w:t xml:space="preserve">Actions</w:t>
+      </w:r>
+      <w:r>
+        <w:t xml:space="preserve">, then </w:t>
+      </w:r>
+      <w:r>
+        <w:rPr>
+          <w:b/>
+          <w:bCs/>
+        </w:rPr>
+        <w:t xml:space="preserve">Process</w:t>
+      </w:r>
+      <w:r>
+        <w:t xml:space="preserve">, then click </w:t>
+      </w:r>
+      <w:r>
+        <w:rPr>
+          <w:b/>
+          <w:bCs/>
+        </w:rPr>
+        <w:t xml:space="preserve">Start</w:t>
+      </w:r>
+      <w:r>
+        <w:t xml:space="preserve"> on the Data Profiling card — the scan for a structured table. (The other cards on this page belong to other steps; the table below maps each one.)</w:t>
+      </w:r>
+    </w:p>
+    <w:p>
+      <w:pPr>
+        <w:pBdr>
+          <w:top w:val="dashed" w:sz="8" w:space="6" w:color="C8A028"/>
+          <w:left w:val="dashed" w:sz="8" w:space="6" w:color="C8A028"/>
+          <w:bottom w:val="dashed" w:sz="8" w:space="6" w:color="C8A028"/>
+          <w:right w:val="dashed" w:sz="8" w:space="6" w:color="C8A028"/>
+        </w:pBdr>
+        <w:shd w:val="clear" w:color="auto" w:fill="FFF7E0"/>
+        <w:jc w:val="center"/>
+        <w:spacing w:before="120" w:after="200"/>
+        <w:ind w:left="240" w:right="240"/>
+      </w:pPr>
+      <w:r>
+        <w:rPr>
+          <w:b/>
+          <w:bCs/>
+          <w:color w:val="8A6D1A"/>
+        </w:rPr>
+        <w:t xml:space="preserve">📷  SCREENSHOT — members — Data Profiling card</w:t>
+      </w:r>
+    </w:p>
+    <w:p>
+      <w:pPr>
+        <w:pStyle w:val="ListParagraph"/>
+        <w:numPr>
+          <w:ilvl w:val="0"/>
+          <w:numId w:val="100"/>
+        </w:numPr>
+        <w:spacing w:after="80" w:line="264" w:lineRule="auto"/>
+      </w:pPr>
+      <w:r>
+        <w:t xml:space="preserve">Keep the default settings. Profiling samples up to 500,000 rows, which suits CSCU's tables, and Extract Samples is on by default so you get preview values.</w:t>
+      </w:r>
+    </w:p>
+    <w:p>
+      <w:pPr>
+        <w:pBdr>
+          <w:top w:val="dashed" w:sz="8" w:space="6" w:color="C8A028"/>
+          <w:left w:val="dashed" w:sz="8" w:space="6" w:color="C8A028"/>
+          <w:bottom w:val="dashed" w:sz="8" w:space="6" w:color="C8A028"/>
+          <w:right w:val="dashed" w:sz="8" w:space="6" w:color="C8A028"/>
+        </w:pBdr>
+        <w:shd w:val="clear" w:color="auto" w:fill="FFF7E0"/>
+        <w:jc w:val="center"/>
+        <w:spacing w:before="120" w:after="200"/>
+        <w:ind w:left="240" w:right="240"/>
+      </w:pPr>
+      <w:r>
+        <w:rPr>
+          <w:b/>
+          <w:bCs/>
+          <w:color w:val="8A6D1A"/>
+        </w:rPr>
+        <w:t xml:space="preserve">📷  SCREENSHOT — Data Profiling — default settings</w:t>
+      </w:r>
+    </w:p>
+    <w:p>
+      <w:pPr>
+        <w:pStyle w:val="ListParagraph"/>
+        <w:numPr>
+          <w:ilvl w:val="0"/>
+          <w:numId w:val="100"/>
+        </w:numPr>
+        <w:spacing w:after="80" w:line="264" w:lineRule="auto"/>
+      </w:pPr>
+      <w:r>
+        <w:t xml:space="preserve">Watch the job on the Workers page until it completes, then repeat for the other ten tables — </w:t>
+      </w:r>
+      <w:r>
+        <w:rPr>
+          <w:rFonts w:ascii="Consolas" w:hAnsi="Consolas"/>
+          <w:color w:val="0A5560"/>
+          <w:sz w:val="20"/>
+          <w:szCs w:val="20"/>
+        </w:rPr>
+        <w:t xml:space="preserve">accounts</w:t>
+      </w:r>
+      <w:r>
+        <w:t xml:space="preserve">, </w:t>
+      </w:r>
+      <w:r>
+        <w:rPr>
+          <w:rFonts w:ascii="Consolas" w:hAnsi="Consolas"/>
+          <w:color w:val="0A5560"/>
+          <w:sz w:val="20"/>
+          <w:szCs w:val="20"/>
+        </w:rPr>
+        <w:t xml:space="preserve">cards</w:t>
+      </w:r>
+      <w:r>
+        <w:t xml:space="preserve">, </w:t>
+      </w:r>
+      <w:r>
+        <w:rPr>
+          <w:rFonts w:ascii="Consolas" w:hAnsi="Consolas"/>
+          <w:color w:val="0A5560"/>
+          <w:sz w:val="20"/>
+          <w:szCs w:val="20"/>
+        </w:rPr>
+        <w:t xml:space="preserve">transactions</w:t>
+      </w:r>
+      <w:r>
+        <w:t xml:space="preserve">, </w:t>
+      </w:r>
+      <w:r>
+        <w:rPr>
+          <w:rFonts w:ascii="Consolas" w:hAnsi="Consolas"/>
+          <w:color w:val="0A5560"/>
+          <w:sz w:val="20"/>
+          <w:szCs w:val="20"/>
+        </w:rPr>
+        <w:t xml:space="preserve">loans</w:t>
+      </w:r>
+      <w:r>
+        <w:t xml:space="preserve">, </w:t>
+      </w:r>
+      <w:r>
+        <w:rPr>
+          <w:rFonts w:ascii="Consolas" w:hAnsi="Consolas"/>
+          <w:color w:val="0A5560"/>
+          <w:sz w:val="20"/>
+          <w:szCs w:val="20"/>
+        </w:rPr>
+        <w:t xml:space="preserve">ach_payments</w:t>
+      </w:r>
+      <w:r>
+        <w:t xml:space="preserve">, </w:t>
+      </w:r>
+      <w:r>
+        <w:rPr>
+          <w:rFonts w:ascii="Consolas" w:hAnsi="Consolas"/>
+          <w:color w:val="0A5560"/>
+          <w:sz w:val="20"/>
+          <w:szCs w:val="20"/>
+        </w:rPr>
+        <w:t xml:space="preserve">kyc_reviews</w:t>
+      </w:r>
+      <w:r>
+        <w:t xml:space="preserve">, </w:t>
+      </w:r>
+      <w:r>
+        <w:rPr>
+          <w:rFonts w:ascii="Consolas" w:hAnsi="Consolas"/>
+          <w:color w:val="0A5560"/>
+          <w:sz w:val="20"/>
+          <w:szCs w:val="20"/>
+        </w:rPr>
+        <w:t xml:space="preserve">suspicious_activity</w:t>
+      </w:r>
+      <w:r>
+        <w:t xml:space="preserve">, </w:t>
+      </w:r>
+      <w:r>
+        <w:rPr>
+          <w:rFonts w:ascii="Consolas" w:hAnsi="Consolas"/>
+          <w:color w:val="0A5560"/>
+          <w:sz w:val="20"/>
+          <w:szCs w:val="20"/>
+        </w:rPr>
+        <w:t xml:space="preserve">gl_entries</w:t>
+      </w:r>
+      <w:r>
+        <w:t xml:space="preserve">, </w:t>
+      </w:r>
+      <w:r>
+        <w:rPr>
+          <w:rFonts w:ascii="Consolas" w:hAnsi="Consolas"/>
+          <w:color w:val="0A5560"/>
+          <w:sz w:val="20"/>
+          <w:szCs w:val="20"/>
+        </w:rPr>
+        <w:t xml:space="preserve">branches</w:t>
+      </w:r>
+      <w:r>
+        <w:t xml:space="preserve">, and </w:t>
+      </w:r>
+      <w:r>
+        <w:rPr>
+          <w:rFonts w:ascii="Consolas" w:hAnsi="Consolas"/>
+          <w:color w:val="0A5560"/>
+          <w:sz w:val="20"/>
+          <w:szCs w:val="20"/>
+        </w:rPr>
+        <w:t xml:space="preserve">employees</w:t>
+      </w:r>
+      <w:r>
+        <w:t xml:space="preserve">. (You can select several tables at once and start one profiling job for the set.)</w:t>
+      </w:r>
+    </w:p>
+    <w:p>
+      <w:pPr>
+        <w:spacing w:after="120"/>
+      </w:pPr>
+      <w:r>
+        <w:rPr>
+          <w:b/>
+          <w:bCs/>
+        </w:rPr>
+        <w:t xml:space="preserve">Which card, which asset:</w:t>
+      </w:r>
+      <w:r>
+        <w:t xml:space="preserve"> the Choose Process page lists every processing step as a card, but each belongs to a particular job. A structured table is scanned with Data Profiling; an unstructured document is scanned with Data Discovery — so a table has no Data Discovery card to run, and a document has no Data Profiling card.</w:t>
+      </w:r>
+    </w:p>
+    <w:tbl>
+      <w:tblPr>
+        <w:tblW w:w="9360" w:type="dxa"/>
+        <w:tblBorders>
+          <w:top w:val="single" w:sz="4" w:space="0" w:color="C9DEE8"/>
+          <w:left w:val="single" w:sz="4" w:space="0" w:color="C9DEE8"/>
+          <w:bottom w:val="single" w:sz="4" w:space="0" w:color="C9DEE8"/>
+          <w:right w:val="single" w:sz="4" w:space="0" w:color="C9DEE8"/>
+          <w:insideH w:val="single" w:sz="4" w:space="0" w:color="C9DEE8"/>
+          <w:insideV w:val="single" w:sz="4" w:space="0" w:color="C9DEE8"/>
+        </w:tblBorders>
+      </w:tblPr>
+      <w:tblGrid>
+        <w:gridCol w:w="2900"/>
+        <w:gridCol w:w="6460"/>
+      </w:tblGrid>
+      <w:tr>
+        <w:tc>
+          <w:tcPr>
+            <w:tcW w:w="2900" w:type="dxa"/>
+            <w:shd w:val="clear" w:color="auto" w:fill="EEF6FA"/>
+            <w:tcBorders>
+              <w:left w:val="single" w:sz="12" w:space="0" w:color="065A82"/>
+            </w:tcBorders>
+            <w:tcMar>
+              <w:top w:w="120" w:type="dxa"/>
+              <w:left w:w="180" w:type="dxa"/>
+              <w:bottom w:w="120" w:type="dxa"/>
+              <w:right w:w="180" w:type="dxa"/>
+            </w:tcMar>
+          </w:tcPr>
+          <w:p>
+            <w:pPr>
+              <w:spacing w:after="0"/>
+            </w:pPr>
+            <w:r>
+              <w:rPr>
+                <w:b/>
+                <w:bCs/>
+              </w:rPr>
+              <w:t xml:space="preserve">Process card</w:t>
+            </w:r>
+          </w:p>
+        </w:tc>
+        <w:tc>
+          <w:tcPr>
+            <w:tcW w:w="6460" w:type="dxa"/>
+            <w:shd w:val="clear" w:color="auto" w:fill="EEF6FA"/>
+            <w:tcMar>
+              <w:top w:w="120" w:type="dxa"/>
+              <w:left w:w="180" w:type="dxa"/>
+              <w:bottom w:w="120" w:type="dxa"/>
+              <w:right w:w="180" w:type="dxa"/>
+            </w:tcMar>
+          </w:tcPr>
+          <w:p>
+            <w:pPr>
+              <w:spacing w:after="0"/>
+            </w:pPr>
+            <w:r>
+              <w:rPr>
+                <w:b/>
+                <w:bCs/>
+              </w:rPr>
+              <w:t xml:space="preserve">When you use it</w:t>
+            </w:r>
+          </w:p>
+        </w:tc>
+      </w:tr>
+      <w:tr>
+        <w:tc>
+          <w:tcPr>
+            <w:tcW w:w="2900" w:type="dxa"/>
+            <w:tcMar>
+              <w:top w:w="120" w:type="dxa"/>
+              <w:left w:w="180" w:type="dxa"/>
+              <w:bottom w:w="120" w:type="dxa"/>
+              <w:right w:w="180" w:type="dxa"/>
+            </w:tcMar>
+          </w:tcPr>
+          <w:p>
+            <w:pPr>
+              <w:spacing w:after="0"/>
+            </w:pPr>
+            <w:r>
+              <w:t xml:space="preserve">Metadata Ingest</w:t>
+            </w:r>
+          </w:p>
+        </w:tc>
+        <w:tc>
+          <w:tcPr>
+            <w:tcW w:w="6460" w:type="dxa"/>
+            <w:tcMar>
+              <w:top w:w="120" w:type="dxa"/>
+              <w:left w:w="180" w:type="dxa"/>
+              <w:bottom w:w="120" w:type="dxa"/>
+              <w:right w:w="180" w:type="dxa"/>
+            </w:tcMar>
+          </w:tcPr>
+          <w:p>
+            <w:pPr>
+              <w:spacing w:after="0"/>
+            </w:pPr>
+            <w:r>
+              <w:t xml:space="preserve">Workshops 1–2 — capture structure &amp; metadata</w:t>
+            </w:r>
+          </w:p>
+        </w:tc>
+      </w:tr>
+      <w:tr>
+        <w:tc>
+          <w:tcPr>
+            <w:tcW w:w="2900" w:type="dxa"/>
+            <w:tcMar>
+              <w:top w:w="120" w:type="dxa"/>
+              <w:left w:w="180" w:type="dxa"/>
+              <w:bottom w:w="120" w:type="dxa"/>
+              <w:right w:w="180" w:type="dxa"/>
+            </w:tcMar>
+          </w:tcPr>
+          <w:p>
+            <w:pPr>
+              <w:spacing w:after="0"/>
+            </w:pPr>
+            <w:r>
+              <w:t xml:space="preserve">Data Profiling</w:t>
+            </w:r>
+          </w:p>
+        </w:tc>
+        <w:tc>
+          <w:tcPr>
+            <w:tcW w:w="6460" w:type="dxa"/>
+            <w:tcMar>
+              <w:top w:w="120" w:type="dxa"/>
+              <w:left w:w="180" w:type="dxa"/>
+              <w:bottom w:w="120" w:type="dxa"/>
+              <w:right w:w="180" w:type="dxa"/>
+            </w:tcMar>
+          </w:tcPr>
+          <w:p>
+            <w:pPr>
+              <w:spacing w:after="0"/>
+            </w:pPr>
+            <w:r>
+              <w:t xml:space="preserve">This Part (A) — scan a structured table</w:t>
+            </w:r>
+          </w:p>
+        </w:tc>
+      </w:tr>
+      <w:tr>
+        <w:tc>
+          <w:tcPr>
+            <w:tcW w:w="2900" w:type="dxa"/>
+            <w:tcMar>
+              <w:top w:w="120" w:type="dxa"/>
+              <w:left w:w="180" w:type="dxa"/>
+              <w:bottom w:w="120" w:type="dxa"/>
+              <w:right w:w="180" w:type="dxa"/>
+            </w:tcMar>
+          </w:tcPr>
+          <w:p>
+            <w:pPr>
+              <w:spacing w:after="0"/>
+            </w:pPr>
+            <w:r>
+              <w:t xml:space="preserve">Data Discovery</w:t>
+            </w:r>
+          </w:p>
+        </w:tc>
+        <w:tc>
+          <w:tcPr>
+            <w:tcW w:w="6460" w:type="dxa"/>
+            <w:tcMar>
+              <w:top w:w="120" w:type="dxa"/>
+              <w:left w:w="180" w:type="dxa"/>
+              <w:bottom w:w="120" w:type="dxa"/>
+              <w:right w:w="180" w:type="dxa"/>
+            </w:tcMar>
+          </w:tcPr>
+          <w:p>
+            <w:pPr>
+              <w:spacing w:after="0"/>
+            </w:pPr>
+            <w:r>
+              <w:t xml:space="preserve">Part D — scan unstructured documents</w:t>
+            </w:r>
+          </w:p>
+        </w:tc>
+      </w:tr>
+      <w:tr>
+        <w:tc>
+          <w:tcPr>
+            <w:tcW w:w="2900" w:type="dxa"/>
+            <w:tcMar>
+              <w:top w:w="120" w:type="dxa"/>
+              <w:left w:w="180" w:type="dxa"/>
+              <w:bottom w:w="120" w:type="dxa"/>
+              <w:right w:w="180" w:type="dxa"/>
+            </w:tcMar>
+          </w:tcPr>
+          <w:p>
+            <w:pPr>
+              <w:spacing w:after="0"/>
+            </w:pPr>
+            <w:r>
+              <w:t xml:space="preserve">Data Identification</w:t>
+            </w:r>
+          </w:p>
+        </w:tc>
+        <w:tc>
+          <w:tcPr>
+            <w:tcW w:w="6460" w:type="dxa"/>
+            <w:tcMar>
+              <w:top w:w="120" w:type="dxa"/>
+              <w:left w:w="180" w:type="dxa"/>
+              <w:bottom w:w="120" w:type="dxa"/>
+              <w:right w:w="180" w:type="dxa"/>
+            </w:tcMar>
+          </w:tcPr>
+          <w:p>
+            <w:pPr>
+              <w:spacing w:after="0"/>
+            </w:pPr>
+            <w:r>
+              <w:t xml:space="preserve">Workshop 5 — tag PII &amp; sensitivity</w:t>
+            </w:r>
+          </w:p>
+        </w:tc>
+      </w:tr>
+      <w:tr>
+        <w:tc>
+          <w:tcPr>
+            <w:tcW w:w="2900" w:type="dxa"/>
+            <w:tcMar>
+              <w:top w:w="120" w:type="dxa"/>
+              <w:left w:w="180" w:type="dxa"/>
+              <w:bottom w:w="120" w:type="dxa"/>
+              <w:right w:w="180" w:type="dxa"/>
+            </w:tcMar>
+          </w:tcPr>
+          <w:p>
+            <w:pPr>
+              <w:spacing w:after="0"/>
+            </w:pPr>
+            <w:r>
+              <w:t xml:space="preserve">Calculate Trust Score</w:t>
+            </w:r>
+          </w:p>
+        </w:tc>
+        <w:tc>
+          <w:tcPr>
+            <w:tcW w:w="6460" w:type="dxa"/>
+            <w:tcMar>
+              <w:top w:w="120" w:type="dxa"/>
+              <w:left w:w="180" w:type="dxa"/>
+              <w:bottom w:w="120" w:type="dxa"/>
+              <w:right w:w="180" w:type="dxa"/>
+            </w:tcMar>
+          </w:tcPr>
+          <w:p>
+            <w:pPr>
+              <w:spacing w:after="0"/>
+            </w:pPr>
+            <w:r>
+              <w:t xml:space="preserve">Part C — roll up the Trust Score inputs</w:t>
+            </w:r>
+          </w:p>
+        </w:tc>
+      </w:tr>
+    </w:tbl>
+    <w:p>
+      <w:pPr>
+        <w:spacing w:after="120"/>
+      </w:pPr>
+    </w:p>
+    <w:p>
+      <w:pPr>
+        <w:pStyle w:val="Heading2"/>
+      </w:pPr>
+      <w:r>
+        <w:t xml:space="preserve">The Profiling options</w:t>
+      </w:r>
+    </w:p>
+    <w:p>
+      <w:pPr>
+        <w:spacing w:after="120"/>
+      </w:pPr>
+      <w:r>
+        <w:t xml:space="preserve">The Profiling page exposes sampling and performance controls. CSCU's tables are small, so you leave these at their defaults and profiling reads each table in full — but here is what each control does.</w:t>
+      </w:r>
+    </w:p>
+    <w:tbl>
+      <w:tblPr>
+        <w:tblW w:w="9360" w:type="dxa"/>
+        <w:tblBorders>
+          <w:top w:val="single" w:sz="4" w:space="0" w:color="C9DEE8"/>
+          <w:left w:val="single" w:sz="4" w:space="0" w:color="C9DEE8"/>
+          <w:bottom w:val="single" w:sz="4" w:space="0" w:color="C9DEE8"/>
+          <w:right w:val="single" w:sz="4" w:space="0" w:color="C9DEE8"/>
+          <w:insideH w:val="single" w:sz="4" w:space="0" w:color="C9DEE8"/>
+          <w:insideV w:val="single" w:sz="4" w:space="0" w:color="C9DEE8"/>
+        </w:tblBorders>
+      </w:tblPr>
+      <w:tblGrid>
+        <w:gridCol w:w="2900"/>
+        <w:gridCol w:w="6460"/>
+      </w:tblGrid>
+      <w:tr>
+        <w:tc>
+          <w:tcPr>
+            <w:tcW w:w="2900" w:type="dxa"/>
+            <w:shd w:val="clear" w:color="auto" w:fill="EEF6FA"/>
+            <w:tcBorders>
+              <w:left w:val="single" w:sz="12" w:space="0" w:color="065A82"/>
+            </w:tcBorders>
+            <w:tcMar>
+              <w:top w:w="120" w:type="dxa"/>
+              <w:left w:w="180" w:type="dxa"/>
+              <w:bottom w:w="120" w:type="dxa"/>
+              <w:right w:w="180" w:type="dxa"/>
+            </w:tcMar>
+          </w:tcPr>
+          <w:p>
+            <w:pPr>
+              <w:spacing w:after="0"/>
+            </w:pPr>
+            <w:r>
+              <w:rPr>
+                <w:b/>
+                <w:bCs/>
+              </w:rPr>
+              <w:t xml:space="preserve">Option</w:t>
+            </w:r>
+          </w:p>
+        </w:tc>
+        <w:tc>
+          <w:tcPr>
+            <w:tcW w:w="6460" w:type="dxa"/>
+            <w:shd w:val="clear" w:color="auto" w:fill="EEF6FA"/>
+            <w:tcMar>
+              <w:top w:w="120" w:type="dxa"/>
+              <w:left w:w="180" w:type="dxa"/>
+              <w:bottom w:w="120" w:type="dxa"/>
+              <w:right w:w="180" w:type="dxa"/>
+            </w:tcMar>
+          </w:tcPr>
+          <w:p>
+            <w:pPr>
+              <w:spacing w:after="0"/>
+            </w:pPr>
+            <w:r>
+              <w:rPr>
+                <w:b/>
+                <w:bCs/>
+              </w:rPr>
+              <w:t xml:space="preserve">What it does</w:t>
+            </w:r>
+          </w:p>
+        </w:tc>
+      </w:tr>
+      <w:tr>
+        <w:tc>
+          <w:tcPr>
+            <w:tcW w:w="2900" w:type="dxa"/>
+            <w:tcMar>
+              <w:top w:w="120" w:type="dxa"/>
+              <w:left w:w="180" w:type="dxa"/>
+              <w:bottom w:w="120" w:type="dxa"/>
+              <w:right w:w="180" w:type="dxa"/>
+            </w:tcMar>
+          </w:tcPr>
+          <w:p>
+            <w:pPr>
+              <w:spacing w:after="0"/>
+            </w:pPr>
+            <w:r>
+              <w:t xml:space="preserve">Extract samples</w:t>
+            </w:r>
+          </w:p>
+        </w:tc>
+        <w:tc>
+          <w:tcPr>
+            <w:tcW w:w="6460" w:type="dxa"/>
+            <w:tcMar>
+              <w:top w:w="120" w:type="dxa"/>
+              <w:left w:w="180" w:type="dxa"/>
+              <w:bottom w:w="120" w:type="dxa"/>
+              <w:right w:w="180" w:type="dxa"/>
+            </w:tcMar>
+          </w:tcPr>
+          <w:p>
+            <w:pPr>
+              <w:spacing w:after="0"/>
+            </w:pPr>
+            <w:r>
+              <w:t xml:space="preserve">Captures sample values during profiling and shows them on the Summary tab. On by default.</w:t>
+            </w:r>
+          </w:p>
+        </w:tc>
+      </w:tr>
+      <w:tr>
+        <w:tc>
+          <w:tcPr>
+            <w:tcW w:w="2900" w:type="dxa"/>
+            <w:tcMar>
+              <w:top w:w="120" w:type="dxa"/>
+              <w:left w:w="180" w:type="dxa"/>
+              <w:bottom w:w="120" w:type="dxa"/>
+              <w:right w:w="180" w:type="dxa"/>
+            </w:tcMar>
+          </w:tcPr>
+          <w:p>
+            <w:pPr>
+              <w:spacing w:after="0"/>
+            </w:pPr>
+            <w:r>
+              <w:t xml:space="preserve">Skip Recent (days)</w:t>
+            </w:r>
+          </w:p>
+        </w:tc>
+        <w:tc>
+          <w:tcPr>
+            <w:tcW w:w="6460" w:type="dxa"/>
+            <w:tcMar>
+              <w:top w:w="120" w:type="dxa"/>
+              <w:left w:w="180" w:type="dxa"/>
+              <w:bottom w:w="120" w:type="dxa"/>
+              <w:right w:w="180" w:type="dxa"/>
+            </w:tcMar>
+          </w:tcPr>
+          <w:p>
+            <w:pPr>
+              <w:spacing w:after="0"/>
+            </w:pPr>
+            <w:r>
+              <w:t xml:space="preserve">Skips any table already profiled within this many days; 0 means profile every time.</w:t>
+            </w:r>
+          </w:p>
+        </w:tc>
+      </w:tr>
+      <w:tr>
+        <w:tc>
+          <w:tcPr>
+            <w:tcW w:w="2900" w:type="dxa"/>
+            <w:tcMar>
+              <w:top w:w="120" w:type="dxa"/>
+              <w:left w:w="180" w:type="dxa"/>
+              <w:bottom w:w="120" w:type="dxa"/>
+              <w:right w:w="180" w:type="dxa"/>
+            </w:tcMar>
+          </w:tcPr>
+          <w:p>
+            <w:pPr>
+              <w:spacing w:after="0"/>
+            </w:pPr>
+            <w:r>
+              <w:t xml:space="preserve">Sample Type</w:t>
+            </w:r>
+          </w:p>
+        </w:tc>
+        <w:tc>
+          <w:tcPr>
+            <w:tcW w:w="6460" w:type="dxa"/>
+            <w:tcMar>
+              <w:top w:w="120" w:type="dxa"/>
+              <w:left w:w="180" w:type="dxa"/>
+              <w:bottom w:w="120" w:type="dxa"/>
+              <w:right w:w="180" w:type="dxa"/>
+            </w:tcMar>
+          </w:tcPr>
+          <w:p>
+            <w:pPr>
+              <w:spacing w:after="0"/>
+            </w:pPr>
+            <w:r>
+              <w:t xml:space="preserve">How much data to read: Sample Clause (a percentage, or a row count on Microsoft SQL / Snowflake only), First N Rows, Every Nth Row, or Filter (a custom SQL WHERE clause, e.g. </w:t>
+            </w:r>
+            <w:r>
+              <w:rPr>
+                <w:rFonts w:ascii="Consolas" w:hAnsi="Consolas"/>
+                <w:color w:val="0A5560"/>
+                <w:sz w:val="20"/>
+                <w:szCs w:val="20"/>
+              </w:rPr>
+              <w:t xml:space="preserve">st = 'AZ'</w:t>
+            </w:r>
+            <w:r>
+              <w:t xml:space="preserve">). Clear resets these.</w:t>
+            </w:r>
+          </w:p>
+        </w:tc>
+      </w:tr>
+      <w:tr>
+        <w:tc>
+          <w:tcPr>
+            <w:tcW w:w="2900" w:type="dxa"/>
+            <w:tcMar>
+              <w:top w:w="120" w:type="dxa"/>
+              <w:left w:w="180" w:type="dxa"/>
+              <w:bottom w:w="120" w:type="dxa"/>
+              <w:right w:w="180" w:type="dxa"/>
+            </w:tcMar>
+          </w:tcPr>
+          <w:p>
+            <w:pPr>
+              <w:spacing w:after="0"/>
+            </w:pPr>
+            <w:r>
+              <w:t xml:space="preserve">Split Job by Columns</w:t>
+            </w:r>
+          </w:p>
+        </w:tc>
+        <w:tc>
+          <w:tcPr>
+            <w:tcW w:w="6460" w:type="dxa"/>
+            <w:tcMar>
+              <w:top w:w="120" w:type="dxa"/>
+              <w:left w:w="180" w:type="dxa"/>
+              <w:bottom w:w="120" w:type="dxa"/>
+              <w:right w:w="180" w:type="dxa"/>
+            </w:tcMar>
+          </w:tcPr>
+          <w:p>
+            <w:pPr>
+              <w:spacing w:after="0"/>
+            </w:pPr>
+            <w:r>
+              <w:t xml:space="preserve">Splits a wide table into parallel jobs by column, for performance.</w:t>
+            </w:r>
+          </w:p>
+        </w:tc>
+      </w:tr>
+      <w:tr>
+        <w:tc>
+          <w:tcPr>
+            <w:tcW w:w="2900" w:type="dxa"/>
+            <w:tcMar>
+              <w:top w:w="120" w:type="dxa"/>
+              <w:left w:w="180" w:type="dxa"/>
+              <w:bottom w:w="120" w:type="dxa"/>
+              <w:right w:w="180" w:type="dxa"/>
+            </w:tcMar>
+          </w:tcPr>
+          <w:p>
+            <w:pPr>
+              <w:spacing w:after="0"/>
+            </w:pPr>
+            <w:r>
+              <w:t xml:space="preserve">Columns Per Job</w:t>
+            </w:r>
+          </w:p>
+        </w:tc>
+        <w:tc>
+          <w:tcPr>
+            <w:tcW w:w="6460" w:type="dxa"/>
+            <w:tcMar>
+              <w:top w:w="120" w:type="dxa"/>
+              <w:left w:w="180" w:type="dxa"/>
+              <w:bottom w:w="120" w:type="dxa"/>
+              <w:right w:w="180" w:type="dxa"/>
+            </w:tcMar>
+          </w:tcPr>
+          <w:p>
+            <w:pPr>
+              <w:spacing w:after="0"/>
+            </w:pPr>
+            <w:r>
+              <w:t xml:space="preserve">How many columns each job handles when splitting by columns (25 by default).</w:t>
+            </w:r>
+          </w:p>
+        </w:tc>
+      </w:tr>
+      <w:tr>
+        <w:tc>
+          <w:tcPr>
+            <w:tcW w:w="2900" w:type="dxa"/>
+            <w:tcMar>
+              <w:top w:w="120" w:type="dxa"/>
+              <w:left w:w="180" w:type="dxa"/>
+              <w:bottom w:w="120" w:type="dxa"/>
+              <w:right w:w="180" w:type="dxa"/>
+            </w:tcMar>
+          </w:tcPr>
+          <w:p>
+            <w:pPr>
+              <w:spacing w:after="0"/>
+            </w:pPr>
+            <w:r>
+              <w:t xml:space="preserve">Number of Tables Per Job</w:t>
+            </w:r>
+          </w:p>
+        </w:tc>
+        <w:tc>
+          <w:tcPr>
+            <w:tcW w:w="6460" w:type="dxa"/>
+            <w:tcMar>
+              <w:top w:w="120" w:type="dxa"/>
+              <w:left w:w="180" w:type="dxa"/>
+              <w:bottom w:w="120" w:type="dxa"/>
+              <w:right w:w="180" w:type="dxa"/>
+            </w:tcMar>
+          </w:tcPr>
+          <w:p>
+            <w:pPr>
+              <w:spacing w:after="0"/>
+            </w:pPr>
+            <w:r>
+              <w:t xml:space="preserve">How many tables go into a single profiling job (10 by default).</w:t>
+            </w:r>
+          </w:p>
+        </w:tc>
+      </w:tr>
+      <w:tr>
+        <w:tc>
+          <w:tcPr>
+            <w:tcW w:w="2900" w:type="dxa"/>
+            <w:tcMar>
+              <w:top w:w="120" w:type="dxa"/>
+              <w:left w:w="180" w:type="dxa"/>
+              <w:bottom w:w="120" w:type="dxa"/>
+              <w:right w:w="180" w:type="dxa"/>
+            </w:tcMar>
+          </w:tcPr>
+          <w:p>
+            <w:pPr>
+              <w:spacing w:after="0"/>
+            </w:pPr>
+            <w:r>
+              <w:t xml:space="preserve">Persist Threads</w:t>
+            </w:r>
+          </w:p>
+        </w:tc>
+        <w:tc>
+          <w:tcPr>
+            <w:tcW w:w="6460" w:type="dxa"/>
+            <w:tcMar>
+              <w:top w:w="120" w:type="dxa"/>
+              <w:left w:w="180" w:type="dxa"/>
+              <w:bottom w:w="120" w:type="dxa"/>
+              <w:right w:w="180" w:type="dxa"/>
+            </w:tcMar>
+          </w:tcPr>
+          <w:p>
+            <w:pPr>
+              <w:spacing w:after="0"/>
+            </w:pPr>
+            <w:r>
+              <w:t xml:space="preserve">Threads used to write profiling results.</w:t>
+            </w:r>
+          </w:p>
+        </w:tc>
+      </w:tr>
+      <w:tr>
+        <w:tc>
+          <w:tcPr>
+            <w:tcW w:w="2900" w:type="dxa"/>
+            <w:tcMar>
+              <w:top w:w="120" w:type="dxa"/>
+              <w:left w:w="180" w:type="dxa"/>
+              <w:bottom w:w="120" w:type="dxa"/>
+              <w:right w:w="180" w:type="dxa"/>
+            </w:tcMar>
+          </w:tcPr>
+          <w:p>
+            <w:pPr>
+              <w:spacing w:after="0"/>
+            </w:pPr>
+            <w:r>
+              <w:t xml:space="preserve">Persist File Threads</w:t>
+            </w:r>
+          </w:p>
+        </w:tc>
+        <w:tc>
+          <w:tcPr>
+            <w:tcW w:w="6460" w:type="dxa"/>
+            <w:tcMar>
+              <w:top w:w="120" w:type="dxa"/>
+              <w:left w:w="180" w:type="dxa"/>
+              <w:bottom w:w="120" w:type="dxa"/>
+              <w:right w:w="180" w:type="dxa"/>
+            </w:tcMar>
+          </w:tcPr>
+          <w:p>
+            <w:pPr>
+              <w:spacing w:after="0"/>
+            </w:pPr>
+            <w:r>
+              <w:t xml:space="preserve">Threads used to persist profiling data to files for large datasets.</w:t>
+            </w:r>
+          </w:p>
+        </w:tc>
+      </w:tr>
+      <w:tr>
+        <w:tc>
+          <w:tcPr>
+            <w:tcW w:w="2900" w:type="dxa"/>
+            <w:tcMar>
+              <w:top w:w="120" w:type="dxa"/>
+              <w:left w:w="180" w:type="dxa"/>
+              <w:bottom w:w="120" w:type="dxa"/>
+              <w:right w:w="180" w:type="dxa"/>
+            </w:tcMar>
+          </w:tcPr>
+          <w:p>
+            <w:pPr>
+              <w:spacing w:after="0"/>
+            </w:pPr>
+            <w:r>
+              <w:t xml:space="preserve">Profile Threads</w:t>
+            </w:r>
+          </w:p>
+        </w:tc>
+        <w:tc>
+          <w:tcPr>
+            <w:tcW w:w="6460" w:type="dxa"/>
+            <w:tcMar>
+              <w:top w:w="120" w:type="dxa"/>
+              <w:left w:w="180" w:type="dxa"/>
+              <w:bottom w:w="120" w:type="dxa"/>
+              <w:right w:w="180" w:type="dxa"/>
+            </w:tcMar>
+          </w:tcPr>
+          <w:p>
+            <w:pPr>
+              <w:spacing w:after="0"/>
+            </w:pPr>
+            <w:r>
+              <w:t xml:space="preserve">Threads allocated to the profiling work itself, enabling parallel execution.</w:t>
+            </w:r>
+          </w:p>
+        </w:tc>
+      </w:tr>
+    </w:tbl>
+    <w:p>
+      <w:pPr>
+        <w:spacing w:after="120"/>
+      </w:pPr>
+    </w:p>
+    <w:p>
+      <w:pPr>
+        <w:spacing w:after="120"/>
+      </w:pPr>
+      <w:r>
+        <w:t xml:space="preserve">For CSCU: leave every option at its default. The tables are far smaller than the 500,000-row sample cap, so profiling reads them in full, and the parallelism controls only matter for very large tables.</w:t>
+      </w:r>
+    </w:p>
+    <w:p>
+      <w:pPr>
+        <w:spacing w:after="120"/>
+      </w:pPr>
+      <w:r>
+        <w:rPr>
+          <w:b/>
+          <w:bCs/>
+        </w:rPr>
+        <w:t xml:space="preserve">On sampling:</w:t>
+      </w:r>
+      <w:r>
+        <w:t xml:space="preserve"> when you choose a percentage, profiling uses Reservoir Sampling — for example 30% draws a representative 30% of the rows in a single pass. (Sample Clause by row count is supported only on Microsoft SQL and Snowflake.)</w:t>
+      </w:r>
+    </w:p>
+    <w:p>
+      <w:pPr>
+        <w:pBdr>
+          <w:top w:val="dashed" w:sz="8" w:space="6" w:color="C8A028"/>
+          <w:left w:val="dashed" w:sz="8" w:space="6" w:color="C8A028"/>
+          <w:bottom w:val="dashed" w:sz="8" w:space="6" w:color="C8A028"/>
+          <w:right w:val="dashed" w:sz="8" w:space="6" w:color="C8A028"/>
+        </w:pBdr>
+        <w:shd w:val="clear" w:color="auto" w:fill="FFF7E0"/>
+        <w:jc w:val="center"/>
+        <w:spacing w:before="120" w:after="200"/>
+        <w:ind w:left="240" w:right="240"/>
+      </w:pPr>
+      <w:r>
+        <w:rPr>
+          <w:b/>
+          <w:bCs/>
+          <w:color w:val="8A6D1A"/>
+        </w:rPr>
+        <w:t xml:space="preserve">📷  SCREENSHOT — Profiling Options page</w:t>
+      </w:r>
+    </w:p>
+    <w:p>
+      <w:pPr>
+        <w:pStyle w:val="Heading2"/>
+      </w:pPr>
+      <w:r>
+        <w:t xml:space="preserve">Part B — Read the profile</w:t>
+      </w:r>
+    </w:p>
+    <w:p>
+      <w:pPr>
+        <w:pStyle w:val="ListParagraph"/>
+        <w:numPr>
+          <w:ilvl w:val="0"/>
+          <w:numId w:val="101"/>
+        </w:numPr>
+        <w:spacing w:after="80" w:line="264" w:lineRule="auto"/>
+      </w:pPr>
+      <w:r>
+        <w:t xml:space="preserve">On the </w:t>
+      </w:r>
+      <w:r>
+        <w:rPr>
+          <w:rFonts w:ascii="Consolas" w:hAnsi="Consolas"/>
+          <w:color w:val="0A5560"/>
+          <w:sz w:val="20"/>
+          <w:szCs w:val="20"/>
+        </w:rPr>
+        <w:t xml:space="preserve">members</w:t>
+      </w:r>
+      <w:r>
+        <w:t xml:space="preserve"> Summary tab, the Statistics pane now shows a Row Count alongside the Column count, and the Last Successful Scanned date is set.</w:t>
+      </w:r>
+    </w:p>
+    <w:p>
+      <w:pPr>
+        <w:pBdr>
+          <w:top w:val="dashed" w:sz="8" w:space="6" w:color="C8A028"/>
+          <w:left w:val="dashed" w:sz="8" w:space="6" w:color="C8A028"/>
+          <w:bottom w:val="dashed" w:sz="8" w:space="6" w:color="C8A028"/>
+          <w:right w:val="dashed" w:sz="8" w:space="6" w:color="C8A028"/>
+        </w:pBdr>
+        <w:shd w:val="clear" w:color="auto" w:fill="FFF7E0"/>
+        <w:jc w:val="center"/>
+        <w:spacing w:before="120" w:after="200"/>
+        <w:ind w:left="240" w:right="240"/>
+      </w:pPr>
+      <w:r>
+        <w:rPr>
+          <w:b/>
+          <w:bCs/>
+          <w:color w:val="8A6D1A"/>
+        </w:rPr>
+        <w:t xml:space="preserve">📷  SCREENSHOT — members Summary — Statistics pane with Row Count</w:t>
+      </w:r>
+    </w:p>
+    <w:p>
+      <w:pPr>
+        <w:pStyle w:val="ListParagraph"/>
+        <w:numPr>
+          <w:ilvl w:val="0"/>
+          <w:numId w:val="101"/>
+        </w:numPr>
+        <w:spacing w:after="80" w:line="264" w:lineRule="auto"/>
+      </w:pPr>
+      <w:r>
+        <w:t xml:space="preserve">Click a column (for example, </w:t>
+      </w:r>
+      <w:r>
+        <w:rPr>
+          <w:rFonts w:ascii="Consolas" w:hAnsi="Consolas"/>
+          <w:color w:val="0A5560"/>
+          <w:sz w:val="20"/>
+          <w:szCs w:val="20"/>
+        </w:rPr>
+        <w:t xml:space="preserve">email</w:t>
+      </w:r>
+      <w:r>
+        <w:t xml:space="preserve">) to see column-level statistics — Null Count, Cardinality, HLL, Uniqueness, and Density — and a Data Patterns pane with RegEx suggestions. Try </w:t>
+      </w:r>
+      <w:r>
+        <w:rPr>
+          <w:rFonts w:ascii="Consolas" w:hAnsi="Consolas"/>
+          <w:color w:val="0A5560"/>
+          <w:sz w:val="20"/>
+          <w:szCs w:val="20"/>
+        </w:rPr>
+        <w:t xml:space="preserve">ssn</w:t>
+      </w:r>
+      <w:r>
+        <w:t xml:space="preserve"> too: its pattern comes back as a crisp NNN-NN-NNNN, which Workshop 5's identification engine will put to work.</w:t>
+      </w:r>
+    </w:p>
+    <w:p>
+      <w:pPr>
+        <w:pBdr>
+          <w:top w:val="dashed" w:sz="8" w:space="6" w:color="C8A028"/>
+          <w:left w:val="dashed" w:sz="8" w:space="6" w:color="C8A028"/>
+          <w:bottom w:val="dashed" w:sz="8" w:space="6" w:color="C8A028"/>
+          <w:right w:val="dashed" w:sz="8" w:space="6" w:color="C8A028"/>
+        </w:pBdr>
+        <w:shd w:val="clear" w:color="auto" w:fill="FFF7E0"/>
+        <w:jc w:val="center"/>
+        <w:spacing w:before="120" w:after="200"/>
+        <w:ind w:left="240" w:right="240"/>
+      </w:pPr>
+      <w:r>
+        <w:rPr>
+          <w:b/>
+          <w:bCs/>
+          <w:color w:val="8A6D1A"/>
+        </w:rPr>
+        <w:t xml:space="preserve">📷  SCREENSHOT — email column — statistics and Data Patterns</w:t>
+      </w:r>
+    </w:p>
+    <w:p>
+      <w:pPr>
+        <w:pStyle w:val="ListParagraph"/>
+        <w:numPr>
+          <w:ilvl w:val="0"/>
+          <w:numId w:val="101"/>
+        </w:numPr>
+        <w:spacing w:after="80" w:line="264" w:lineRule="auto"/>
+      </w:pPr>
+      <w:r>
+        <w:t xml:space="preserve">Open the </w:t>
+      </w:r>
+      <w:r>
+        <w:rPr>
+          <w:b/>
+          <w:bCs/>
+        </w:rPr>
+        <w:t xml:space="preserve">Details</w:t>
+      </w:r>
+      <w:r>
+        <w:t xml:space="preserve"> tab and the Sample Data pane (Raw and Aggregated) to preview real values and how often each occurs. On </w:t>
+      </w:r>
+      <w:r>
+        <w:rPr>
+          <w:rFonts w:ascii="Consolas" w:hAnsi="Consolas"/>
+          <w:color w:val="0A5560"/>
+          <w:sz w:val="20"/>
+          <w:szCs w:val="20"/>
+        </w:rPr>
+        <w:t xml:space="preserve">transactions</w:t>
+      </w:r>
+      <w:r>
+        <w:t xml:space="preserve">, check </w:t>
+      </w:r>
+      <w:r>
+        <w:rPr>
+          <w:rFonts w:ascii="Consolas" w:hAnsi="Consolas"/>
+          <w:color w:val="0A5560"/>
+          <w:sz w:val="20"/>
+          <w:szCs w:val="20"/>
+        </w:rPr>
+        <w:t xml:space="preserve">txn_amt</w:t>
+      </w:r>
+      <w:r>
+        <w:t xml:space="preserve"> min/max (negatives are debits) and </w:t>
+      </w:r>
+      <w:r>
+        <w:rPr>
+          <w:rFonts w:ascii="Consolas" w:hAnsi="Consolas"/>
+          <w:color w:val="0A5560"/>
+          <w:sz w:val="20"/>
+          <w:szCs w:val="20"/>
+        </w:rPr>
+        <w:t xml:space="preserve">txn_type_cd</w:t>
+      </w:r>
+      <w:r>
+        <w:t xml:space="preserve">'s eight distinct values — that enum becomes a dictionary in the Technical Track.</w:t>
+      </w:r>
+    </w:p>
+    <w:p>
+      <w:pPr>
+        <w:pBdr>
+          <w:top w:val="dashed" w:sz="8" w:space="6" w:color="C8A028"/>
+          <w:left w:val="dashed" w:sz="8" w:space="6" w:color="C8A028"/>
+          <w:bottom w:val="dashed" w:sz="8" w:space="6" w:color="C8A028"/>
+          <w:right w:val="dashed" w:sz="8" w:space="6" w:color="C8A028"/>
+        </w:pBdr>
+        <w:shd w:val="clear" w:color="auto" w:fill="FFF7E0"/>
+        <w:jc w:val="center"/>
+        <w:spacing w:before="120" w:after="200"/>
+        <w:ind w:left="240" w:right="240"/>
+      </w:pPr>
+      <w:r>
+        <w:rPr>
+          <w:b/>
+          <w:bCs/>
+          <w:color w:val="8A6D1A"/>
+        </w:rPr>
+        <w:t xml:space="preserve">📷  SCREENSHOT — Details — Sample Data, Raw and Aggregated</w:t>
+      </w:r>
+    </w:p>
+    <w:p>
+      <w:pPr>
+        <w:pStyle w:val="ListParagraph"/>
+        <w:numPr>
+          <w:ilvl w:val="0"/>
+          <w:numId w:val="101"/>
+        </w:numPr>
+        <w:spacing w:after="80" w:line="264" w:lineRule="auto"/>
+      </w:pPr>
+      <w:r>
+        <w:t xml:space="preserve">Still on Details, look at the </w:t>
+      </w:r>
+      <w:r>
+        <w:rPr>
+          <w:b/>
+          <w:bCs/>
+        </w:rPr>
+        <w:t xml:space="preserve">PK/FK</w:t>
+      </w:r>
+      <w:r>
+        <w:t xml:space="preserve"> column. It is populated by Data Catalog's cross-table foreign-key detection, which runs on profiling output, so it fills in only once every related table has been profiled, not just this one. The box below explains what to do if it is blank.</w:t>
+      </w:r>
+    </w:p>
+    <w:p>
+      <w:pPr>
+        <w:pBdr>
+          <w:top w:val="dashed" w:sz="8" w:space="6" w:color="C8A028"/>
+          <w:left w:val="dashed" w:sz="8" w:space="6" w:color="C8A028"/>
+          <w:bottom w:val="dashed" w:sz="8" w:space="6" w:color="C8A028"/>
+          <w:right w:val="dashed" w:sz="8" w:space="6" w:color="C8A028"/>
+        </w:pBdr>
+        <w:shd w:val="clear" w:color="auto" w:fill="FFF7E0"/>
+        <w:jc w:val="center"/>
+        <w:spacing w:before="120" w:after="200"/>
+        <w:ind w:left="240" w:right="240"/>
+      </w:pPr>
+      <w:r>
+        <w:rPr>
+          <w:b/>
+          <w:bCs/>
+          <w:color w:val="8A6D1A"/>
+        </w:rPr>
+        <w:t xml:space="preserve">📷  SCREENSHOT — Details — PK/FK detection</w:t>
+      </w:r>
+    </w:p>
+    <w:p>
+      <w:pPr>
+        <w:spacing w:after="120"/>
+      </w:pPr>
+      <w:r>
+        <w:rPr>
+          <w:b/>
+          <w:bCs/>
+        </w:rPr>
+        <w:t xml:space="preserve">Why the PK/FK column can be blank:</w:t>
+      </w:r>
+      <w:r>
+        <w:t xml:space="preserve"> the PK/FK column is populated by Data Catalog's foreign-key detection, which runs on profiling output and works across tables. CSCU's schema already declares every key — </w:t>
+      </w:r>
+      <w:r>
+        <w:rPr>
+          <w:rFonts w:ascii="Consolas" w:hAnsi="Consolas"/>
+          <w:color w:val="0A5560"/>
+          <w:sz w:val="20"/>
+          <w:szCs w:val="20"/>
+        </w:rPr>
+        <w:t xml:space="preserve">members.mbr_id</w:t>
+      </w:r>
+      <w:r>
+        <w:t xml:space="preserve"> is a primary key, and </w:t>
+      </w:r>
+      <w:r>
+        <w:rPr>
+          <w:rFonts w:ascii="Consolas" w:hAnsi="Consolas"/>
+          <w:color w:val="0A5560"/>
+          <w:sz w:val="20"/>
+          <w:szCs w:val="20"/>
+        </w:rPr>
+        <w:t xml:space="preserve">accounts</w:t>
+      </w:r>
+      <w:r>
+        <w:t xml:space="preserve">, </w:t>
+      </w:r>
+      <w:r>
+        <w:rPr>
+          <w:rFonts w:ascii="Consolas" w:hAnsi="Consolas"/>
+          <w:color w:val="0A5560"/>
+          <w:sz w:val="20"/>
+          <w:szCs w:val="20"/>
+        </w:rPr>
+        <w:t xml:space="preserve">loans</w:t>
+      </w:r>
+      <w:r>
+        <w:t xml:space="preserve">, </w:t>
+      </w:r>
+      <w:r>
+        <w:rPr>
+          <w:rFonts w:ascii="Consolas" w:hAnsi="Consolas"/>
+          <w:color w:val="0A5560"/>
+          <w:sz w:val="20"/>
+          <w:szCs w:val="20"/>
+        </w:rPr>
+        <w:t xml:space="preserve">kyc_reviews</w:t>
+      </w:r>
+      <w:r>
+        <w:t xml:space="preserve"> and </w:t>
+      </w:r>
+      <w:r>
+        <w:rPr>
+          <w:rFonts w:ascii="Consolas" w:hAnsi="Consolas"/>
+          <w:color w:val="0A5560"/>
+          <w:sz w:val="20"/>
+          <w:szCs w:val="20"/>
+        </w:rPr>
+        <w:t xml:space="preserve">suspicious_activity</w:t>
+      </w:r>
+      <w:r>
+        <w:t xml:space="preserve"> declare foreign keys to it — so the database is not the problem. The column stays blank when detection has not had both sides of a relationship to compare, that is, when only some of the related tables have been profiled. To fill it, run Metadata Ingest on the schema, then Data Profiling on every related table, not just </w:t>
+      </w:r>
+      <w:r>
+        <w:rPr>
+          <w:rFonts w:ascii="Consolas" w:hAnsi="Consolas"/>
+          <w:color w:val="0A5560"/>
+          <w:sz w:val="20"/>
+          <w:szCs w:val="20"/>
+        </w:rPr>
+        <w:t xml:space="preserve">members</w:t>
+      </w:r>
+      <w:r>
+        <w:t xml:space="preserve">:</w:t>
+      </w:r>
+    </w:p>
+    <w:p>
+      <w:pPr>
+        <w:pBdr>
+          <w:left w:val="single" w:sz="12" w:space="8" w:color="1C7293"/>
+        </w:pBdr>
+        <w:shd w:val="clear" w:color="auto" w:fill="F4F7F9"/>
+        <w:spacing w:before="0" w:after="0"/>
+        <w:ind w:left="240"/>
+      </w:pPr>
+      <w:r>
+        <w:rPr>
+          <w:rFonts w:ascii="Consolas" w:hAnsi="Consolas"/>
+          <w:sz w:val="19"/>
+          <w:szCs w:val="19"/>
+          <w:color w:val="0A3D52"/>
+        </w:rPr>
+        <w:t xml:space="preserve">-- The schema already declares all keys — nothing to add.</w:t>
+      </w:r>
+    </w:p>
+    <w:p>
+      <w:pPr>
+        <w:pBdr>
+          <w:left w:val="single" w:sz="12" w:space="8" w:color="1C7293"/>
+        </w:pBdr>
+        <w:shd w:val="clear" w:color="auto" w:fill="F4F7F9"/>
+        <w:spacing w:before="0" w:after="0"/>
+        <w:ind w:left="240"/>
+      </w:pPr>
+      <w:r>
+        <w:rPr>
+          <w:rFonts w:ascii="Consolas" w:hAnsi="Consolas"/>
+          <w:sz w:val="19"/>
+          <w:szCs w:val="19"/>
+          <w:color w:val="0A3D52"/>
+        </w:rPr>
+        <w:t xml:space="preserve">-- In PDC, process the WHOLE schema so detection has</w:t>
+      </w:r>
+    </w:p>
+    <w:p>
+      <w:pPr>
+        <w:pBdr>
+          <w:left w:val="single" w:sz="12" w:space="8" w:color="1C7293"/>
+        </w:pBdr>
+        <w:shd w:val="clear" w:color="auto" w:fill="F4F7F9"/>
+        <w:spacing w:before="0" w:after="0"/>
+        <w:ind w:left="240"/>
+      </w:pPr>
+      <w:r>
+        <w:rPr>
+          <w:rFonts w:ascii="Consolas" w:hAnsi="Consolas"/>
+          <w:sz w:val="19"/>
+          <w:szCs w:val="19"/>
+          <w:color w:val="0A3D52"/>
+        </w:rPr>
+        <w:t xml:space="preserve">-- both sides of every relationship to compare:</w:t>
+      </w:r>
+    </w:p>
+    <w:p>
+      <w:pPr>
+        <w:pBdr>
+          <w:left w:val="single" w:sz="12" w:space="8" w:color="1C7293"/>
+        </w:pBdr>
+        <w:shd w:val="clear" w:color="auto" w:fill="F4F7F9"/>
+        <w:spacing w:before="0" w:after="0"/>
+        <w:ind w:left="240"/>
+      </w:pPr>
+      <w:r>
+        <w:rPr>
+          <w:rFonts w:ascii="Consolas" w:hAnsi="Consolas"/>
+          <w:sz w:val="19"/>
+          <w:szCs w:val="19"/>
+          <w:color w:val="0A3D52"/>
+        </w:rPr>
+        <w:t xml:space="preserve">--   Actions &gt; Process &gt; Metadata Ingest   (all tables)</w:t>
+      </w:r>
+    </w:p>
+    <w:p>
+      <w:pPr>
+        <w:pBdr>
+          <w:left w:val="single" w:sz="12" w:space="8" w:color="1C7293"/>
+        </w:pBdr>
+        <w:shd w:val="clear" w:color="auto" w:fill="F4F7F9"/>
+        <w:spacing w:before="0" w:after="0"/>
+        <w:ind w:left="240"/>
+      </w:pPr>
+      <w:r>
+        <w:rPr>
+          <w:rFonts w:ascii="Consolas" w:hAnsi="Consolas"/>
+          <w:sz w:val="19"/>
+          <w:szCs w:val="19"/>
+          <w:color w:val="0A3D52"/>
+        </w:rPr>
+        <w:t xml:space="preserve">--   Actions &gt; Process &gt; Data Profiling    (all tables)</w:t>
+      </w:r>
+    </w:p>
+    <w:p>
+      <w:pPr>
+        <w:pBdr>
+          <w:left w:val="single" w:sz="12" w:space="8" w:color="1C7293"/>
+        </w:pBdr>
+        <w:shd w:val="clear" w:color="auto" w:fill="F4F7F9"/>
+        <w:spacing w:before="0" w:after="0"/>
+        <w:ind w:left="240"/>
+      </w:pPr>
+      <w:r>
+        <w:rPr>
+          <w:rFonts w:ascii="Consolas" w:hAnsi="Consolas"/>
+          <w:sz w:val="19"/>
+          <w:szCs w:val="19"/>
+          <w:color w:val="0A3D52"/>
+        </w:rPr>
+        <w:t xml:space="preserve">-- branches, employees, members, accounts, cards,</w:t>
+      </w:r>
+    </w:p>
+    <w:p>
+      <w:pPr>
+        <w:pBdr>
+          <w:left w:val="single" w:sz="12" w:space="8" w:color="1C7293"/>
+        </w:pBdr>
+        <w:shd w:val="clear" w:color="auto" w:fill="F4F7F9"/>
+        <w:spacing w:before="0" w:after="0"/>
+        <w:ind w:left="240"/>
+      </w:pPr>
+      <w:r>
+        <w:rPr>
+          <w:rFonts w:ascii="Consolas" w:hAnsi="Consolas"/>
+          <w:sz w:val="19"/>
+          <w:szCs w:val="19"/>
+          <w:color w:val="0A3D52"/>
+        </w:rPr>
+        <w:t xml:space="preserve">-- transactions, loans, ach_payments, kyc_reviews,</w:t>
+      </w:r>
+    </w:p>
+    <w:p>
+      <w:pPr>
+        <w:pBdr>
+          <w:left w:val="single" w:sz="12" w:space="8" w:color="1C7293"/>
+        </w:pBdr>
+        <w:shd w:val="clear" w:color="auto" w:fill="F4F7F9"/>
+        <w:spacing w:before="0" w:after="0"/>
+        <w:ind w:left="240"/>
+      </w:pPr>
+      <w:r>
+        <w:rPr>
+          <w:rFonts w:ascii="Consolas" w:hAnsi="Consolas"/>
+          <w:sz w:val="19"/>
+          <w:szCs w:val="19"/>
+          <w:color w:val="0A3D52"/>
+        </w:rPr>
+        <w:t xml:space="preserve">-- suspicious_activity, gl_entries.</w:t>
+      </w:r>
+    </w:p>
+    <w:p>
+      <w:pPr>
+        <w:pBdr>
+          <w:left w:val="single" w:sz="12" w:space="8" w:color="1C7293"/>
+        </w:pBdr>
+        <w:shd w:val="clear" w:color="auto" w:fill="F4F7F9"/>
+        <w:spacing w:before="0" w:after="0"/>
+        <w:ind w:left="240"/>
+      </w:pPr>
+      <w:r>
+        <w:rPr>
+          <w:rFonts w:ascii="Consolas" w:hAnsi="Consolas"/>
+          <w:sz w:val="19"/>
+          <w:szCs w:val="19"/>
+          <w:color w:val="0A3D52"/>
+        </w:rPr>
+        <w:t xml:space="preserve">-- Watch every job finish on the Workers page, then</w:t>
+      </w:r>
+    </w:p>
+    <w:p>
+      <w:pPr>
+        <w:pBdr>
+          <w:left w:val="single" w:sz="12" w:space="8" w:color="1C7293"/>
+        </w:pBdr>
+        <w:shd w:val="clear" w:color="auto" w:fill="F4F7F9"/>
+        <w:spacing w:before="0" w:after="120"/>
+        <w:ind w:left="240"/>
+      </w:pPr>
+      <w:r>
+        <w:rPr>
+          <w:rFonts w:ascii="Consolas" w:hAnsi="Consolas"/>
+          <w:sz w:val="19"/>
+          <w:szCs w:val="19"/>
+          <w:color w:val="0A3D52"/>
+        </w:rPr>
+        <w:t xml:space="preserve">-- reopen the Details tab on members.</w:t>
+      </w:r>
+    </w:p>
+    <w:p>
+      <w:pPr>
+        <w:pStyle w:val="Heading2"/>
+      </w:pPr>
+      <w:r>
+        <w:t xml:space="preserve">What the column statistics mean</w:t>
+      </w:r>
+    </w:p>
+    <w:p>
+      <w:pPr>
+        <w:spacing w:after="120"/>
+      </w:pPr>
+      <w:r>
+        <w:t xml:space="preserve">When you open a profiled column, Data Catalog shows a set of statistics. These are the ones you will read most often.</w:t>
+      </w:r>
+    </w:p>
+    <w:tbl>
+      <w:tblPr>
+        <w:tblW w:w="9360" w:type="dxa"/>
+        <w:tblBorders>
+          <w:top w:val="single" w:sz="4" w:space="0" w:color="C9DEE8"/>
+          <w:left w:val="single" w:sz="4" w:space="0" w:color="C9DEE8"/>
+          <w:bottom w:val="single" w:sz="4" w:space="0" w:color="C9DEE8"/>
+          <w:right w:val="single" w:sz="4" w:space="0" w:color="C9DEE8"/>
+          <w:insideH w:val="single" w:sz="4" w:space="0" w:color="C9DEE8"/>
+          <w:insideV w:val="single" w:sz="4" w:space="0" w:color="C9DEE8"/>
+        </w:tblBorders>
+      </w:tblPr>
+      <w:tblGrid>
+        <w:gridCol w:w="2900"/>
+        <w:gridCol w:w="6460"/>
+      </w:tblGrid>
+      <w:tr>
+        <w:tc>
+          <w:tcPr>
+            <w:tcW w:w="2900" w:type="dxa"/>
+            <w:shd w:val="clear" w:color="auto" w:fill="EEF6FA"/>
+            <w:tcBorders>
+              <w:left w:val="single" w:sz="12" w:space="0" w:color="065A82"/>
+            </w:tcBorders>
+            <w:tcMar>
+              <w:top w:w="120" w:type="dxa"/>
+              <w:left w:w="180" w:type="dxa"/>
+              <w:bottom w:w="120" w:type="dxa"/>
+              <w:right w:w="180" w:type="dxa"/>
+            </w:tcMar>
+          </w:tcPr>
+          <w:p>
+            <w:pPr>
+              <w:spacing w:after="0"/>
+            </w:pPr>
+            <w:r>
+              <w:rPr>
+                <w:b/>
+                <w:bCs/>
+              </w:rPr>
+              <w:t xml:space="preserve">Statistic</w:t>
+            </w:r>
+          </w:p>
+        </w:tc>
+        <w:tc>
+          <w:tcPr>
+            <w:tcW w:w="6460" w:type="dxa"/>
+            <w:shd w:val="clear" w:color="auto" w:fill="EEF6FA"/>
+            <w:tcMar>
+              <w:top w:w="120" w:type="dxa"/>
+              <w:left w:w="180" w:type="dxa"/>
+              <w:bottom w:w="120" w:type="dxa"/>
+              <w:right w:w="180" w:type="dxa"/>
+            </w:tcMar>
+          </w:tcPr>
+          <w:p>
+            <w:pPr>
+              <w:spacing w:after="0"/>
+            </w:pPr>
+            <w:r>
+              <w:rPr>
+                <w:b/>
+                <w:bCs/>
+              </w:rPr>
+              <w:t xml:space="preserve">What it means</w:t>
+            </w:r>
+          </w:p>
+        </w:tc>
+      </w:tr>
+      <w:tr>
+        <w:tc>
+          <w:tcPr>
+            <w:tcW w:w="2900" w:type="dxa"/>
+            <w:tcMar>
+              <w:top w:w="120" w:type="dxa"/>
+              <w:left w:w="180" w:type="dxa"/>
+              <w:bottom w:w="120" w:type="dxa"/>
+              <w:right w:w="180" w:type="dxa"/>
+            </w:tcMar>
+          </w:tcPr>
+          <w:p>
+            <w:pPr>
+              <w:spacing w:after="0"/>
+            </w:pPr>
+            <w:r>
+              <w:t xml:space="preserve">Rows</w:t>
+            </w:r>
+          </w:p>
+        </w:tc>
+        <w:tc>
+          <w:tcPr>
+            <w:tcW w:w="6460" w:type="dxa"/>
+            <w:tcMar>
+              <w:top w:w="120" w:type="dxa"/>
+              <w:left w:w="180" w:type="dxa"/>
+              <w:bottom w:w="120" w:type="dxa"/>
+              <w:right w:w="180" w:type="dxa"/>
+            </w:tcMar>
+          </w:tcPr>
+          <w:p>
+            <w:pPr>
+              <w:spacing w:after="0"/>
+            </w:pPr>
+            <w:r>
+              <w:t xml:space="preserve">Total number of records in the column's table.</w:t>
+            </w:r>
+          </w:p>
+        </w:tc>
+      </w:tr>
+      <w:tr>
+        <w:tc>
+          <w:tcPr>
+            <w:tcW w:w="2900" w:type="dxa"/>
+            <w:tcMar>
+              <w:top w:w="120" w:type="dxa"/>
+              <w:left w:w="180" w:type="dxa"/>
+              <w:bottom w:w="120" w:type="dxa"/>
+              <w:right w:w="180" w:type="dxa"/>
+            </w:tcMar>
+          </w:tcPr>
+          <w:p>
+            <w:pPr>
+              <w:spacing w:after="0"/>
+            </w:pPr>
+            <w:r>
+              <w:t xml:space="preserve">Nulls</w:t>
+            </w:r>
+          </w:p>
+        </w:tc>
+        <w:tc>
+          <w:tcPr>
+            <w:tcW w:w="6460" w:type="dxa"/>
+            <w:tcMar>
+              <w:top w:w="120" w:type="dxa"/>
+              <w:left w:w="180" w:type="dxa"/>
+              <w:bottom w:w="120" w:type="dxa"/>
+              <w:right w:w="180" w:type="dxa"/>
+            </w:tcMar>
+          </w:tcPr>
+          <w:p>
+            <w:pPr>
+              <w:spacing w:after="0"/>
+            </w:pPr>
+            <w:r>
+              <w:t xml:space="preserve">Values explicitly marked as no data (database NULL).</w:t>
+            </w:r>
+          </w:p>
+        </w:tc>
+      </w:tr>
+      <w:tr>
+        <w:tc>
+          <w:tcPr>
+            <w:tcW w:w="2900" w:type="dxa"/>
+            <w:tcMar>
+              <w:top w:w="120" w:type="dxa"/>
+              <w:left w:w="180" w:type="dxa"/>
+              <w:bottom w:w="120" w:type="dxa"/>
+              <w:right w:w="180" w:type="dxa"/>
+            </w:tcMar>
+          </w:tcPr>
+          <w:p>
+            <w:pPr>
+              <w:spacing w:after="0"/>
+            </w:pPr>
+            <w:r>
+              <w:t xml:space="preserve">Blanks</w:t>
+            </w:r>
+          </w:p>
+        </w:tc>
+        <w:tc>
+          <w:tcPr>
+            <w:tcW w:w="6460" w:type="dxa"/>
+            <w:tcMar>
+              <w:top w:w="120" w:type="dxa"/>
+              <w:left w:w="180" w:type="dxa"/>
+              <w:bottom w:w="120" w:type="dxa"/>
+              <w:right w:w="180" w:type="dxa"/>
+            </w:tcMar>
+          </w:tcPr>
+          <w:p>
+            <w:pPr>
+              <w:spacing w:after="0"/>
+            </w:pPr>
+            <w:r>
+              <w:t xml:space="preserve">Empty cells with no characters at all — distinct from NULLs.</w:t>
+            </w:r>
+          </w:p>
+        </w:tc>
+      </w:tr>
+      <w:tr>
+        <w:tc>
+          <w:tcPr>
+            <w:tcW w:w="2900" w:type="dxa"/>
+            <w:tcMar>
+              <w:top w:w="120" w:type="dxa"/>
+              <w:left w:w="180" w:type="dxa"/>
+              <w:bottom w:w="120" w:type="dxa"/>
+              <w:right w:w="180" w:type="dxa"/>
+            </w:tcMar>
+          </w:tcPr>
+          <w:p>
+            <w:pPr>
+              <w:spacing w:after="0"/>
+            </w:pPr>
+            <w:r>
+              <w:t xml:space="preserve">Cardinality</w:t>
+            </w:r>
+          </w:p>
+        </w:tc>
+        <w:tc>
+          <w:tcPr>
+            <w:tcW w:w="6460" w:type="dxa"/>
+            <w:tcMar>
+              <w:top w:w="120" w:type="dxa"/>
+              <w:left w:w="180" w:type="dxa"/>
+              <w:bottom w:w="120" w:type="dxa"/>
+              <w:right w:w="180" w:type="dxa"/>
+            </w:tcMar>
+          </w:tcPr>
+          <w:p>
+            <w:pPr>
+              <w:spacing w:after="0"/>
+            </w:pPr>
+            <w:r>
+              <w:t xml:space="preserve">Count of distinct values; low cardinality means few unique values, which is a strong hint for keys and categories.</w:t>
+            </w:r>
+          </w:p>
+        </w:tc>
+      </w:tr>
+      <w:tr>
+        <w:tc>
+          <w:tcPr>
+            <w:tcW w:w="2900" w:type="dxa"/>
+            <w:tcMar>
+              <w:top w:w="120" w:type="dxa"/>
+              <w:left w:w="180" w:type="dxa"/>
+              <w:bottom w:w="120" w:type="dxa"/>
+              <w:right w:w="180" w:type="dxa"/>
+            </w:tcMar>
+          </w:tcPr>
+          <w:p>
+            <w:pPr>
+              <w:spacing w:after="0"/>
+            </w:pPr>
+            <w:r>
+              <w:t xml:space="preserve">Min / Max Length</w:t>
+            </w:r>
+          </w:p>
+        </w:tc>
+        <w:tc>
+          <w:tcPr>
+            <w:tcW w:w="6460" w:type="dxa"/>
+            <w:tcMar>
+              <w:top w:w="120" w:type="dxa"/>
+              <w:left w:w="180" w:type="dxa"/>
+              <w:bottom w:w="120" w:type="dxa"/>
+              <w:right w:w="180" w:type="dxa"/>
+            </w:tcMar>
+          </w:tcPr>
+          <w:p>
+            <w:pPr>
+              <w:spacing w:after="0"/>
+            </w:pPr>
+            <w:r>
+              <w:t xml:space="preserve">Shortest and longest values in the column, by character count.</w:t>
+            </w:r>
+          </w:p>
+        </w:tc>
+      </w:tr>
+      <w:tr>
+        <w:tc>
+          <w:tcPr>
+            <w:tcW w:w="2900" w:type="dxa"/>
+            <w:tcMar>
+              <w:top w:w="120" w:type="dxa"/>
+              <w:left w:w="180" w:type="dxa"/>
+              <w:bottom w:w="120" w:type="dxa"/>
+              <w:right w:w="180" w:type="dxa"/>
+            </w:tcMar>
+          </w:tcPr>
+          <w:p>
+            <w:pPr>
+              <w:spacing w:after="0"/>
+            </w:pPr>
+            <w:r>
+              <w:t xml:space="preserve">Avg Length</w:t>
+            </w:r>
+          </w:p>
+        </w:tc>
+        <w:tc>
+          <w:tcPr>
+            <w:tcW w:w="6460" w:type="dxa"/>
+            <w:tcMar>
+              <w:top w:w="120" w:type="dxa"/>
+              <w:left w:w="180" w:type="dxa"/>
+              <w:bottom w:w="120" w:type="dxa"/>
+              <w:right w:w="180" w:type="dxa"/>
+            </w:tcMar>
+          </w:tcPr>
+          <w:p>
+            <w:pPr>
+              <w:spacing w:after="0"/>
+            </w:pPr>
+            <w:r>
+              <w:t xml:space="preserve">Average number of characters across the values.</w:t>
+            </w:r>
+          </w:p>
+        </w:tc>
+      </w:tr>
+      <w:tr>
+        <w:tc>
+          <w:tcPr>
+            <w:tcW w:w="2900" w:type="dxa"/>
+            <w:tcMar>
+              <w:top w:w="120" w:type="dxa"/>
+              <w:left w:w="180" w:type="dxa"/>
+              <w:bottom w:w="120" w:type="dxa"/>
+              <w:right w:w="180" w:type="dxa"/>
+            </w:tcMar>
+          </w:tcPr>
+          <w:p>
+            <w:pPr>
+              <w:spacing w:after="0"/>
+            </w:pPr>
+            <w:r>
+              <w:t xml:space="preserve">Stdev Length</w:t>
+            </w:r>
+          </w:p>
+        </w:tc>
+        <w:tc>
+          <w:tcPr>
+            <w:tcW w:w="6460" w:type="dxa"/>
+            <w:tcMar>
+              <w:top w:w="120" w:type="dxa"/>
+              <w:left w:w="180" w:type="dxa"/>
+              <w:bottom w:w="120" w:type="dxa"/>
+              <w:right w:w="180" w:type="dxa"/>
+            </w:tcMar>
+          </w:tcPr>
+          <w:p>
+            <w:pPr>
+              <w:spacing w:after="0"/>
+            </w:pPr>
+            <w:r>
+              <w:t xml:space="preserve">How much the value lengths vary around the average — a wide spread can signal inconsistent or dirty data.</w:t>
+            </w:r>
+          </w:p>
+        </w:tc>
+      </w:tr>
+      <w:tr>
+        <w:tc>
+          <w:tcPr>
+            <w:tcW w:w="2900" w:type="dxa"/>
+            <w:tcMar>
+              <w:top w:w="120" w:type="dxa"/>
+              <w:left w:w="180" w:type="dxa"/>
+              <w:bottom w:w="120" w:type="dxa"/>
+              <w:right w:w="180" w:type="dxa"/>
+            </w:tcMar>
+          </w:tcPr>
+          <w:p>
+            <w:pPr>
+              <w:spacing w:after="0"/>
+            </w:pPr>
+            <w:r>
+              <w:t xml:space="preserve">Bytes</w:t>
+            </w:r>
+          </w:p>
+        </w:tc>
+        <w:tc>
+          <w:tcPr>
+            <w:tcW w:w="6460" w:type="dxa"/>
+            <w:tcMar>
+              <w:top w:w="120" w:type="dxa"/>
+              <w:left w:w="180" w:type="dxa"/>
+              <w:bottom w:w="120" w:type="dxa"/>
+              <w:right w:w="180" w:type="dxa"/>
+            </w:tcMar>
+          </w:tcPr>
+          <w:p>
+            <w:pPr>
+              <w:spacing w:after="0"/>
+            </w:pPr>
+            <w:r>
+              <w:t xml:space="preserve">Total storage size of the column's data.</w:t>
+            </w:r>
+          </w:p>
+        </w:tc>
+      </w:tr>
+    </w:tbl>
+    <w:p>
+      <w:pPr>
+        <w:spacing w:after="120"/>
+      </w:pPr>
+    </w:p>
+    <w:p>
+      <w:pPr>
+        <w:spacing w:after="120"/>
+      </w:pPr>
+      <w:r>
+        <w:rPr>
+          <w:b/>
+          <w:bCs/>
+        </w:rPr>
+        <w:t xml:space="preserve">At the schema level too:</w:t>
+      </w:r>
+      <w:r>
+        <w:t xml:space="preserve"> profiling records a row count and the last-profiled date for each schema and table; the schema-level Sensitivity and a Confidence Score come later, from Data Identification in Workshop 5.</w:t>
+      </w:r>
+    </w:p>
+    <w:p>
+      <w:pPr>
+        <w:pStyle w:val="Heading2"/>
+      </w:pPr>
+      <w:r>
+        <w:t xml:space="preserve">Part C — Compute the Trust Score</w:t>
+      </w:r>
+    </w:p>
+    <w:p>
+      <w:pPr>
+        <w:spacing w:after="120"/>
+      </w:pPr>
+      <w:r>
+        <w:t xml:space="preserve">The Trust Score is a roll-up, not a fresh measurement. It combines four inputs — a linked glossary term, Data Lineage marked Verified, a User Rating, and the Data Quality metric — so you set those first, then run the calculation. Sensitivity sits in the same Key Metrics panel, but it is a separate metric, not a Trust Score input.</w:t>
+      </w:r>
+    </w:p>
+    <w:p>
+      <w:pPr>
+        <w:pStyle w:val="ListParagraph"/>
+        <w:numPr>
+          <w:ilvl w:val="0"/>
+          <w:numId w:val="102"/>
+        </w:numPr>
+        <w:spacing w:after="80" w:line="264" w:lineRule="auto"/>
+      </w:pPr>
+      <w:r>
+        <w:t xml:space="preserve">Confirm the glossary term you linked in Workshop 3 is still attached to </w:t>
+      </w:r>
+      <w:r>
+        <w:rPr>
+          <w:rFonts w:ascii="Consolas" w:hAnsi="Consolas"/>
+          <w:color w:val="0A5560"/>
+          <w:sz w:val="20"/>
+          <w:szCs w:val="20"/>
+        </w:rPr>
+        <w:t xml:space="preserve">members</w:t>
+      </w:r>
+      <w:r>
+        <w:t xml:space="preserve"> — the table-level </w:t>
+      </w:r>
+      <w:r>
+        <w:rPr>
+          <w:b/>
+          <w:bCs/>
+        </w:rPr>
+        <w:t xml:space="preserve">Member Record</w:t>
+      </w:r>
+      <w:r>
+        <w:t xml:space="preserve"> term. A linked term is the first of the four Trust Score inputs.</w:t>
+      </w:r>
+    </w:p>
+    <w:p>
+      <w:pPr>
+        <w:pBdr>
+          <w:top w:val="dashed" w:sz="8" w:space="6" w:color="C8A028"/>
+          <w:left w:val="dashed" w:sz="8" w:space="6" w:color="C8A028"/>
+          <w:bottom w:val="dashed" w:sz="8" w:space="6" w:color="C8A028"/>
+          <w:right w:val="dashed" w:sz="8" w:space="6" w:color="C8A028"/>
+        </w:pBdr>
+        <w:shd w:val="clear" w:color="auto" w:fill="FFF7E0"/>
+        <w:jc w:val="center"/>
+        <w:spacing w:before="120" w:after="200"/>
+        <w:ind w:left="240" w:right="240"/>
+      </w:pPr>
+      <w:r>
+        <w:rPr>
+          <w:b/>
+          <w:bCs/>
+          <w:color w:val="8A6D1A"/>
+        </w:rPr>
+        <w:t xml:space="preserve">📷  SCREENSHOT — members table — Glossary tab</w:t>
+      </w:r>
+    </w:p>
+    <w:p>
+      <w:pPr>
+        <w:pStyle w:val="ListParagraph"/>
+        <w:numPr>
+          <w:ilvl w:val="0"/>
+          <w:numId w:val="102"/>
+        </w:numPr>
+        <w:spacing w:after="80" w:line="264" w:lineRule="auto"/>
+      </w:pPr>
+      <w:r>
+        <w:t xml:space="preserve">Set </w:t>
+      </w:r>
+      <w:r>
+        <w:rPr>
+          <w:b/>
+          <w:bCs/>
+        </w:rPr>
+        <w:t xml:space="preserve">Data Lineage to Verified</w:t>
+      </w:r>
+      <w:r>
+        <w:t xml:space="preserve">. In the Key Metrics panel on the Summary tab, change Data Lineage from Unverified to Verified for the table — the second input.</w:t>
+      </w:r>
+    </w:p>
+    <w:p>
+      <w:pPr>
+        <w:pStyle w:val="ListParagraph"/>
+        <w:numPr>
+          <w:ilvl w:val="0"/>
+          <w:numId w:val="102"/>
+        </w:numPr>
+        <w:spacing w:after="80" w:line="264" w:lineRule="auto"/>
+      </w:pPr>
+      <w:r>
+        <w:t xml:space="preserve">Apply a </w:t>
+      </w:r>
+      <w:r>
+        <w:rPr>
+          <w:b/>
+          <w:bCs/>
+        </w:rPr>
+        <w:t xml:space="preserve">User Rating</w:t>
+      </w:r>
+      <w:r>
+        <w:t xml:space="preserve">. Give the asset a 1-to-5-star rating in the Key Metrics panel — the third input.</w:t>
+      </w:r>
+    </w:p>
+    <w:p>
+      <w:pPr>
+        <w:pStyle w:val="ListParagraph"/>
+        <w:numPr>
+          <w:ilvl w:val="0"/>
+          <w:numId w:val="102"/>
+        </w:numPr>
+        <w:spacing w:after="80" w:line="264" w:lineRule="auto"/>
+      </w:pPr>
+      <w:r>
+        <w:t xml:space="preserve">Handle </w:t>
+      </w:r>
+      <w:r>
+        <w:rPr>
+          <w:b/>
+          <w:bCs/>
+        </w:rPr>
+        <w:t xml:space="preserve">Data Quality</w:t>
+      </w:r>
+      <w:r>
+        <w:t xml:space="preserve">, the fourth input. With the Pentaho Data Quality add-on and its Data Quality Loader configured, this metric scores completeness, accuracy, validity, uniqueness, and consistency; without the add-on it stays Not Computed and the Trust Score rolls up the other three.</w:t>
+      </w:r>
+    </w:p>
+    <w:p>
+      <w:pPr>
+        <w:pStyle w:val="ListParagraph"/>
+        <w:numPr>
+          <w:ilvl w:val="0"/>
+          <w:numId w:val="102"/>
+        </w:numPr>
+        <w:spacing w:after="80" w:line="264" w:lineRule="auto"/>
+      </w:pPr>
+      <w:r>
+        <w:t xml:space="preserve">Optionally set the </w:t>
+      </w:r>
+      <w:r>
+        <w:rPr>
+          <w:b/>
+          <w:bCs/>
+        </w:rPr>
+        <w:t xml:space="preserve">Sensitivity</w:t>
+      </w:r>
+      <w:r>
+        <w:t xml:space="preserve"> to Low, Medium, or High in the same panel. It is good governance and drives the catalog's risk view, but it is not one of the Trust Score inputs.</w:t>
+      </w:r>
+    </w:p>
+    <w:p>
+      <w:pPr>
+        <w:pStyle w:val="ListParagraph"/>
+        <w:numPr>
+          <w:ilvl w:val="0"/>
+          <w:numId w:val="102"/>
+        </w:numPr>
+        <w:spacing w:after="80" w:line="264" w:lineRule="auto"/>
+      </w:pPr>
+      <w:r>
+        <w:t xml:space="preserve">Now run the calculation. Open </w:t>
+      </w:r>
+      <w:r>
+        <w:rPr>
+          <w:b/>
+          <w:bCs/>
+        </w:rPr>
+        <w:t xml:space="preserve">Actions</w:t>
+      </w:r>
+      <w:r>
+        <w:t xml:space="preserve">, then </w:t>
+      </w:r>
+      <w:r>
+        <w:rPr>
+          <w:b/>
+          <w:bCs/>
+        </w:rPr>
+        <w:t xml:space="preserve">Process</w:t>
+      </w:r>
+      <w:r>
+        <w:t xml:space="preserve">, and click </w:t>
+      </w:r>
+      <w:r>
+        <w:rPr>
+          <w:b/>
+          <w:bCs/>
+        </w:rPr>
+        <w:t xml:space="preserve">Start</w:t>
+      </w:r>
+      <w:r>
+        <w:t xml:space="preserve"> on the Calculate Trust Score card. Watch the job on the Workers page.</w:t>
+      </w:r>
+    </w:p>
+    <w:p>
+      <w:pPr>
+        <w:pStyle w:val="ListParagraph"/>
+        <w:numPr>
+          <w:ilvl w:val="0"/>
+          <w:numId w:val="102"/>
+        </w:numPr>
+        <w:spacing w:after="80" w:line="264" w:lineRule="auto"/>
+      </w:pPr>
+      <w:r>
+        <w:t xml:space="preserve">When the job completes, read the Key Metrics panel. With a glossary term, Verified lineage, and a rating in place, the Trust Score moves off 0 / Untrusted to Trusted or Highly Trusted, depending on the inputs.</w:t>
+      </w:r>
+    </w:p>
+    <w:p>
+      <w:pPr>
+        <w:pBdr>
+          <w:top w:val="dashed" w:sz="8" w:space="6" w:color="C8A028"/>
+          <w:left w:val="dashed" w:sz="8" w:space="6" w:color="C8A028"/>
+          <w:bottom w:val="dashed" w:sz="8" w:space="6" w:color="C8A028"/>
+          <w:right w:val="dashed" w:sz="8" w:space="6" w:color="C8A028"/>
+        </w:pBdr>
+        <w:shd w:val="clear" w:color="auto" w:fill="FFF7E0"/>
+        <w:jc w:val="center"/>
+        <w:spacing w:before="120" w:after="200"/>
+        <w:ind w:left="240" w:right="240"/>
+      </w:pPr>
+      <w:r>
+        <w:rPr>
+          <w:b/>
+          <w:bCs/>
+          <w:color w:val="8A6D1A"/>
+        </w:rPr>
+        <w:t xml:space="preserve">📷  SCREENSHOT — members — Trust Score in Key Metrics</w:t>
+      </w:r>
+    </w:p>
+    <w:p>
+      <w:pPr>
+        <w:spacing w:after="120"/>
+      </w:pPr>
+      <w:r>
+        <w:rPr>
+          <w:b/>
+          <w:bCs/>
+        </w:rPr>
+        <w:t xml:space="preserve">The Trust Score is a sliding scale:</w:t>
+      </w:r>
+      <w:r>
+        <w:t xml:space="preserve"> it does not need all four inputs to compute. Calculate Trust Score rolls up whatever is present and positive right now — each input that is in place raises the number, each one missing holds it down — and the result slides along a band from Untrusted through Trusted to Highly Trusted. A table with only Verified lineage and a 4-star rating still scores (around the low-40s, Untrusted); add the glossary term and it rises; compute Data Quality and it rises further. Data Quality is the heaviest input, so until it is computed the ceiling stays low. Pentaho does not publish the exact weight of each input, so treat the inputs as levers that move the score, not as a fixed formula.</w:t>
+      </w:r>
+    </w:p>
+    <w:p>
+      <w:pPr>
+        <w:spacing w:after="120"/>
+      </w:pPr>
+      <w:r>
+        <w:rPr>
+          <w:b/>
+          <w:bCs/>
+        </w:rPr>
+        <w:t xml:space="preserve">Trust Score on documents.</w:t>
+      </w:r>
+      <w:r>
+        <w:t xml:space="preserve"> Files are the unstructured twin of tables and are scored the same way:</w:t>
+      </w:r>
+    </w:p>
+    <w:p>
+      <w:pPr>
+        <w:pStyle w:val="ListParagraph"/>
+        <w:numPr>
+          <w:ilvl w:val="0"/>
+          <w:numId w:val="103"/>
+        </w:numPr>
+        <w:spacing w:after="80" w:line="264" w:lineRule="auto"/>
+      </w:pPr>
+      <w:r>
+        <w:t xml:space="preserve">Confirm a glossary term is attached to the file — for example the Suspicious Activity Report term on </w:t>
+      </w:r>
+      <w:r>
+        <w:rPr>
+          <w:rFonts w:ascii="Consolas" w:hAnsi="Consolas"/>
+          <w:color w:val="0A5560"/>
+          <w:sz w:val="20"/>
+          <w:szCs w:val="20"/>
+        </w:rPr>
+        <w:t xml:space="preserve">compliance/sar_filing_summary_2026Q2.pdf</w:t>
+      </w:r>
+      <w:r>
+        <w:t xml:space="preserve">. A linked term is the first of the four inputs.</w:t>
+      </w:r>
+    </w:p>
+    <w:p>
+      <w:pPr>
+        <w:pStyle w:val="ListParagraph"/>
+        <w:numPr>
+          <w:ilvl w:val="0"/>
+          <w:numId w:val="103"/>
+        </w:numPr>
+        <w:spacing w:after="80" w:line="264" w:lineRule="auto"/>
+      </w:pPr>
+      <w:r>
+        <w:t xml:space="preserve">In the file's Key Metrics panel: apply a rating, set Data Lineage to Verified, and set Sensitivity (Medium is reasonable for a filing summary; the Business Term is the check that matters).</w:t>
+      </w:r>
+    </w:p>
+    <w:p>
+      <w:pPr>
+        <w:pStyle w:val="ListParagraph"/>
+        <w:numPr>
+          <w:ilvl w:val="0"/>
+          <w:numId w:val="103"/>
+        </w:numPr>
+        <w:spacing w:after="80" w:line="264" w:lineRule="auto"/>
+      </w:pPr>
+      <w:r>
+        <w:t xml:space="preserve">Run the calculation: </w:t>
+      </w:r>
+      <w:r>
+        <w:rPr>
+          <w:b/>
+          <w:bCs/>
+        </w:rPr>
+        <w:t xml:space="preserve">Actions → Process → Start Calculate Trust Score</w:t>
+      </w:r>
+      <w:r>
+        <w:t xml:space="preserve">, and watch the Workers page.</w:t>
+      </w:r>
+    </w:p>
+    <w:p>
+      <w:pPr>
+        <w:pBdr>
+          <w:top w:val="dashed" w:sz="8" w:space="6" w:color="C8A028"/>
+          <w:left w:val="dashed" w:sz="8" w:space="6" w:color="C8A028"/>
+          <w:bottom w:val="dashed" w:sz="8" w:space="6" w:color="C8A028"/>
+          <w:right w:val="dashed" w:sz="8" w:space="6" w:color="C8A028"/>
+        </w:pBdr>
+        <w:shd w:val="clear" w:color="auto" w:fill="FFF7E0"/>
+        <w:jc w:val="center"/>
+        <w:spacing w:before="120" w:after="200"/>
+        <w:ind w:left="240" w:right="240"/>
+      </w:pPr>
+      <w:r>
+        <w:rPr>
+          <w:b/>
+          <w:bCs/>
+          <w:color w:val="8A6D1A"/>
+        </w:rPr>
+        <w:t xml:space="preserve">📷  SCREENSHOT — Key Metrics — sar_filing_summary_2026Q2.pdf</w:t>
+      </w:r>
+    </w:p>
+    <w:p>
+      <w:pPr>
+        <w:pStyle w:val="Heading2"/>
+      </w:pPr>
+      <w:r>
+        <w:t xml:space="preserve">Part D — Profile the documents (Data Discovery)</w:t>
+      </w:r>
+    </w:p>
+    <w:p>
+      <w:pPr>
+        <w:spacing w:after="120"/>
+      </w:pPr>
+      <w:r>
+        <w:t xml:space="preserve">The </w:t>
+      </w:r>
+      <w:r>
+        <w:rPr>
+          <w:rFonts w:ascii="Consolas" w:hAnsi="Consolas"/>
+          <w:color w:val="0A5560"/>
+          <w:sz w:val="20"/>
+          <w:szCs w:val="20"/>
+        </w:rPr>
+        <w:t xml:space="preserve">cscu-documents</w:t>
+      </w:r>
+      <w:r>
+        <w:t xml:space="preserve"> store holds CSCU's compliance PDFs, loan applications and correspondence, not table rows — so they are scanned by </w:t>
+      </w:r>
+      <w:r>
+        <w:rPr>
+          <w:b/>
+          <w:bCs/>
+        </w:rPr>
+        <w:t xml:space="preserve">Data Discovery</w:t>
+      </w:r>
+      <w:r>
+        <w:t xml:space="preserve">, the unstructured-data counterpart to Data Profiling. The steps mirror Part A:</w:t>
+      </w:r>
+    </w:p>
+    <w:p>
+      <w:pPr>
+        <w:pStyle w:val="ListParagraph"/>
+        <w:numPr>
+          <w:ilvl w:val="0"/>
+          <w:numId w:val="104"/>
+        </w:numPr>
+        <w:spacing w:after="80" w:line="264" w:lineRule="auto"/>
+      </w:pPr>
+      <w:r>
+        <w:t xml:space="preserve">In the Data Canvas, open the </w:t>
+      </w:r>
+      <w:r>
+        <w:rPr>
+          <w:rFonts w:ascii="Consolas" w:hAnsi="Consolas"/>
+          <w:color w:val="0A5560"/>
+          <w:sz w:val="20"/>
+          <w:szCs w:val="20"/>
+        </w:rPr>
+        <w:t xml:space="preserve">CopperState_Documents</w:t>
+      </w:r>
+      <w:r>
+        <w:t xml:space="preserve"> store and select the </w:t>
+      </w:r>
+      <w:r>
+        <w:rPr>
+          <w:rFonts w:ascii="Consolas" w:hAnsi="Consolas"/>
+          <w:color w:val="0A5560"/>
+          <w:sz w:val="20"/>
+          <w:szCs w:val="20"/>
+        </w:rPr>
+        <w:t xml:space="preserve">compliance</w:t>
+      </w:r>
+      <w:r>
+        <w:t xml:space="preserve"> folder that holds the regulatory PDFs.</w:t>
+      </w:r>
+    </w:p>
+    <w:p>
+      <w:pPr>
+        <w:pStyle w:val="ListParagraph"/>
+        <w:numPr>
+          <w:ilvl w:val="0"/>
+          <w:numId w:val="104"/>
+        </w:numPr>
+        <w:spacing w:after="80" w:line="264" w:lineRule="auto"/>
+      </w:pPr>
+      <w:r>
+        <w:t xml:space="preserve">Open </w:t>
+      </w:r>
+      <w:r>
+        <w:rPr>
+          <w:b/>
+          <w:bCs/>
+        </w:rPr>
+        <w:t xml:space="preserve">Actions</w:t>
+      </w:r>
+      <w:r>
+        <w:t xml:space="preserve">, then </w:t>
+      </w:r>
+      <w:r>
+        <w:rPr>
+          <w:b/>
+          <w:bCs/>
+        </w:rPr>
+        <w:t xml:space="preserve">Process</w:t>
+      </w:r>
+      <w:r>
+        <w:t xml:space="preserve">. For documents the Choose Process page offers Metadata Ingest, Data Discovery, and Data Identification. Click </w:t>
+      </w:r>
+      <w:r>
+        <w:rPr>
+          <w:b/>
+          <w:bCs/>
+        </w:rPr>
+        <w:t xml:space="preserve">Start</w:t>
+      </w:r>
+      <w:r>
+        <w:t xml:space="preserve"> on the Data Discovery card — there is no Data Profiling card for documents.</w:t>
+      </w:r>
+    </w:p>
+    <w:p>
+      <w:pPr>
+        <w:pBdr>
+          <w:top w:val="dashed" w:sz="8" w:space="6" w:color="C8A028"/>
+          <w:left w:val="dashed" w:sz="8" w:space="6" w:color="C8A028"/>
+          <w:bottom w:val="dashed" w:sz="8" w:space="6" w:color="C8A028"/>
+          <w:right w:val="dashed" w:sz="8" w:space="6" w:color="C8A028"/>
+        </w:pBdr>
+        <w:shd w:val="clear" w:color="auto" w:fill="FFF7E0"/>
+        <w:jc w:val="center"/>
+        <w:spacing w:before="120" w:after="200"/>
+        <w:ind w:left="240" w:right="240"/>
+      </w:pPr>
+      <w:r>
+        <w:rPr>
+          <w:b/>
+          <w:bCs/>
+          <w:color w:val="8A6D1A"/>
+        </w:rPr>
+        <w:t xml:space="preserve">📷  SCREENSHOT — compliance folder — Data Discovery card</w:t>
+      </w:r>
+    </w:p>
+    <w:p>
+      <w:pPr>
+        <w:pStyle w:val="ListParagraph"/>
+        <w:numPr>
+          <w:ilvl w:val="0"/>
+          <w:numId w:val="104"/>
+        </w:numPr>
+        <w:spacing w:after="80" w:line="264" w:lineRule="auto"/>
+      </w:pPr>
+      <w:r>
+        <w:t xml:space="preserve">The Configure Process page opens with three tabs — Data Discovery, Document Processing, and Data Profiling. Keep the defaults, which suit CSCU, and click </w:t>
+      </w:r>
+      <w:r>
+        <w:rPr>
+          <w:b/>
+          <w:bCs/>
+        </w:rPr>
+        <w:t xml:space="preserve">Start Discovering</w:t>
+      </w:r>
+      <w:r>
+        <w:t xml:space="preserve">.</w:t>
+      </w:r>
+    </w:p>
+    <w:p>
+      <w:pPr>
+        <w:pStyle w:val="ListParagraph"/>
+        <w:numPr>
+          <w:ilvl w:val="0"/>
+          <w:numId w:val="104"/>
+        </w:numPr>
+        <w:spacing w:after="80" w:line="264" w:lineRule="auto"/>
+      </w:pPr>
+      <w:r>
+        <w:t xml:space="preserve">Watch the job on the Workers page until it completes, then repeat for the other folders — </w:t>
+      </w:r>
+      <w:r>
+        <w:rPr>
+          <w:rFonts w:ascii="Consolas" w:hAnsi="Consolas"/>
+          <w:color w:val="0A5560"/>
+          <w:sz w:val="20"/>
+          <w:szCs w:val="20"/>
+        </w:rPr>
+        <w:t xml:space="preserve">loan-applications</w:t>
+      </w:r>
+      <w:r>
+        <w:t xml:space="preserve">, </w:t>
+      </w:r>
+      <w:r>
+        <w:rPr>
+          <w:rFonts w:ascii="Consolas" w:hAnsi="Consolas"/>
+          <w:color w:val="0A5560"/>
+          <w:sz w:val="20"/>
+          <w:szCs w:val="20"/>
+        </w:rPr>
+        <w:t xml:space="preserve">statements</w:t>
+      </w:r>
+      <w:r>
+        <w:t xml:space="preserve">, </w:t>
+      </w:r>
+      <w:r>
+        <w:rPr>
+          <w:rFonts w:ascii="Consolas" w:hAnsi="Consolas"/>
+          <w:color w:val="0A5560"/>
+          <w:sz w:val="20"/>
+          <w:szCs w:val="20"/>
+        </w:rPr>
+        <w:t xml:space="preserve">payments</w:t>
+      </w:r>
+      <w:r>
+        <w:t xml:space="preserve">, </w:t>
+      </w:r>
+      <w:r>
+        <w:rPr>
+          <w:rFonts w:ascii="Consolas" w:hAnsi="Consolas"/>
+          <w:color w:val="0A5560"/>
+          <w:sz w:val="20"/>
+          <w:szCs w:val="20"/>
+        </w:rPr>
+        <w:t xml:space="preserve">correspondence</w:t>
+      </w:r>
+      <w:r>
+        <w:t xml:space="preserve"> and </w:t>
+      </w:r>
+      <w:r>
+        <w:rPr>
+          <w:rFonts w:ascii="Consolas" w:hAnsi="Consolas"/>
+          <w:color w:val="0A5560"/>
+          <w:sz w:val="20"/>
+          <w:szCs w:val="20"/>
+        </w:rPr>
+        <w:t xml:space="preserve">rates</w:t>
+      </w:r>
+      <w:r>
+        <w:t xml:space="preserve">.</w:t>
+      </w:r>
+    </w:p>
+    <w:p>
+      <w:pPr>
+        <w:spacing w:after="120"/>
+      </w:pPr>
+      <w:r>
+        <w:t xml:space="preserve">Where Data Profiling computes column statistics, Data Discovery scans file contents. For CSCU's PDFs it:</w:t>
+      </w:r>
+    </w:p>
+    <w:p>
+      <w:pPr>
+        <w:pStyle w:val="ListParagraph"/>
+        <w:numPr>
+          <w:ilvl w:val="0"/>
+          <w:numId w:val="2"/>
+        </w:numPr>
+        <w:spacing w:after="60"/>
+      </w:pPr>
+      <w:r>
+        <w:t xml:space="preserve">Extracts document properties and text from each PDF (and Office files), so the content becomes searchable in the catalog.</w:t>
+      </w:r>
+    </w:p>
+    <w:p>
+      <w:pPr>
+        <w:pStyle w:val="ListParagraph"/>
+        <w:numPr>
+          <w:ilvl w:val="0"/>
+          <w:numId w:val="2"/>
+        </w:numPr>
+        <w:spacing w:after="60"/>
+      </w:pPr>
+      <w:r>
+        <w:t xml:space="preserve">Computes a checksum of the contents to flag duplicate documents, when </w:t>
+      </w:r>
+      <w:r>
+        <w:rPr>
+          <w:i/>
+          <w:iCs/>
+        </w:rPr>
+        <w:t xml:space="preserve">Compute checksum of document contents</w:t>
+      </w:r>
+      <w:r>
+        <w:t xml:space="preserve"> is selected.</w:t>
+      </w:r>
+    </w:p>
+    <w:p>
+      <w:pPr>
+        <w:pStyle w:val="ListParagraph"/>
+        <w:numPr>
+          <w:ilvl w:val="0"/>
+          <w:numId w:val="2"/>
+        </w:numPr>
+        <w:spacing w:after="60"/>
+      </w:pPr>
+      <w:r>
+        <w:t xml:space="preserve">Scans the text with dictionaries for keywords and patterns, which can trigger tags and glossary-term assignments.</w:t>
+      </w:r>
+    </w:p>
+    <w:p>
+      <w:pPr>
+        <w:pStyle w:val="ListParagraph"/>
+        <w:numPr>
+          <w:ilvl w:val="0"/>
+          <w:numId w:val="2"/>
+        </w:numPr>
+        <w:spacing w:after="60"/>
+      </w:pPr>
+      <w:r>
+        <w:t xml:space="preserve">Runs OCR (Tesseract or EasyOCR) on scanned or image-only PDFs so their text can be read.</w:t>
+      </w:r>
+    </w:p>
+    <w:p>
+      <w:pPr>
+        <w:spacing w:after="120"/>
+      </w:pPr>
+      <w:r>
+        <w:t xml:space="preserve">Data Catalog can also AI-assist on the documents — summarising each PDF, detecting addresses, and classifying it against business terms (for example, </w:t>
+      </w:r>
+      <w:r>
+        <w:rPr>
+          <w:i/>
+          <w:iCs/>
+        </w:rPr>
+        <w:t xml:space="preserve">Suspicious Activity Report</w:t>
+      </w:r>
+      <w:r>
+        <w:t xml:space="preserve"> or </w:t>
+      </w:r>
+      <w:r>
+        <w:rPr>
+          <w:i/>
+          <w:iCs/>
+        </w:rPr>
+        <w:t xml:space="preserve">PCI attestation</w:t>
+      </w:r>
+      <w:r>
+        <w:t xml:space="preserve">) on the Document Processing tab.</w:t>
+      </w:r>
+    </w:p>
+    <w:p>
+      <w:pPr>
+        <w:spacing w:after="120"/>
+      </w:pPr>
+      <w:r>
+        <w:rPr>
+          <w:b/>
+          <w:bCs/>
+        </w:rPr>
+        <w:t xml:space="preserve">Why it matters for later workshops:</w:t>
+      </w:r>
+      <w:r>
+        <w:t xml:space="preserve"> Data Identification needs either Data Profiling (for tables) or Data Discovery (for documents) to have run first. Discovering the </w:t>
+      </w:r>
+      <w:r>
+        <w:rPr>
+          <w:rFonts w:ascii="Consolas" w:hAnsi="Consolas"/>
+          <w:color w:val="0A5560"/>
+          <w:sz w:val="20"/>
+          <w:szCs w:val="20"/>
+        </w:rPr>
+        <w:t xml:space="preserve">cscu-documents</w:t>
+      </w:r>
+      <w:r>
+        <w:t xml:space="preserve"> PDFs here is what lets Workshop 5 flag PII and compliance content inside them.</w:t>
+      </w:r>
+    </w:p>
+    <w:p>
+      <w:pPr>
+        <w:pStyle w:val="Heading2"/>
+      </w:pPr>
+      <w:r>
+        <w:t xml:space="preserve">Part E — Business Rules: score the obligations</w:t>
+      </w:r>
+    </w:p>
+    <w:p>
+      <w:pPr>
+        <w:spacing w:after="120"/>
+      </w:pPr>
+      <w:r>
+        <w:t xml:space="preserve">Profiling measured the data as it is; business rules judge it against what it </w:t>
+      </w:r>
+      <w:r>
+        <w:rPr>
+          <w:i/>
+          <w:iCs/>
+        </w:rPr>
+        <w:t xml:space="preserve">must</w:t>
+      </w:r>
+      <w:r>
+        <w:t xml:space="preserve"> be. Switch to </w:t>
+      </w:r>
+      <w:r>
+        <w:rPr>
+          <w:rFonts w:ascii="Consolas" w:hAnsi="Consolas"/>
+          <w:color w:val="0A5560"/>
+          <w:sz w:val="20"/>
+          <w:szCs w:val="20"/>
+        </w:rPr>
+        <w:t xml:space="preserve">dana.ortiz</w:t>
+      </w:r>
+      <w:r>
+        <w:t xml:space="preserve"> — in PDC v11 the </w:t>
+      </w:r>
+      <w:r>
+        <w:rPr>
+          <w:b/>
+          <w:bCs/>
+        </w:rPr>
+        <w:t xml:space="preserve">Data Developer</w:t>
+      </w:r>
+      <w:r>
+        <w:t xml:space="preserve"> role owns Business Rules (the Admin role can view but not create them; this is v11's role-gating in practice).</w:t>
+      </w:r>
+    </w:p>
+    <w:p>
+      <w:pPr>
+        <w:spacing w:after="120"/>
+      </w:pPr>
+      <w:r>
+        <w:t xml:space="preserve">A PDC Business Rule is a hierarchical layer above one or more SQL data quality conditions. Each condition returns </w:t>
+      </w:r>
+      <w:r>
+        <w:rPr>
+          <w:b/>
+          <w:bCs/>
+        </w:rPr>
+        <w:t xml:space="preserve">three aggregate columns</w:t>
+      </w:r>
+      <w:r>
+        <w:t xml:space="preserve">, which the Rules Engine uses to evaluate compliance and set a PASS / WARNING / FAIL status:</w:t>
+      </w:r>
+    </w:p>
+    <w:p>
+      <w:pPr>
+        <w:pBdr>
+          <w:left w:val="single" w:sz="12" w:space="8" w:color="1C7293"/>
+        </w:pBdr>
+        <w:shd w:val="clear" w:color="auto" w:fill="F4F7F9"/>
+        <w:spacing w:before="0" w:after="0"/>
+        <w:ind w:left="240"/>
+      </w:pPr>
+      <w:r>
+        <w:rPr>
+          <w:rFonts w:ascii="Consolas" w:hAnsi="Consolas"/>
+          <w:sz w:val="19"/>
+          <w:szCs w:val="19"/>
+          <w:color w:val="0A3D52"/>
+        </w:rPr>
+        <w:t xml:space="preserve">total_count   - the total number of rows examined</w:t>
+      </w:r>
+    </w:p>
+    <w:p>
+      <w:pPr>
+        <w:pBdr>
+          <w:left w:val="single" w:sz="12" w:space="8" w:color="1C7293"/>
+        </w:pBdr>
+        <w:shd w:val="clear" w:color="auto" w:fill="F4F7F9"/>
+        <w:spacing w:before="0" w:after="0"/>
+        <w:ind w:left="240"/>
+      </w:pPr>
+      <w:r>
+        <w:rPr>
+          <w:rFonts w:ascii="Consolas" w:hAnsi="Consolas"/>
+          <w:sz w:val="19"/>
+          <w:szCs w:val="19"/>
+          <w:color w:val="0A3D52"/>
+        </w:rPr>
+        <w:t xml:space="preserve">scopeCount    - the number of rows actually IN SCOPE for the rule</w:t>
+      </w:r>
+    </w:p>
+    <w:p>
+      <w:pPr>
+        <w:pBdr>
+          <w:left w:val="single" w:sz="12" w:space="8" w:color="1C7293"/>
+        </w:pBdr>
+        <w:shd w:val="clear" w:color="auto" w:fill="F4F7F9"/>
+        <w:spacing w:before="0" w:after="120"/>
+        <w:ind w:left="240"/>
+      </w:pPr>
+      <w:r>
+        <w:rPr>
+          <w:rFonts w:ascii="Consolas" w:hAnsi="Consolas"/>
+          <w:sz w:val="19"/>
+          <w:szCs w:val="19"/>
+          <w:color w:val="0A3D52"/>
+        </w:rPr>
+        <w:t xml:space="preserve">nonCompliant  - the number of in-scope rows that FAIL the rule</w:t>
+      </w:r>
+    </w:p>
+    <w:p>
+      <w:pPr>
+        <w:spacing w:after="120"/>
+      </w:pPr>
+      <w:r>
+        <w:rPr>
+          <w:rFonts w:ascii="Consolas" w:hAnsi="Consolas"/>
+          <w:color w:val="0A5560"/>
+          <w:sz w:val="20"/>
+          <w:szCs w:val="20"/>
+        </w:rPr>
+        <w:t xml:space="preserve">assets/Copper-State-Credit-Union-Business-Rules.sql</w:t>
+      </w:r>
+      <w:r>
+        <w:t xml:space="preserve"> carries six ready conditions in exactly that shape, each tied to a CSCU obligation:</w:t>
+      </w:r>
+    </w:p>
+    <w:tbl>
+      <w:tblPr>
+        <w:tblW w:w="9360" w:type="dxa"/>
+        <w:tblBorders>
+          <w:top w:val="single" w:sz="4" w:space="0" w:color="C9DEE8"/>
+          <w:left w:val="single" w:sz="4" w:space="0" w:color="C9DEE8"/>
+          <w:bottom w:val="single" w:sz="4" w:space="0" w:color="C9DEE8"/>
+          <w:right w:val="single" w:sz="4" w:space="0" w:color="C9DEE8"/>
+          <w:insideH w:val="single" w:sz="4" w:space="0" w:color="C9DEE8"/>
+          <w:insideV w:val="single" w:sz="4" w:space="0" w:color="C9DEE8"/>
+        </w:tblBorders>
+      </w:tblPr>
+      <w:tblGrid>
+        <w:gridCol w:w="2500"/>
+        <w:gridCol w:w="3430"/>
+        <w:gridCol w:w="3430"/>
+      </w:tblGrid>
+      <w:tr>
+        <w:tc>
+          <w:tcPr>
+            <w:tcW w:w="2500" w:type="dxa"/>
+            <w:shd w:val="clear" w:color="auto" w:fill="EEF6FA"/>
+            <w:tcBorders>
+              <w:left w:val="single" w:sz="12" w:space="0" w:color="065A82"/>
+            </w:tcBorders>
+            <w:tcMar>
+              <w:top w:w="120" w:type="dxa"/>
+              <w:left w:w="180" w:type="dxa"/>
+              <w:bottom w:w="120" w:type="dxa"/>
+              <w:right w:w="180" w:type="dxa"/>
+            </w:tcMar>
+          </w:tcPr>
+          <w:p>
+            <w:pPr>
+              <w:spacing w:after="0"/>
+            </w:pPr>
+            <w:r>
+              <w:rPr>
+                <w:b/>
+                <w:bCs/>
+              </w:rPr>
+              <w:t xml:space="preserve">Rule</w:t>
+            </w:r>
+          </w:p>
+        </w:tc>
+        <w:tc>
+          <w:tcPr>
+            <w:tcW w:w="3430" w:type="dxa"/>
+            <w:shd w:val="clear" w:color="auto" w:fill="EEF6FA"/>
+            <w:tcMar>
+              <w:top w:w="120" w:type="dxa"/>
+              <w:left w:w="180" w:type="dxa"/>
+              <w:bottom w:w="120" w:type="dxa"/>
+              <w:right w:w="180" w:type="dxa"/>
+            </w:tcMar>
+          </w:tcPr>
+          <w:p>
+            <w:pPr>
+              <w:spacing w:after="0"/>
+            </w:pPr>
+            <w:r>
+              <w:rPr>
+                <w:b/>
+                <w:bCs/>
+              </w:rPr>
+              <w:t xml:space="preserve">Dimension</w:t>
+            </w:r>
+          </w:p>
+        </w:tc>
+        <w:tc>
+          <w:tcPr>
+            <w:tcW w:w="3430" w:type="dxa"/>
+            <w:shd w:val="clear" w:color="auto" w:fill="EEF6FA"/>
+            <w:tcMar>
+              <w:top w:w="120" w:type="dxa"/>
+              <w:left w:w="180" w:type="dxa"/>
+              <w:bottom w:w="120" w:type="dxa"/>
+              <w:right w:w="180" w:type="dxa"/>
+            </w:tcMar>
+          </w:tcPr>
+          <w:p>
+            <w:pPr>
+              <w:spacing w:after="0"/>
+            </w:pPr>
+            <w:r>
+              <w:rPr>
+                <w:b/>
+                <w:bCs/>
+              </w:rPr>
+              <w:t xml:space="preserve">What it protects</w:t>
+            </w:r>
+          </w:p>
+        </w:tc>
+      </w:tr>
+      <w:tr>
+        <w:tc>
+          <w:tcPr>
+            <w:tcW w:w="2500" w:type="dxa"/>
+            <w:tcMar>
+              <w:top w:w="120" w:type="dxa"/>
+              <w:left w:w="180" w:type="dxa"/>
+              <w:bottom w:w="120" w:type="dxa"/>
+              <w:right w:w="180" w:type="dxa"/>
+            </w:tcMar>
+          </w:tcPr>
+          <w:p>
+            <w:pPr>
+              <w:spacing w:after="0"/>
+            </w:pPr>
+            <w:r>
+              <w:t xml:space="preserve">CSCU-Marketing-OptOut-Compliance</w:t>
+            </w:r>
+          </w:p>
+        </w:tc>
+        <w:tc>
+          <w:tcPr>
+            <w:tcW w:w="3430" w:type="dxa"/>
+            <w:tcMar>
+              <w:top w:w="120" w:type="dxa"/>
+              <w:left w:w="180" w:type="dxa"/>
+              <w:bottom w:w="120" w:type="dxa"/>
+              <w:right w:w="180" w:type="dxa"/>
+            </w:tcMar>
+          </w:tcPr>
+          <w:p>
+            <w:pPr>
+              <w:spacing w:after="0"/>
+            </w:pPr>
+            <w:r>
+              <w:t xml:space="preserve">Conformity</w:t>
+            </w:r>
+          </w:p>
+        </w:tc>
+        <w:tc>
+          <w:tcPr>
+            <w:tcW w:w="3430" w:type="dxa"/>
+            <w:tcMar>
+              <w:top w:w="120" w:type="dxa"/>
+              <w:left w:w="180" w:type="dxa"/>
+              <w:bottom w:w="120" w:type="dxa"/>
+              <w:right w:w="180" w:type="dxa"/>
+            </w:tcMar>
+          </w:tcPr>
+          <w:p>
+            <w:pPr>
+              <w:spacing w:after="0"/>
+            </w:pPr>
+            <w:r>
+              <w:rPr>
+                <w:b/>
+                <w:bCs/>
+              </w:rPr>
+              <w:t xml:space="preserve">Flagship:</w:t>
+            </w:r>
+            <w:r>
+              <w:t xml:space="preserve"> opted-out members must not be contactable on marketing extracts (privacy opt-out)</w:t>
+            </w:r>
+          </w:p>
+        </w:tc>
+      </w:tr>
+      <w:tr>
+        <w:tc>
+          <w:tcPr>
+            <w:tcW w:w="2500" w:type="dxa"/>
+            <w:tcMar>
+              <w:top w:w="120" w:type="dxa"/>
+              <w:left w:w="180" w:type="dxa"/>
+              <w:bottom w:w="120" w:type="dxa"/>
+              <w:right w:w="180" w:type="dxa"/>
+            </w:tcMar>
+          </w:tcPr>
+          <w:p>
+            <w:pPr>
+              <w:spacing w:after="0"/>
+            </w:pPr>
+            <w:r>
+              <w:t xml:space="preserve">CSCU-PCI-No-Stored-CVV</w:t>
+            </w:r>
+          </w:p>
+        </w:tc>
+        <w:tc>
+          <w:tcPr>
+            <w:tcW w:w="3430" w:type="dxa"/>
+            <w:tcMar>
+              <w:top w:w="120" w:type="dxa"/>
+              <w:left w:w="180" w:type="dxa"/>
+              <w:bottom w:w="120" w:type="dxa"/>
+              <w:right w:w="180" w:type="dxa"/>
+            </w:tcMar>
+          </w:tcPr>
+          <w:p>
+            <w:pPr>
+              <w:spacing w:after="0"/>
+            </w:pPr>
+            <w:r>
+              <w:t xml:space="preserve">Validity</w:t>
+            </w:r>
+          </w:p>
+        </w:tc>
+        <w:tc>
+          <w:tcPr>
+            <w:tcW w:w="3430" w:type="dxa"/>
+            <w:tcMar>
+              <w:top w:w="120" w:type="dxa"/>
+              <w:left w:w="180" w:type="dxa"/>
+              <w:bottom w:w="120" w:type="dxa"/>
+              <w:right w:w="180" w:type="dxa"/>
+            </w:tcMar>
+          </w:tcPr>
+          <w:p>
+            <w:pPr>
+              <w:spacing w:after="0"/>
+            </w:pPr>
+            <w:r>
+              <w:t xml:space="preserve">PCI DSS 3.2 — no stored CVV after authorization; fails by design until the purge runs</w:t>
+            </w:r>
+          </w:p>
+        </w:tc>
+      </w:tr>
+      <w:tr>
+        <w:tc>
+          <w:tcPr>
+            <w:tcW w:w="2500" w:type="dxa"/>
+            <w:tcMar>
+              <w:top w:w="120" w:type="dxa"/>
+              <w:left w:w="180" w:type="dxa"/>
+              <w:bottom w:w="120" w:type="dxa"/>
+              <w:right w:w="180" w:type="dxa"/>
+            </w:tcMar>
+          </w:tcPr>
+          <w:p>
+            <w:pPr>
+              <w:spacing w:after="0"/>
+            </w:pPr>
+            <w:r>
+              <w:t xml:space="preserve">CSCU-SSN-Format-Validity</w:t>
+            </w:r>
+          </w:p>
+        </w:tc>
+        <w:tc>
+          <w:tcPr>
+            <w:tcW w:w="3430" w:type="dxa"/>
+            <w:tcMar>
+              <w:top w:w="120" w:type="dxa"/>
+              <w:left w:w="180" w:type="dxa"/>
+              <w:bottom w:w="120" w:type="dxa"/>
+              <w:right w:w="180" w:type="dxa"/>
+            </w:tcMar>
+          </w:tcPr>
+          <w:p>
+            <w:pPr>
+              <w:spacing w:after="0"/>
+            </w:pPr>
+            <w:r>
+              <w:t xml:space="preserve">Conformity</w:t>
+            </w:r>
+          </w:p>
+        </w:tc>
+        <w:tc>
+          <w:tcPr>
+            <w:tcW w:w="3430" w:type="dxa"/>
+            <w:tcMar>
+              <w:top w:w="120" w:type="dxa"/>
+              <w:left w:w="180" w:type="dxa"/>
+              <w:bottom w:w="120" w:type="dxa"/>
+              <w:right w:w="180" w:type="dxa"/>
+            </w:tcMar>
+          </w:tcPr>
+          <w:p>
+            <w:pPr>
+              <w:spacing w:after="0"/>
+            </w:pPr>
+            <w:r>
+              <w:t xml:space="preserve">SSN must match NNN-NN-NNNN</w:t>
+            </w:r>
+          </w:p>
+        </w:tc>
+      </w:tr>
+      <w:tr>
+        <w:tc>
+          <w:tcPr>
+            <w:tcW w:w="2500" w:type="dxa"/>
+            <w:tcMar>
+              <w:top w:w="120" w:type="dxa"/>
+              <w:left w:w="180" w:type="dxa"/>
+              <w:bottom w:w="120" w:type="dxa"/>
+              <w:right w:w="180" w:type="dxa"/>
+            </w:tcMar>
+          </w:tcPr>
+          <w:p>
+            <w:pPr>
+              <w:spacing w:after="0"/>
+            </w:pPr>
+            <w:r>
+              <w:t xml:space="preserve">CSCU-Available-Not-Above-Ledger</w:t>
+            </w:r>
+          </w:p>
+        </w:tc>
+        <w:tc>
+          <w:tcPr>
+            <w:tcW w:w="3430" w:type="dxa"/>
+            <w:tcMar>
+              <w:top w:w="120" w:type="dxa"/>
+              <w:left w:w="180" w:type="dxa"/>
+              <w:bottom w:w="120" w:type="dxa"/>
+              <w:right w:w="180" w:type="dxa"/>
+            </w:tcMar>
+          </w:tcPr>
+          <w:p>
+            <w:pPr>
+              <w:spacing w:after="0"/>
+            </w:pPr>
+            <w:r>
+              <w:t xml:space="preserve">Consistency</w:t>
+            </w:r>
+          </w:p>
+        </w:tc>
+        <w:tc>
+          <w:tcPr>
+            <w:tcW w:w="3430" w:type="dxa"/>
+            <w:tcMar>
+              <w:top w:w="120" w:type="dxa"/>
+              <w:left w:w="180" w:type="dxa"/>
+              <w:bottom w:w="120" w:type="dxa"/>
+              <w:right w:w="180" w:type="dxa"/>
+            </w:tcMar>
+          </w:tcPr>
+          <w:p>
+            <w:pPr>
+              <w:spacing w:after="0"/>
+            </w:pPr>
+            <w:r>
+              <w:t xml:space="preserve">Available balance must not exceed the ledger balance</w:t>
+            </w:r>
+          </w:p>
+        </w:tc>
+      </w:tr>
+      <w:tr>
+        <w:tc>
+          <w:tcPr>
+            <w:tcW w:w="2500" w:type="dxa"/>
+            <w:tcMar>
+              <w:top w:w="120" w:type="dxa"/>
+              <w:left w:w="180" w:type="dxa"/>
+              <w:bottom w:w="120" w:type="dxa"/>
+              <w:right w:w="180" w:type="dxa"/>
+            </w:tcMar>
+          </w:tcPr>
+          <w:p>
+            <w:pPr>
+              <w:spacing w:after="0"/>
+            </w:pPr>
+            <w:r>
+              <w:t xml:space="preserve">CSCU-APR-Within-Program-Limits</w:t>
+            </w:r>
+          </w:p>
+        </w:tc>
+        <w:tc>
+          <w:tcPr>
+            <w:tcW w:w="3430" w:type="dxa"/>
+            <w:tcMar>
+              <w:top w:w="120" w:type="dxa"/>
+              <w:left w:w="180" w:type="dxa"/>
+              <w:bottom w:w="120" w:type="dxa"/>
+              <w:right w:w="180" w:type="dxa"/>
+            </w:tcMar>
+          </w:tcPr>
+          <w:p>
+            <w:pPr>
+              <w:spacing w:after="0"/>
+            </w:pPr>
+            <w:r>
+              <w:t xml:space="preserve">Validity</w:t>
+            </w:r>
+          </w:p>
+        </w:tc>
+        <w:tc>
+          <w:tcPr>
+            <w:tcW w:w="3430" w:type="dxa"/>
+            <w:tcMar>
+              <w:top w:w="120" w:type="dxa"/>
+              <w:left w:w="180" w:type="dxa"/>
+              <w:bottom w:w="120" w:type="dxa"/>
+              <w:right w:w="180" w:type="dxa"/>
+            </w:tcMar>
+          </w:tcPr>
+          <w:p>
+            <w:pPr>
+              <w:spacing w:after="0"/>
+            </w:pPr>
+            <w:r>
+              <w:t xml:space="preserve">0 &lt; APR ≤ 36% (Reg Z sanity check)</w:t>
+            </w:r>
+          </w:p>
+        </w:tc>
+      </w:tr>
+      <w:tr>
+        <w:tc>
+          <w:tcPr>
+            <w:tcW w:w="2500" w:type="dxa"/>
+            <w:tcMar>
+              <w:top w:w="120" w:type="dxa"/>
+              <w:left w:w="180" w:type="dxa"/>
+              <w:bottom w:w="120" w:type="dxa"/>
+              <w:right w:w="180" w:type="dxa"/>
+            </w:tcMar>
+          </w:tcPr>
+          <w:p>
+            <w:pPr>
+              <w:spacing w:after="0"/>
+            </w:pPr>
+            <w:r>
+              <w:t xml:space="preserve">CSCU-ACH-Routing-Number-Format</w:t>
+            </w:r>
+          </w:p>
+        </w:tc>
+        <w:tc>
+          <w:tcPr>
+            <w:tcW w:w="3430" w:type="dxa"/>
+            <w:tcMar>
+              <w:top w:w="120" w:type="dxa"/>
+              <w:left w:w="180" w:type="dxa"/>
+              <w:bottom w:w="120" w:type="dxa"/>
+              <w:right w:w="180" w:type="dxa"/>
+            </w:tcMar>
+          </w:tcPr>
+          <w:p>
+            <w:pPr>
+              <w:spacing w:after="0"/>
+            </w:pPr>
+            <w:r>
+              <w:t xml:space="preserve">Conformity</w:t>
+            </w:r>
+          </w:p>
+        </w:tc>
+        <w:tc>
+          <w:tcPr>
+            <w:tcW w:w="3430" w:type="dxa"/>
+            <w:tcMar>
+              <w:top w:w="120" w:type="dxa"/>
+              <w:left w:w="180" w:type="dxa"/>
+              <w:bottom w:w="120" w:type="dxa"/>
+              <w:right w:w="180" w:type="dxa"/>
+            </w:tcMar>
+          </w:tcPr>
+          <w:p>
+            <w:pPr>
+              <w:spacing w:after="0"/>
+            </w:pPr>
+            <w:r>
+              <w:t xml:space="preserve">Nine-digit ABA routing numbers</w:t>
+            </w:r>
+          </w:p>
+        </w:tc>
+      </w:tr>
+    </w:tbl>
+    <w:p>
+      <w:pPr>
+        <w:spacing w:after="120"/>
+      </w:pPr>
+    </w:p>
+    <w:p>
+      <w:pPr>
+        <w:spacing w:after="120"/>
+      </w:pPr>
+      <w:r>
+        <w:t xml:space="preserve">Configure each rule the same way:</w:t>
+      </w:r>
+    </w:p>
+    <w:p>
+      <w:pPr>
+        <w:pStyle w:val="ListParagraph"/>
+        <w:numPr>
+          <w:ilvl w:val="0"/>
+          <w:numId w:val="105"/>
+        </w:numPr>
+        <w:spacing w:after="80" w:line="264" w:lineRule="auto"/>
+      </w:pPr>
+      <w:r>
+        <w:t xml:space="preserve">Open </w:t>
+      </w:r>
+      <w:r>
+        <w:rPr>
+          <w:b/>
+          <w:bCs/>
+        </w:rPr>
+        <w:t xml:space="preserve">Data Operations → Business Rules card → Business Rules</w:t>
+      </w:r>
+      <w:r>
+        <w:t xml:space="preserve">.</w:t>
+      </w:r>
+    </w:p>
+    <w:p>
+      <w:pPr>
+        <w:pStyle w:val="ListParagraph"/>
+        <w:numPr>
+          <w:ilvl w:val="0"/>
+          <w:numId w:val="105"/>
+        </w:numPr>
+        <w:spacing w:after="80" w:line="264" w:lineRule="auto"/>
+      </w:pPr>
+      <w:r>
+        <w:t xml:space="preserve">Click </w:t>
+      </w:r>
+      <w:r>
+        <w:rPr>
+          <w:b/>
+          <w:bCs/>
+        </w:rPr>
+        <w:t xml:space="preserve">Add Business Rule</w:t>
+      </w:r>
+      <w:r>
+        <w:t xml:space="preserve"> and enter the rule's name from the table.</w:t>
+      </w:r>
+    </w:p>
+    <w:p>
+      <w:pPr>
+        <w:pStyle w:val="ListParagraph"/>
+        <w:numPr>
+          <w:ilvl w:val="0"/>
+          <w:numId w:val="105"/>
+        </w:numPr>
+        <w:spacing w:after="80" w:line="264" w:lineRule="auto"/>
+      </w:pPr>
+      <w:r>
+        <w:t xml:space="preserve">Click </w:t>
+      </w:r>
+      <w:r>
+        <w:rPr>
+          <w:b/>
+          <w:bCs/>
+        </w:rPr>
+        <w:t xml:space="preserve">Create Business Rule</w:t>
+      </w:r>
+      <w:r>
+        <w:t xml:space="preserve">, then </w:t>
+      </w:r>
+      <w:r>
+        <w:rPr>
+          <w:b/>
+          <w:bCs/>
+        </w:rPr>
+        <w:t xml:space="preserve">Configure</w:t>
+      </w:r>
+      <w:r>
+        <w:t xml:space="preserve">.</w:t>
+      </w:r>
+    </w:p>
+    <w:p>
+      <w:pPr>
+        <w:pStyle w:val="ListParagraph"/>
+        <w:numPr>
+          <w:ilvl w:val="0"/>
+          <w:numId w:val="105"/>
+        </w:numPr>
+        <w:spacing w:after="80" w:line="264" w:lineRule="auto"/>
+      </w:pPr>
+      <w:r>
+        <w:t xml:space="preserve">Set the Business Rule Type and the Data Quality </w:t>
+      </w:r>
+      <w:r>
+        <w:rPr>
+          <w:b/>
+          <w:bCs/>
+        </w:rPr>
+        <w:t xml:space="preserve">Dimension</w:t>
+      </w:r>
+      <w:r>
+        <w:t xml:space="preserve"> shown in the table (the seven dimensions are Accuracy, Uniqueness, Consistency, Timeliness, Conformity, Completeness, and Validity).</w:t>
+      </w:r>
+    </w:p>
+    <w:p>
+      <w:pPr>
+        <w:pStyle w:val="ListParagraph"/>
+        <w:numPr>
+          <w:ilvl w:val="0"/>
+          <w:numId w:val="105"/>
+        </w:numPr>
+        <w:spacing w:after="80" w:line="264" w:lineRule="auto"/>
+      </w:pPr>
+      <w:r>
+        <w:t xml:space="preserve">Set the </w:t>
+      </w:r>
+      <w:r>
+        <w:rPr>
+          <w:b/>
+          <w:bCs/>
+        </w:rPr>
+        <w:t xml:space="preserve">Schedule</w:t>
+      </w:r>
+      <w:r>
+        <w:t xml:space="preserve"> (Daily / Weekly / Monthly) — a rule that runs on a schedule is compliance you can trend.</w:t>
+      </w:r>
+    </w:p>
+    <w:p>
+      <w:pPr>
+        <w:pStyle w:val="ListParagraph"/>
+        <w:numPr>
+          <w:ilvl w:val="0"/>
+          <w:numId w:val="105"/>
+        </w:numPr>
+        <w:spacing w:after="80" w:line="264" w:lineRule="auto"/>
+      </w:pPr>
+      <w:r>
+        <w:t xml:space="preserve">Set the rule scope (the target table) and paste the rule's SQL from the assets file into the condition box, then run it.</w:t>
+      </w:r>
+    </w:p>
+    <w:p>
+      <w:pPr>
+        <w:pBdr>
+          <w:top w:val="dashed" w:sz="8" w:space="6" w:color="C8A028"/>
+          <w:left w:val="dashed" w:sz="8" w:space="6" w:color="C8A028"/>
+          <w:bottom w:val="dashed" w:sz="8" w:space="6" w:color="C8A028"/>
+          <w:right w:val="dashed" w:sz="8" w:space="6" w:color="C8A028"/>
+        </w:pBdr>
+        <w:shd w:val="clear" w:color="auto" w:fill="FFF7E0"/>
+        <w:jc w:val="center"/>
+        <w:spacing w:before="120" w:after="200"/>
+        <w:ind w:left="240" w:right="240"/>
+      </w:pPr>
+      <w:r>
+        <w:rPr>
+          <w:b/>
+          <w:bCs/>
+          <w:color w:val="8A6D1A"/>
+        </w:rPr>
+        <w:t xml:space="preserve">📷  SCREENSHOT — Business Rule configuration — flagship rule SQL</w:t>
+      </w:r>
+    </w:p>
+    <w:p>
+      <w:pPr>
+        <w:spacing w:after="120"/>
+      </w:pPr>
+      <w:r>
+        <w:rPr>
+          <w:b/>
+          <w:bCs/>
+        </w:rPr>
+        <w:t xml:space="preserve">Read the results.</w:t>
+      </w:r>
+      <w:r>
+        <w:t xml:space="preserve"> The flagship rule reports </w:t>
+      </w:r>
+      <w:r>
+        <w:rPr>
+          <w:b/>
+          <w:bCs/>
+        </w:rPr>
+        <w:t xml:space="preserve">3 in scope</w:t>
+      </w:r>
+      <w:r>
+        <w:t xml:space="preserve"> (the opted-out members) and </w:t>
+      </w:r>
+      <w:r>
+        <w:rPr>
+          <w:b/>
+          <w:bCs/>
+        </w:rPr>
+        <w:t xml:space="preserve">3 non-compliant</w:t>
+      </w:r>
+      <w:r>
+        <w:t xml:space="preserve"> (all still carry live emails) — exactly the gap a marketing extract must suppress. </w:t>
+      </w:r>
+      <w:r>
+        <w:rPr>
+          <w:rFonts w:ascii="Consolas" w:hAnsi="Consolas"/>
+          <w:color w:val="0A5560"/>
+          <w:sz w:val="20"/>
+          <w:szCs w:val="20"/>
+        </w:rPr>
+        <w:t xml:space="preserve">CSCU-PCI-No-Stored-CVV</w:t>
+      </w:r>
+      <w:r>
+        <w:t xml:space="preserve"> reports </w:t>
+      </w:r>
+      <w:r>
+        <w:rPr>
+          <w:b/>
+          <w:bCs/>
+        </w:rPr>
+        <w:t xml:space="preserve">6/6 non-compliant</w:t>
+      </w:r>
+      <w:r>
+        <w:t xml:space="preserve">: the planted PCI violation from Workshop 2, now measured. The other four rules pass — which is just as informative, because they will keep passing (or start failing) on their schedule, without anyone remembering to check.</w:t>
+      </w:r>
+    </w:p>
+    <w:p>
+      <w:pPr>
+        <w:pBdr>
+          <w:top w:val="dashed" w:sz="8" w:space="6" w:color="C8A028"/>
+          <w:left w:val="dashed" w:sz="8" w:space="6" w:color="C8A028"/>
+          <w:bottom w:val="dashed" w:sz="8" w:space="6" w:color="C8A028"/>
+          <w:right w:val="dashed" w:sz="8" w:space="6" w:color="C8A028"/>
+        </w:pBdr>
+        <w:shd w:val="clear" w:color="auto" w:fill="FFF7E0"/>
+        <w:jc w:val="center"/>
+        <w:spacing w:before="120" w:after="200"/>
+        <w:ind w:left="240" w:right="240"/>
+      </w:pPr>
+      <w:r>
+        <w:rPr>
+          <w:b/>
+          <w:bCs/>
+          <w:color w:val="8A6D1A"/>
+        </w:rPr>
+        <w:t xml:space="preserve">📷  SCREENSHOT — Business Rules dashboard — pass/fail statuses</w:t>
+      </w:r>
+    </w:p>
+    <w:p>
+      <w:pPr>
+        <w:pStyle w:val="Heading1"/>
+      </w:pPr>
+      <w:r>
+        <w:t xml:space="preserve">Verify your work</w:t>
+      </w:r>
+    </w:p>
+    <w:p>
+      <w:pPr>
+        <w:pStyle w:val="ListParagraph"/>
+        <w:numPr>
+          <w:ilvl w:val="0"/>
+          <w:numId w:val="2"/>
+        </w:numPr>
+        <w:spacing w:after="60"/>
+      </w:pPr>
+      <w:r>
+        <w:t xml:space="preserve">☐  All eleven </w:t>
+      </w:r>
+      <w:r>
+        <w:rPr>
+          <w:rFonts w:ascii="Consolas" w:hAnsi="Consolas"/>
+          <w:color w:val="0A5560"/>
+          <w:sz w:val="20"/>
+          <w:szCs w:val="20"/>
+        </w:rPr>
+        <w:t xml:space="preserve">cscu_core</w:t>
+      </w:r>
+      <w:r>
+        <w:t xml:space="preserve"> tables show a Row Count and a profiled date.</w:t>
+      </w:r>
+    </w:p>
+    <w:p>
+      <w:pPr>
+        <w:pStyle w:val="ListParagraph"/>
+        <w:numPr>
+          <w:ilvl w:val="0"/>
+          <w:numId w:val="2"/>
+        </w:numPr>
+        <w:spacing w:after="60"/>
+      </w:pPr>
+      <w:r>
+        <w:t xml:space="preserve">☐  Column-level statistics (Null Count, Cardinality, Uniqueness) and Sample Data are visible on </w:t>
+      </w:r>
+      <w:r>
+        <w:rPr>
+          <w:rFonts w:ascii="Consolas" w:hAnsi="Consolas"/>
+          <w:color w:val="0A5560"/>
+          <w:sz w:val="20"/>
+          <w:szCs w:val="20"/>
+        </w:rPr>
+        <w:t xml:space="preserve">members</w:t>
+      </w:r>
+      <w:r>
+        <w:t xml:space="preserve"> and </w:t>
+      </w:r>
+      <w:r>
+        <w:rPr>
+          <w:rFonts w:ascii="Consolas" w:hAnsi="Consolas"/>
+          <w:color w:val="0A5560"/>
+          <w:sz w:val="20"/>
+          <w:szCs w:val="20"/>
+        </w:rPr>
+        <w:t xml:space="preserve">transactions</w:t>
+      </w:r>
+      <w:r>
+        <w:t xml:space="preserve">.</w:t>
+      </w:r>
+    </w:p>
+    <w:p>
+      <w:pPr>
+        <w:pStyle w:val="ListParagraph"/>
+        <w:numPr>
+          <w:ilvl w:val="0"/>
+          <w:numId w:val="2"/>
+        </w:numPr>
+        <w:spacing w:after="60"/>
+      </w:pPr>
+      <w:r>
+        <w:t xml:space="preserve">☐  Once every related table in the schema is profiled, the PK/FK column shows </w:t>
+      </w:r>
+      <w:r>
+        <w:rPr>
+          <w:rFonts w:ascii="Consolas" w:hAnsi="Consolas"/>
+          <w:color w:val="0A5560"/>
+          <w:sz w:val="20"/>
+          <w:szCs w:val="20"/>
+        </w:rPr>
+        <w:t xml:space="preserve">mbr_id</w:t>
+      </w:r>
+      <w:r>
+        <w:t xml:space="preserve"> as the primary key on </w:t>
+      </w:r>
+      <w:r>
+        <w:rPr>
+          <w:rFonts w:ascii="Consolas" w:hAnsi="Consolas"/>
+          <w:color w:val="0A5560"/>
+          <w:sz w:val="20"/>
+          <w:szCs w:val="20"/>
+        </w:rPr>
+        <w:t xml:space="preserve">members</w:t>
+      </w:r>
+      <w:r>
+        <w:t xml:space="preserve">; the CSCU schema already declares the keys, so the remaining step is profiling the full related set.</w:t>
+      </w:r>
+    </w:p>
+    <w:p>
+      <w:pPr>
+        <w:pStyle w:val="ListParagraph"/>
+        <w:numPr>
+          <w:ilvl w:val="0"/>
+          <w:numId w:val="2"/>
+        </w:numPr>
+        <w:spacing w:after="60"/>
+      </w:pPr>
+      <w:r>
+        <w:t xml:space="preserve">☐  After Calculate Trust Score, the </w:t>
+      </w:r>
+      <w:r>
+        <w:rPr>
+          <w:rFonts w:ascii="Consolas" w:hAnsi="Consolas"/>
+          <w:color w:val="0A5560"/>
+          <w:sz w:val="20"/>
+          <w:szCs w:val="20"/>
+        </w:rPr>
+        <w:t xml:space="preserve">members</w:t>
+      </w:r>
+      <w:r>
+        <w:t xml:space="preserve"> Trust Score is no longer 0 / Untrusted.</w:t>
+      </w:r>
+    </w:p>
+    <w:p>
+      <w:pPr>
+        <w:pStyle w:val="ListParagraph"/>
+        <w:numPr>
+          <w:ilvl w:val="0"/>
+          <w:numId w:val="2"/>
+        </w:numPr>
+        <w:spacing w:after="60"/>
+      </w:pPr>
+      <w:r>
+        <w:t xml:space="preserve">☐  The </w:t>
+      </w:r>
+      <w:r>
+        <w:rPr>
+          <w:rFonts w:ascii="Consolas" w:hAnsi="Consolas"/>
+          <w:color w:val="0A5560"/>
+          <w:sz w:val="20"/>
+          <w:szCs w:val="20"/>
+        </w:rPr>
+        <w:t xml:space="preserve">cscu-documents</w:t>
+      </w:r>
+      <w:r>
+        <w:t xml:space="preserve"> folders are discovered and their text is searchable.</w:t>
+      </w:r>
+    </w:p>
+    <w:p>
+      <w:pPr>
+        <w:pStyle w:val="ListParagraph"/>
+        <w:numPr>
+          <w:ilvl w:val="0"/>
+          <w:numId w:val="2"/>
+        </w:numPr>
+        <w:spacing w:after="60"/>
+      </w:pPr>
+      <w:r>
+        <w:t xml:space="preserve">☐  Six business rules are configured and evaluated; the flagship and PCI rules show the expected failures — and you can say why.</w:t>
+      </w:r>
+    </w:p>
+    <w:p>
+      <w:pPr>
+        <w:pStyle w:val="ListParagraph"/>
+        <w:numPr>
+          <w:ilvl w:val="0"/>
+          <w:numId w:val="2"/>
+        </w:numPr>
+        <w:spacing w:after="60"/>
+      </w:pPr>
+      <w:r>
+        <w:t xml:space="preserve">☐  You can name the four Trust Score inputs and say which one requires the Pentaho Data Quality add-on.</w:t>
+      </w:r>
+    </w:p>
+    <w:p>
+      <w:pPr>
+        <w:pStyle w:val="Heading1"/>
+      </w:pPr>
+      <w:r>
+        <w:t xml:space="preserve">Troubleshooting</w:t>
+      </w:r>
+    </w:p>
+    <w:tbl>
+      <w:tblPr>
+        <w:tblW w:w="9360" w:type="dxa"/>
+        <w:tblBorders>
+          <w:top w:val="single" w:sz="4" w:space="0" w:color="C9DEE8"/>
+          <w:left w:val="single" w:sz="4" w:space="0" w:color="C9DEE8"/>
+          <w:bottom w:val="single" w:sz="4" w:space="0" w:color="C9DEE8"/>
+          <w:right w:val="single" w:sz="4" w:space="0" w:color="C9DEE8"/>
+          <w:insideH w:val="single" w:sz="4" w:space="0" w:color="C9DEE8"/>
+          <w:insideV w:val="single" w:sz="4" w:space="0" w:color="C9DEE8"/>
+        </w:tblBorders>
+      </w:tblPr>
+      <w:tblGrid>
+        <w:gridCol w:w="2900"/>
+        <w:gridCol w:w="6460"/>
+      </w:tblGrid>
+      <w:tr>
+        <w:tc>
+          <w:tcPr>
+            <w:tcW w:w="2900" w:type="dxa"/>
+            <w:shd w:val="clear" w:color="auto" w:fill="EEF6FA"/>
+            <w:tcBorders>
+              <w:left w:val="single" w:sz="12" w:space="0" w:color="065A82"/>
+            </w:tcBorders>
+            <w:tcMar>
+              <w:top w:w="120" w:type="dxa"/>
+              <w:left w:w="180" w:type="dxa"/>
+              <w:bottom w:w="120" w:type="dxa"/>
+              <w:right w:w="180" w:type="dxa"/>
+            </w:tcMar>
+          </w:tcPr>
+          <w:p>
+            <w:pPr>
+              <w:spacing w:after="0"/>
+            </w:pPr>
+            <w:r>
+              <w:rPr>
+                <w:b/>
+                <w:bCs/>
+              </w:rPr>
+              <w:t xml:space="preserve">Symptom</w:t>
+            </w:r>
+          </w:p>
+        </w:tc>
+        <w:tc>
+          <w:tcPr>
+            <w:tcW w:w="6460" w:type="dxa"/>
+            <w:shd w:val="clear" w:color="auto" w:fill="EEF6FA"/>
+            <w:tcMar>
+              <w:top w:w="120" w:type="dxa"/>
+              <w:left w:w="180" w:type="dxa"/>
+              <w:bottom w:w="120" w:type="dxa"/>
+              <w:right w:w="180" w:type="dxa"/>
+            </w:tcMar>
+          </w:tcPr>
+          <w:p>
+            <w:pPr>
+              <w:spacing w:after="0"/>
+            </w:pPr>
+            <w:r>
+              <w:rPr>
+                <w:b/>
+                <w:bCs/>
+              </w:rPr>
+              <w:t xml:space="preserve">Cause and fix</w:t>
+            </w:r>
+          </w:p>
+        </w:tc>
+      </w:tr>
+      <w:tr>
+        <w:tc>
+          <w:tcPr>
+            <w:tcW w:w="2900" w:type="dxa"/>
+            <w:tcMar>
+              <w:top w:w="120" w:type="dxa"/>
+              <w:left w:w="180" w:type="dxa"/>
+              <w:bottom w:w="120" w:type="dxa"/>
+              <w:right w:w="180" w:type="dxa"/>
+            </w:tcMar>
+          </w:tcPr>
+          <w:p>
+            <w:pPr>
+              <w:spacing w:after="0"/>
+            </w:pPr>
+            <w:r>
+              <w:t xml:space="preserve">PK/FK still blank after profiling</w:t>
+            </w:r>
+          </w:p>
+        </w:tc>
+        <w:tc>
+          <w:tcPr>
+            <w:tcW w:w="6460" w:type="dxa"/>
+            <w:tcMar>
+              <w:top w:w="120" w:type="dxa"/>
+              <w:left w:w="180" w:type="dxa"/>
+              <w:bottom w:w="120" w:type="dxa"/>
+              <w:right w:w="180" w:type="dxa"/>
+            </w:tcMar>
+          </w:tcPr>
+          <w:p>
+            <w:pPr>
+              <w:spacing w:after="0"/>
+            </w:pPr>
+            <w:r>
+              <w:t xml:space="preserve">Foreign-key detection is cross-table, so it needs every related table profiled, not just this one. Confirm the keys are declared in the source (the CSCU schema declares them all), then run Metadata Ingest and Data Profiling across the whole </w:t>
+            </w:r>
+            <w:r>
+              <w:rPr>
+                <w:rFonts w:ascii="Consolas" w:hAnsi="Consolas"/>
+                <w:color w:val="0A5560"/>
+                <w:sz w:val="20"/>
+                <w:szCs w:val="20"/>
+              </w:rPr>
+              <w:t xml:space="preserve">cscu_core</w:t>
+            </w:r>
+            <w:r>
+              <w:t xml:space="preserve"> schema and check the Workers page. If it is still blank after every related table is profiled, the schema is provably correct, so treat it as a Data Catalog scan or version question for Pentaho support.</w:t>
+            </w:r>
+          </w:p>
+        </w:tc>
+      </w:tr>
+      <w:tr>
+        <w:tc>
+          <w:tcPr>
+            <w:tcW w:w="2900" w:type="dxa"/>
+            <w:tcMar>
+              <w:top w:w="120" w:type="dxa"/>
+              <w:left w:w="180" w:type="dxa"/>
+              <w:bottom w:w="120" w:type="dxa"/>
+              <w:right w:w="180" w:type="dxa"/>
+            </w:tcMar>
+          </w:tcPr>
+          <w:p>
+            <w:pPr>
+              <w:spacing w:after="0"/>
+            </w:pPr>
+            <w:r>
+              <w:t xml:space="preserve">Data Quality shows Not Computed</w:t>
+            </w:r>
+          </w:p>
+        </w:tc>
+        <w:tc>
+          <w:tcPr>
+            <w:tcW w:w="6460" w:type="dxa"/>
+            <w:tcMar>
+              <w:top w:w="120" w:type="dxa"/>
+              <w:left w:w="180" w:type="dxa"/>
+              <w:bottom w:w="120" w:type="dxa"/>
+              <w:right w:w="180" w:type="dxa"/>
+            </w:tcMar>
+          </w:tcPr>
+          <w:p>
+            <w:pPr>
+              <w:spacing w:after="0"/>
+            </w:pPr>
+            <w:r>
+              <w:t xml:space="preserve">The Data Quality metric requires the Pentaho Data Quality add-on and the Data Quality Loader. Profiling alone does not populate it; the rest of the Trust Score still computes.</w:t>
+            </w:r>
+          </w:p>
+        </w:tc>
+      </w:tr>
+      <w:tr>
+        <w:tc>
+          <w:tcPr>
+            <w:tcW w:w="2900" w:type="dxa"/>
+            <w:tcMar>
+              <w:top w:w="120" w:type="dxa"/>
+              <w:left w:w="180" w:type="dxa"/>
+              <w:bottom w:w="120" w:type="dxa"/>
+              <w:right w:w="180" w:type="dxa"/>
+            </w:tcMar>
+          </w:tcPr>
+          <w:p>
+            <w:pPr>
+              <w:spacing w:after="0"/>
+            </w:pPr>
+            <w:r>
+              <w:t xml:space="preserve">Row count or samples missing</w:t>
+            </w:r>
+          </w:p>
+        </w:tc>
+        <w:tc>
+          <w:tcPr>
+            <w:tcW w:w="6460" w:type="dxa"/>
+            <w:tcMar>
+              <w:top w:w="120" w:type="dxa"/>
+              <w:left w:w="180" w:type="dxa"/>
+              <w:bottom w:w="120" w:type="dxa"/>
+              <w:right w:w="180" w:type="dxa"/>
+            </w:tcMar>
+          </w:tcPr>
+          <w:p>
+            <w:pPr>
+              <w:spacing w:after="0"/>
+            </w:pPr>
+            <w:r>
+              <w:t xml:space="preserve">The table was not profiled, or Extract Samples was disabled. Re-run Data Profiling with the default settings.</w:t>
+            </w:r>
+          </w:p>
+        </w:tc>
+      </w:tr>
+      <w:tr>
+        <w:tc>
+          <w:tcPr>
+            <w:tcW w:w="2900" w:type="dxa"/>
+            <w:tcMar>
+              <w:top w:w="120" w:type="dxa"/>
+              <w:left w:w="180" w:type="dxa"/>
+              <w:bottom w:w="120" w:type="dxa"/>
+              <w:right w:w="180" w:type="dxa"/>
+            </w:tcMar>
+          </w:tcPr>
+          <w:p>
+            <w:pPr>
+              <w:spacing w:after="0"/>
+            </w:pPr>
+            <w:r>
+              <w:t xml:space="preserve">Profiling skips a table</w:t>
+            </w:r>
+          </w:p>
+        </w:tc>
+        <w:tc>
+          <w:tcPr>
+            <w:tcW w:w="6460" w:type="dxa"/>
+            <w:tcMar>
+              <w:top w:w="120" w:type="dxa"/>
+              <w:left w:w="180" w:type="dxa"/>
+              <w:bottom w:w="120" w:type="dxa"/>
+              <w:right w:w="180" w:type="dxa"/>
+            </w:tcMar>
+          </w:tcPr>
+          <w:p>
+            <w:pPr>
+              <w:spacing w:after="0"/>
+            </w:pPr>
+            <w:r>
+              <w:t xml:space="preserve">Skip Recent (days) may be set, so a table profiled within that window is skipped. Clear the value or wait.</w:t>
+            </w:r>
+          </w:p>
+        </w:tc>
+      </w:tr>
+      <w:tr>
+        <w:tc>
+          <w:tcPr>
+            <w:tcW w:w="2900" w:type="dxa"/>
+            <w:tcMar>
+              <w:top w:w="120" w:type="dxa"/>
+              <w:left w:w="180" w:type="dxa"/>
+              <w:bottom w:w="120" w:type="dxa"/>
+              <w:right w:w="180" w:type="dxa"/>
+            </w:tcMar>
+          </w:tcPr>
+          <w:p>
+            <w:pPr>
+              <w:spacing w:after="0"/>
+            </w:pPr>
+            <w:r>
+              <w:t xml:space="preserve">Cannot create a business rule</w:t>
+            </w:r>
+          </w:p>
+        </w:tc>
+        <w:tc>
+          <w:tcPr>
+            <w:tcW w:w="6460" w:type="dxa"/>
+            <w:tcMar>
+              <w:top w:w="120" w:type="dxa"/>
+              <w:left w:w="180" w:type="dxa"/>
+              <w:bottom w:w="120" w:type="dxa"/>
+              <w:right w:w="180" w:type="dxa"/>
+            </w:tcMar>
+          </w:tcPr>
+          <w:p>
+            <w:pPr>
+              <w:spacing w:after="0"/>
+            </w:pPr>
+            <w:r>
+              <w:t xml:space="preserve">In PDC v11, Business Rules are authored by the </w:t>
+            </w:r>
+            <w:r>
+              <w:rPr>
+                <w:b/>
+                <w:bCs/>
+              </w:rPr>
+              <w:t xml:space="preserve">Data Developer</w:t>
+            </w:r>
+            <w:r>
+              <w:t xml:space="preserve"> role — </w:t>
+            </w:r>
+            <w:r>
+              <w:rPr>
+                <w:rFonts w:ascii="Consolas" w:hAnsi="Consolas"/>
+                <w:color w:val="0A5560"/>
+                <w:sz w:val="20"/>
+                <w:szCs w:val="20"/>
+              </w:rPr>
+              <w:t xml:space="preserve">dana.ortiz</w:t>
+            </w:r>
+            <w:r>
+              <w:t xml:space="preserve"> in the CSCU cast. The Admin role can view but not create them; a Data Steward cannot author them either.</w:t>
+            </w:r>
+          </w:p>
+        </w:tc>
+      </w:tr>
+      <w:tr>
+        <w:tc>
+          <w:tcPr>
+            <w:tcW w:w="2900" w:type="dxa"/>
+            <w:tcMar>
+              <w:top w:w="120" w:type="dxa"/>
+              <w:left w:w="180" w:type="dxa"/>
+              <w:bottom w:w="120" w:type="dxa"/>
+              <w:right w:w="180" w:type="dxa"/>
+            </w:tcMar>
+          </w:tcPr>
+          <w:p>
+            <w:pPr>
+              <w:spacing w:after="0"/>
+            </w:pPr>
+            <w:r>
+              <w:t xml:space="preserve">Rule saves but never evaluates</w:t>
+            </w:r>
+          </w:p>
+        </w:tc>
+        <w:tc>
+          <w:tcPr>
+            <w:tcW w:w="6460" w:type="dxa"/>
+            <w:tcMar>
+              <w:top w:w="120" w:type="dxa"/>
+              <w:left w:w="180" w:type="dxa"/>
+              <w:bottom w:w="120" w:type="dxa"/>
+              <w:right w:w="180" w:type="dxa"/>
+            </w:tcMar>
+          </w:tcPr>
+          <w:p>
+            <w:pPr>
+              <w:spacing w:after="0"/>
+            </w:pPr>
+            <w:r>
+              <w:t xml:space="preserve">The SQL must return exactly the three-column contract — </w:t>
+            </w:r>
+            <w:r>
+              <w:rPr>
+                <w:rFonts w:ascii="Consolas" w:hAnsi="Consolas"/>
+                <w:color w:val="0A5560"/>
+                <w:sz w:val="20"/>
+                <w:szCs w:val="20"/>
+              </w:rPr>
+              <w:t xml:space="preserve">total_count</w:t>
+            </w:r>
+            <w:r>
+              <w:t xml:space="preserve">, </w:t>
+            </w:r>
+            <w:r>
+              <w:rPr>
+                <w:rFonts w:ascii="Consolas" w:hAnsi="Consolas"/>
+                <w:color w:val="0A5560"/>
+                <w:sz w:val="20"/>
+                <w:szCs w:val="20"/>
+              </w:rPr>
+              <w:t xml:space="preserve">scopeCount</w:t>
+            </w:r>
+            <w:r>
+              <w:t xml:space="preserve">, </w:t>
+            </w:r>
+            <w:r>
+              <w:rPr>
+                <w:rFonts w:ascii="Consolas" w:hAnsi="Consolas"/>
+                <w:color w:val="0A5560"/>
+                <w:sz w:val="20"/>
+                <w:szCs w:val="20"/>
+              </w:rPr>
+              <w:t xml:space="preserve">nonCompliant</w:t>
+            </w:r>
+            <w:r>
+              <w:t xml:space="preserve"> (the quoted casing matters). Paste the conditions from the assets file unchanged.</w:t>
+            </w:r>
+          </w:p>
+        </w:tc>
+      </w:tr>
+    </w:tbl>
+    <w:p>
+      <w:pPr>
+        <w:spacing w:after="120"/>
+      </w:pPr>
+    </w:p>
+    <w:p>
+      <w:pPr>
+        <w:pStyle w:val="Heading1"/>
+      </w:pPr>
+      <w:r>
+        <w:t xml:space="preserve">Why it matters &amp; discussion</w:t>
+      </w:r>
+    </w:p>
+    <w:p>
+      <w:pPr>
+        <w:spacing w:after="120"/>
+      </w:pPr>
+      <w:r>
+        <w:t xml:space="preserve">Profiling is what turns a catalog entry into trustworthy evidence. Before Workshop 4, the </w:t>
+      </w:r>
+      <w:r>
+        <w:rPr>
+          <w:rFonts w:ascii="Consolas" w:hAnsi="Consolas"/>
+          <w:color w:val="0A5560"/>
+          <w:sz w:val="20"/>
+          <w:szCs w:val="20"/>
+        </w:rPr>
+        <w:t xml:space="preserve">members</w:t>
+      </w:r>
+      <w:r>
+        <w:t xml:space="preserve"> Trust Score was a placeholder; now it rests on measured statistics, discovered keys, and a linked glossary term — and the business rules put numbers on obligations that used to live in a policy binder. Discuss: which of CSCU's tables would you profile first, and what does it change that the PCI violation is now a scheduled, failing rule instead of a secret in a column?</w:t>
+      </w:r>
+    </w:p>
+    <w:p>
+      <w:pPr>
+        <w:pStyle w:val="Heading1"/>
+      </w:pPr>
+      <w:r>
+        <w:t xml:space="preserve">What's next</w:t>
+      </w:r>
+    </w:p>
+    <w:p>
+      <w:pPr>
+        <w:spacing w:after="120"/>
+      </w:pPr>
+      <w:r>
+        <w:t xml:space="preserve">With the data profiled and keys discovered, the catalog now knows the shape and quality of CSCU's data. Workshop 5 puts that to work for compliance: Data Identification scans the profiled tables with dictionaries and patterns to flag PII and confidential data automatically, and you set the Sensitivity that protects CSCU's members — including hunting down the stored CVV codes the failing PCI rule just exposed.</w:t>
       </w:r>
     </w:p>
     <w:p>
@@ -2844,6 +7280,36 @@
     <w:abstractNumId w:val="3"/>
   </w:num>
   <w:num w:numId="100">
+    <w:abstractNumId w:val="23"/>
+    <w:lvlOverride w:ilvl="0">
+      <w:startOverride w:val="1"/>
+    </w:lvlOverride>
+  </w:num>
+  <w:num w:numId="101">
+    <w:abstractNumId w:val="23"/>
+    <w:lvlOverride w:ilvl="0">
+      <w:startOverride w:val="1"/>
+    </w:lvlOverride>
+  </w:num>
+  <w:num w:numId="102">
+    <w:abstractNumId w:val="23"/>
+    <w:lvlOverride w:ilvl="0">
+      <w:startOverride w:val="1"/>
+    </w:lvlOverride>
+  </w:num>
+  <w:num w:numId="103">
+    <w:abstractNumId w:val="23"/>
+    <w:lvlOverride w:ilvl="0">
+      <w:startOverride w:val="1"/>
+    </w:lvlOverride>
+  </w:num>
+  <w:num w:numId="104">
+    <w:abstractNumId w:val="23"/>
+    <w:lvlOverride w:ilvl="0">
+      <w:startOverride w:val="1"/>
+    </w:lvlOverride>
+  </w:num>
+  <w:num w:numId="105">
     <w:abstractNumId w:val="23"/>
     <w:lvlOverride w:ilvl="0">
       <w:startOverride w:val="1"/>
